--- a/Hit_or_Flop_Analysis.docx
+++ b/Hit_or_Flop_Analysis.docx
@@ -30,7 +30,7 @@
           <w:sz w:val="24"/>
           <w:szCs w:val="24"/>
         </w:rPr>
-        <w:t xml:space="preserve">A cross-era comparison of classifier performance and feature importance (SHAP)</w:t>
+        <w:t xml:space="preserve">A cross-era comparison of tuned classifiers and feature importance (SHAP)</w:t>
       </w:r>
     </w:p>
     <w:p>
@@ -71,7 +71,7 @@
         <w:spacing w:after="140"/>
       </w:pPr>
       <w:r>
-        <w:t xml:space="preserve">This study asks two linked questions. First, which classifier — Logistic Regression, Random Forest, or K-Nearest Neighbours — best predicts whether a track reached the Billboard Hot 100 from its Spotify audio features? Second, which features matter most, and does their importance shift across musical eras from 1960 to 2019? Rather than treating the task as a single static classification problem, we model each era separately and compare feature importance (via SHAP) across eras, turning a model-comparison exercise into a study of how the determinants of commercial success have evolved.</w:t>
+        <w:t xml:space="preserve">This study asks two linked questions. First, which classifier — Logistic Regression, Random Forest, or K-Nearest Neighbours — best predicts whether a track reached the Billboard Hot 100 from its Spotify audio features? Second, which features matter most, and does their importance shift across musical eras from 1960 to 2019? Rather than treating the task as a single static problem, we model each era separately and compare feature importance (via SHAP) across eras, turning a model comparison into a study of how the determinants of commercial success have evolved.</w:t>
       </w:r>
     </w:p>
     <w:p>
@@ -87,7 +87,7 @@
         <w:spacing w:after="140"/>
       </w:pPr>
       <w:r>
-        <w:t xml:space="preserve">The Spotify Hit Predictor Dataset (1960–2019; Kaggle, theoverman) labels 41,106 tracks as hit (reached the Billboard Hot 100) or flop, each described by Spotify audio features. The data are distributed as six per-decade files (1960s–2010s) and are exactly balanced (50% hit, 50% flop) within every decade. After removing three records with invalid sensor readings (a tempo or time-signature of zero), 41,103 tracks remained.</w:t>
+        <w:t xml:space="preserve">The Spotify Hit Predictor Dataset (1960–2019; Kaggle, theoverman) labels 41,106 tracks as hit (reached the Billboard Hot 100) or flop, each described by Spotify audio features. The data are distributed as six per-decade files (1960s–2010s) and are exactly balanced (50% hit, 50% flop) within every decade. After removing three records with invalid sensor readings (a tempo or time-signature of zero), 41,103 tracks remained. We retained fifteen numeric audio and structural features: danceability, energy, key, loudness, mode, speechiness, acousticness, instrumentalness, liveness, valence, tempo, duration, time-signature, chorus-hit location, and number of sections; track, artist, and URI identifiers were dropped.</w:t>
       </w:r>
     </w:p>
     <w:p>
@@ -95,7 +95,22 @@
         <w:spacing w:after="140"/>
       </w:pPr>
       <w:r>
-        <w:t xml:space="preserve">We retained fifteen numeric audio and structural features: danceability, energy, key, loudness, mode, speechiness, acousticness, instrumentalness, liveness, valence, tempo, duration, time-signature, chorus-hit location, and number of sections. Track, artist, and URI identifiers were dropped. A small number of tracks (546; ~1.3%) appear in more than one decade file; because each era is modelled independently, this does not bias the within-era comparisons.</w:t>
+        <w:rPr>
+          <w:b/>
+          <w:bCs/>
+        </w:rPr>
+        <w:t xml:space="preserve">Era grouping. </w:t>
+      </w:r>
+      <w:r>
+        <w:t xml:space="preserve">To keep the number of models manageable and the comparison interpretable, the six decades were grouped into three industry eras reflecting the dominant distribution medium: an Analog era (1960–1989; n = 23,315), a CD/Digital era (1990–2009; n = 11,391), and a Streaming era (2010–2019; n = 6,397). Per-decade models were also fitted to trace finer-grained trends.</w:t>
+      </w:r>
+    </w:p>
+    <w:p>
+      <w:pPr>
+        <w:pStyle w:val="Heading1"/>
+      </w:pPr>
+      <w:r>
+        <w:t xml:space="preserve">3. Exploratory Data Analysis</w:t>
       </w:r>
     </w:p>
     <w:p>
@@ -103,72 +118,19 @@
         <w:spacing w:after="140"/>
       </w:pPr>
       <w:r>
+        <w:t xml:space="preserve">Before modelling, we profiled the features and how they separate hits from flops. Table 1 reports summary statistics for the fifteen features across all 41,103 tracks. The data contain no missing values; a few features (notably duration, sections, and chorus-hit location) carry extreme right-tail outliers, and key, mode, and time-signature are discrete.</w:t>
+      </w:r>
+    </w:p>
+    <w:p>
+      <w:pPr>
+        <w:spacing w:after="120"/>
+      </w:pPr>
+      <w:r>
         <w:rPr>
           <w:b/>
           <w:bCs/>
-        </w:rPr>
-        <w:t xml:space="preserve">Era grouping. </w:t>
-      </w:r>
-      <w:r>
-        <w:t xml:space="preserve">To keep the number of models manageable and the comparison interpretable, the six decades were grouped into three industry eras reflecting the dominant distribution medium: an Analog era (1960–1989; n = 23,315), a CD/Digital era (1990–2009; n = 11,391), and a Streaming era (2010–2019; n = 6,397). Per-decade models were also fitted to trace finer-grained trends.</w:t>
-      </w:r>
-    </w:p>
-    <w:p>
-      <w:pPr>
-        <w:pStyle w:val="Heading1"/>
-      </w:pPr>
-      <w:r>
-        <w:t xml:space="preserve">3. Methods</w:t>
-      </w:r>
-    </w:p>
-    <w:p>
-      <w:pPr>
-        <w:spacing w:after="140"/>
-      </w:pPr>
-      <w:r>
-        <w:t xml:space="preserve">All features were standardised (z-score) before fitting the distance- and coefficient-based models (Logistic Regression and KNN); the Random Forest used the raw feature scale. Three classifiers were compared: Logistic Regression (L2-regularised), Random Forest (150 trees), and K-Nearest Neighbours (k = 25). Each model was evaluated within every era and decade using stratified five-fold cross-validation, reporting accuracy, F1, and ROC-AUC averaged across folds.</w:t>
-      </w:r>
-    </w:p>
-    <w:p>
-      <w:pPr>
-        <w:spacing w:after="140"/>
-      </w:pPr>
-      <w:r>
-        <w:t xml:space="preserve">Feature importance was assessed with the best-performing model (Random Forest) using SHAP (TreeExplainer), reported as the mean absolute SHAP value per feature within each era and decade. To make exact TreeSHAP tractable on the larger subsets, the interpretation forest was depth-capped (max_depth = 14); its cross-validated ROC-AUC stayed within 0.005 of the unconstrained forest, so the cap does not materially change the model being explained. The direction of each feature's effect was summarised with standardised Logistic-Regression coefficients, where a positive coefficient pushes a track toward hit.</w:t>
-      </w:r>
-    </w:p>
-    <w:p>
-      <w:pPr>
-        <w:pStyle w:val="Heading1"/>
-      </w:pPr>
-      <w:r>
-        <w:t xml:space="preserve">4. Results</w:t>
-      </w:r>
-    </w:p>
-    <w:p>
-      <w:pPr>
-        <w:pStyle w:val="Heading2"/>
-      </w:pPr>
-      <w:r>
-        <w:t xml:space="preserve">4.1 Classifier performance</w:t>
-      </w:r>
-    </w:p>
-    <w:p>
-      <w:pPr>
-        <w:spacing w:after="140"/>
-      </w:pPr>
-      <w:r>
-        <w:t xml:space="preserve">Random Forest was the strongest classifier in every era and decade (Table 1, Figure 1). Within eras its ROC-AUC was 0.844 (Analog), 0.916 (CD/Digital), and 0.911 (Streaming), ahead of KNN and Logistic Regression by roughly 0.03–0.06 AUC. A clear secondary pattern emerges: hits became more predictable from audio features over time. Per-decade Random-Forest AUC rose from about 0.85 in the 1960s–70s to a peak of 0.92 in the 2000s, easing slightly to 0.91 in the 2010s (Figure 1b).</w:t>
-      </w:r>
-    </w:p>
-    <w:p>
-      <w:pPr>
-        <w:spacing w:after="140"/>
-      </w:pPr>
-      <w:r>
-        <w:rPr>
-          <w:b/>
-          <w:bCs/>
+          <w:sz w:val="19"/>
+          <w:szCs w:val="19"/>
         </w:rPr>
         <w:t xml:space="preserve">Table 1. </w:t>
       </w:r>
@@ -180,7 +142,7 @@
           <w:sz w:val="19"/>
           <w:szCs w:val="19"/>
         </w:rPr>
-        <w:t xml:space="preserve">Cross-validated performance of the three classifiers by era (mean over 5 folds). Random Forest, the best model per era, is shaded.</w:t>
+        <w:t xml:space="preserve">Descriptive statistics for the fifteen audio features (all tracks).</w:t>
       </w:r>
     </w:p>
     <w:tbl>
@@ -196,12 +158,12 @@
         </w:tblBorders>
       </w:tblPr>
       <w:tblGrid>
-        <w:gridCol w:w="2240"/>
-        <w:gridCol w:w="1860"/>
-        <w:gridCol w:w="1060"/>
-        <w:gridCol w:w="1400"/>
-        <w:gridCol w:w="1400"/>
-        <w:gridCol w:w="1400"/>
+        <w:gridCol w:w="2200"/>
+        <w:gridCol w:w="1432"/>
+        <w:gridCol w:w="1432"/>
+        <w:gridCol w:w="1432"/>
+        <w:gridCol w:w="1432"/>
+        <w:gridCol w:w="1432"/>
       </w:tblGrid>
       <w:tr>
         <w:trPr>
@@ -209,7 +171,7 @@
         </w:trPr>
         <w:tc>
           <w:tcPr>
-            <w:tcW w:type="dxa" w:w="2240"/>
+            <w:tcW w:type="dxa" w:w="2200"/>
             <w:shd w:fill="15212B" w:val="clear"/>
             <w:tcMar>
               <w:top w:type="dxa" w:w="70"/>
@@ -224,16 +186,16 @@
                 <w:b/>
                 <w:bCs/>
                 <w:color w:val="FFFFFF"/>
-                <w:sz w:val="19"/>
-                <w:szCs w:val="19"/>
-              </w:rPr>
-              <w:t xml:space="preserve">Era</w:t>
-            </w:r>
-          </w:p>
-        </w:tc>
-        <w:tc>
-          <w:tcPr>
-            <w:tcW w:type="dxa" w:w="1860"/>
+                <w:sz w:val="18"/>
+                <w:szCs w:val="18"/>
+              </w:rPr>
+              <w:t xml:space="preserve">Feature</w:t>
+            </w:r>
+          </w:p>
+        </w:tc>
+        <w:tc>
+          <w:tcPr>
+            <w:tcW w:type="dxa" w:w="1432"/>
             <w:shd w:fill="15212B" w:val="clear"/>
             <w:tcMar>
               <w:top w:type="dxa" w:w="70"/>
@@ -248,16 +210,16 @@
                 <w:b/>
                 <w:bCs/>
                 <w:color w:val="FFFFFF"/>
-                <w:sz w:val="19"/>
-                <w:szCs w:val="19"/>
-              </w:rPr>
-              <w:t xml:space="preserve">Classifier</w:t>
-            </w:r>
-          </w:p>
-        </w:tc>
-        <w:tc>
-          <w:tcPr>
-            <w:tcW w:type="dxa" w:w="1060"/>
+                <w:sz w:val="18"/>
+                <w:szCs w:val="18"/>
+              </w:rPr>
+              <w:t xml:space="preserve">Mean</w:t>
+            </w:r>
+          </w:p>
+        </w:tc>
+        <w:tc>
+          <w:tcPr>
+            <w:tcW w:type="dxa" w:w="1432"/>
             <w:shd w:fill="15212B" w:val="clear"/>
             <w:tcMar>
               <w:top w:type="dxa" w:w="70"/>
@@ -272,16 +234,16 @@
                 <w:b/>
                 <w:bCs/>
                 <w:color w:val="FFFFFF"/>
-                <w:sz w:val="19"/>
-                <w:szCs w:val="19"/>
-              </w:rPr>
-              <w:t xml:space="preserve">N</w:t>
-            </w:r>
-          </w:p>
-        </w:tc>
-        <w:tc>
-          <w:tcPr>
-            <w:tcW w:type="dxa" w:w="1400"/>
+                <w:sz w:val="18"/>
+                <w:szCs w:val="18"/>
+              </w:rPr>
+              <w:t xml:space="preserve">SD</w:t>
+            </w:r>
+          </w:p>
+        </w:tc>
+        <w:tc>
+          <w:tcPr>
+            <w:tcW w:type="dxa" w:w="1432"/>
             <w:shd w:fill="15212B" w:val="clear"/>
             <w:tcMar>
               <w:top w:type="dxa" w:w="70"/>
@@ -296,16 +258,16 @@
                 <w:b/>
                 <w:bCs/>
                 <w:color w:val="FFFFFF"/>
-                <w:sz w:val="19"/>
-                <w:szCs w:val="19"/>
-              </w:rPr>
-              <w:t xml:space="preserve">Accuracy</w:t>
-            </w:r>
-          </w:p>
-        </w:tc>
-        <w:tc>
-          <w:tcPr>
-            <w:tcW w:type="dxa" w:w="1400"/>
+                <w:sz w:val="18"/>
+                <w:szCs w:val="18"/>
+              </w:rPr>
+              <w:t xml:space="preserve">Min</w:t>
+            </w:r>
+          </w:p>
+        </w:tc>
+        <w:tc>
+          <w:tcPr>
+            <w:tcW w:type="dxa" w:w="1432"/>
             <w:shd w:fill="15212B" w:val="clear"/>
             <w:tcMar>
               <w:top w:type="dxa" w:w="70"/>
@@ -320,16 +282,16 @@
                 <w:b/>
                 <w:bCs/>
                 <w:color w:val="FFFFFF"/>
-                <w:sz w:val="19"/>
-                <w:szCs w:val="19"/>
-              </w:rPr>
-              <w:t xml:space="preserve">F1</w:t>
-            </w:r>
-          </w:p>
-        </w:tc>
-        <w:tc>
-          <w:tcPr>
-            <w:tcW w:type="dxa" w:w="1400"/>
+                <w:sz w:val="18"/>
+                <w:szCs w:val="18"/>
+              </w:rPr>
+              <w:t xml:space="preserve">Median</w:t>
+            </w:r>
+          </w:p>
+        </w:tc>
+        <w:tc>
+          <w:tcPr>
+            <w:tcW w:type="dxa" w:w="1432"/>
             <w:shd w:fill="15212B" w:val="clear"/>
             <w:tcMar>
               <w:top w:type="dxa" w:w="70"/>
@@ -344,10 +306,10 @@
                 <w:b/>
                 <w:bCs/>
                 <w:color w:val="FFFFFF"/>
-                <w:sz w:val="19"/>
-                <w:szCs w:val="19"/>
-              </w:rPr>
-              <w:t xml:space="preserve">ROC-AUC</w:t>
+                <w:sz w:val="18"/>
+                <w:szCs w:val="18"/>
+              </w:rPr>
+              <w:t xml:space="preserve">Max</w:t>
             </w:r>
           </w:p>
         </w:tc>
@@ -355,7 +317,7 @@
       <w:tr>
         <w:tc>
           <w:tcPr>
-            <w:tcW w:type="dxa" w:w="2240"/>
+            <w:tcW w:type="dxa" w:w="2200"/>
             <w:shd w:fill="F5F6F8" w:val="clear"/>
             <w:tcMar>
               <w:top w:type="dxa" w:w="60"/>
@@ -370,148 +332,148 @@
             </w:pPr>
             <w:r>
               <w:rPr>
-                <w:b/>
-                <w:bCs/>
-                <w:color w:val="222222"/>
-                <w:sz w:val="19"/>
-                <w:szCs w:val="19"/>
-              </w:rPr>
-              <w:t xml:space="preserve">Analog (1960–89)</w:t>
-            </w:r>
-          </w:p>
-        </w:tc>
-        <w:tc>
-          <w:tcPr>
-            <w:tcW w:type="dxa" w:w="1860"/>
-            <w:shd w:fill="F5F6F8" w:val="clear"/>
-            <w:tcMar>
-              <w:top w:type="dxa" w:w="60"/>
-              <w:left w:type="dxa" w:w="110"/>
-              <w:bottom w:type="dxa" w:w="60"/>
-              <w:right w:type="dxa" w:w="110"/>
-            </w:tcMar>
-          </w:tcPr>
-          <w:p>
-            <w:pPr>
-              <w:jc w:val="left"/>
-            </w:pPr>
-            <w:r>
-              <w:rPr>
-                <w:b w:val="false"/>
-                <w:bCs w:val="false"/>
-                <w:color w:val="222222"/>
-                <w:sz w:val="19"/>
-                <w:szCs w:val="19"/>
-              </w:rPr>
-              <w:t xml:space="preserve">Logistic Regression</w:t>
-            </w:r>
-          </w:p>
-        </w:tc>
-        <w:tc>
-          <w:tcPr>
-            <w:tcW w:type="dxa" w:w="1060"/>
-            <w:shd w:fill="F5F6F8" w:val="clear"/>
-            <w:tcMar>
-              <w:top w:type="dxa" w:w="60"/>
-              <w:left w:type="dxa" w:w="110"/>
-              <w:bottom w:type="dxa" w:w="60"/>
-              <w:right w:type="dxa" w:w="110"/>
-            </w:tcMar>
-          </w:tcPr>
-          <w:p>
-            <w:pPr>
-              <w:jc w:val="right"/>
-            </w:pPr>
-            <w:r>
-              <w:rPr>
-                <w:b w:val="false"/>
-                <w:bCs w:val="false"/>
-                <w:color w:val="222222"/>
-                <w:sz w:val="19"/>
-                <w:szCs w:val="19"/>
-              </w:rPr>
-              <w:t xml:space="preserve">23,315</w:t>
-            </w:r>
-          </w:p>
-        </w:tc>
-        <w:tc>
-          <w:tcPr>
-            <w:tcW w:type="dxa" w:w="1400"/>
-            <w:shd w:fill="F5F6F8" w:val="clear"/>
-            <w:tcMar>
-              <w:top w:type="dxa" w:w="60"/>
-              <w:left w:type="dxa" w:w="110"/>
-              <w:bottom w:type="dxa" w:w="60"/>
-              <w:right w:type="dxa" w:w="110"/>
-            </w:tcMar>
-          </w:tcPr>
-          <w:p>
-            <w:pPr>
-              <w:jc w:val="center"/>
-            </w:pPr>
-            <w:r>
-              <w:rPr>
-                <w:b w:val="false"/>
-                <w:bCs w:val="false"/>
-                <w:color w:val="222222"/>
-                <w:sz w:val="19"/>
-                <w:szCs w:val="19"/>
-              </w:rPr>
-              <w:t xml:space="preserve">0.714</w:t>
-            </w:r>
-          </w:p>
-        </w:tc>
-        <w:tc>
-          <w:tcPr>
-            <w:tcW w:type="dxa" w:w="1400"/>
-            <w:shd w:fill="F5F6F8" w:val="clear"/>
-            <w:tcMar>
-              <w:top w:type="dxa" w:w="60"/>
-              <w:left w:type="dxa" w:w="110"/>
-              <w:bottom w:type="dxa" w:w="60"/>
-              <w:right w:type="dxa" w:w="110"/>
-            </w:tcMar>
-          </w:tcPr>
-          <w:p>
-            <w:pPr>
-              <w:jc w:val="center"/>
-            </w:pPr>
-            <w:r>
-              <w:rPr>
-                <w:b w:val="false"/>
-                <w:bCs w:val="false"/>
-                <w:color w:val="222222"/>
-                <w:sz w:val="19"/>
-                <w:szCs w:val="19"/>
-              </w:rPr>
-              <w:t xml:space="preserve">0.735</w:t>
-            </w:r>
-          </w:p>
-        </w:tc>
-        <w:tc>
-          <w:tcPr>
-            <w:tcW w:type="dxa" w:w="1400"/>
-            <w:shd w:fill="F5F6F8" w:val="clear"/>
-            <w:tcMar>
-              <w:top w:type="dxa" w:w="60"/>
-              <w:left w:type="dxa" w:w="110"/>
-              <w:bottom w:type="dxa" w:w="60"/>
-              <w:right w:type="dxa" w:w="110"/>
-            </w:tcMar>
-          </w:tcPr>
-          <w:p>
-            <w:pPr>
-              <w:jc w:val="center"/>
-            </w:pPr>
-            <w:r>
-              <w:rPr>
-                <w:b w:val="false"/>
-                <w:bCs w:val="false"/>
-                <w:color w:val="222222"/>
-                <w:sz w:val="19"/>
-                <w:szCs w:val="19"/>
-              </w:rPr>
-              <w:t xml:space="preserve">0.786</w:t>
+                <w:b w:val="false"/>
+                <w:bCs w:val="false"/>
+                <w:color w:val="222222"/>
+                <w:sz w:val="18"/>
+                <w:szCs w:val="18"/>
+              </w:rPr>
+              <w:t xml:space="preserve">danceability</w:t>
+            </w:r>
+          </w:p>
+        </w:tc>
+        <w:tc>
+          <w:tcPr>
+            <w:tcW w:type="dxa" w:w="1432"/>
+            <w:shd w:fill="F5F6F8" w:val="clear"/>
+            <w:tcMar>
+              <w:top w:type="dxa" w:w="60"/>
+              <w:left w:type="dxa" w:w="110"/>
+              <w:bottom w:type="dxa" w:w="60"/>
+              <w:right w:type="dxa" w:w="110"/>
+            </w:tcMar>
+          </w:tcPr>
+          <w:p>
+            <w:pPr>
+              <w:jc w:val="center"/>
+            </w:pPr>
+            <w:r>
+              <w:rPr>
+                <w:b w:val="false"/>
+                <w:bCs w:val="false"/>
+                <w:color w:val="222222"/>
+                <w:sz w:val="18"/>
+                <w:szCs w:val="18"/>
+              </w:rPr>
+              <w:t xml:space="preserve">0.54</w:t>
+            </w:r>
+          </w:p>
+        </w:tc>
+        <w:tc>
+          <w:tcPr>
+            <w:tcW w:type="dxa" w:w="1432"/>
+            <w:shd w:fill="F5F6F8" w:val="clear"/>
+            <w:tcMar>
+              <w:top w:type="dxa" w:w="60"/>
+              <w:left w:type="dxa" w:w="110"/>
+              <w:bottom w:type="dxa" w:w="60"/>
+              <w:right w:type="dxa" w:w="110"/>
+            </w:tcMar>
+          </w:tcPr>
+          <w:p>
+            <w:pPr>
+              <w:jc w:val="center"/>
+            </w:pPr>
+            <w:r>
+              <w:rPr>
+                <w:b w:val="false"/>
+                <w:bCs w:val="false"/>
+                <w:color w:val="222222"/>
+                <w:sz w:val="18"/>
+                <w:szCs w:val="18"/>
+              </w:rPr>
+              <w:t xml:space="preserve">0.178</w:t>
+            </w:r>
+          </w:p>
+        </w:tc>
+        <w:tc>
+          <w:tcPr>
+            <w:tcW w:type="dxa" w:w="1432"/>
+            <w:shd w:fill="F5F6F8" w:val="clear"/>
+            <w:tcMar>
+              <w:top w:type="dxa" w:w="60"/>
+              <w:left w:type="dxa" w:w="110"/>
+              <w:bottom w:type="dxa" w:w="60"/>
+              <w:right w:type="dxa" w:w="110"/>
+            </w:tcMar>
+          </w:tcPr>
+          <w:p>
+            <w:pPr>
+              <w:jc w:val="center"/>
+            </w:pPr>
+            <w:r>
+              <w:rPr>
+                <w:b w:val="false"/>
+                <w:bCs w:val="false"/>
+                <w:color w:val="222222"/>
+                <w:sz w:val="18"/>
+                <w:szCs w:val="18"/>
+              </w:rPr>
+              <w:t xml:space="preserve">0.058</w:t>
+            </w:r>
+          </w:p>
+        </w:tc>
+        <w:tc>
+          <w:tcPr>
+            <w:tcW w:type="dxa" w:w="1432"/>
+            <w:shd w:fill="F5F6F8" w:val="clear"/>
+            <w:tcMar>
+              <w:top w:type="dxa" w:w="60"/>
+              <w:left w:type="dxa" w:w="110"/>
+              <w:bottom w:type="dxa" w:w="60"/>
+              <w:right w:type="dxa" w:w="110"/>
+            </w:tcMar>
+          </w:tcPr>
+          <w:p>
+            <w:pPr>
+              <w:jc w:val="center"/>
+            </w:pPr>
+            <w:r>
+              <w:rPr>
+                <w:b w:val="false"/>
+                <w:bCs w:val="false"/>
+                <w:color w:val="222222"/>
+                <w:sz w:val="18"/>
+                <w:szCs w:val="18"/>
+              </w:rPr>
+              <w:t xml:space="preserve">0.552</w:t>
+            </w:r>
+          </w:p>
+        </w:tc>
+        <w:tc>
+          <w:tcPr>
+            <w:tcW w:type="dxa" w:w="1432"/>
+            <w:shd w:fill="F5F6F8" w:val="clear"/>
+            <w:tcMar>
+              <w:top w:type="dxa" w:w="60"/>
+              <w:left w:type="dxa" w:w="110"/>
+              <w:bottom w:type="dxa" w:w="60"/>
+              <w:right w:type="dxa" w:w="110"/>
+            </w:tcMar>
+          </w:tcPr>
+          <w:p>
+            <w:pPr>
+              <w:jc w:val="center"/>
+            </w:pPr>
+            <w:r>
+              <w:rPr>
+                <w:b w:val="false"/>
+                <w:bCs w:val="false"/>
+                <w:color w:val="222222"/>
+                <w:sz w:val="18"/>
+                <w:szCs w:val="18"/>
+              </w:rPr>
+              <w:t xml:space="preserve">0.988</w:t>
             </w:r>
           </w:p>
         </w:tc>
@@ -519,8 +481,7 @@
       <w:tr>
         <w:tc>
           <w:tcPr>
-            <w:tcW w:type="dxa" w:w="2240"/>
-            <w:shd w:fill="E7F0EC" w:val="clear"/>
+            <w:tcW w:type="dxa" w:w="2200"/>
             <w:tcMar>
               <w:top w:type="dxa" w:w="60"/>
               <w:left w:type="dxa" w:w="110"/>
@@ -537,145 +498,140 @@
                 <w:b w:val="false"/>
                 <w:bCs w:val="false"/>
                 <w:color w:val="222222"/>
-                <w:sz w:val="19"/>
-                <w:szCs w:val="19"/>
-              </w:rPr>
-              <w:t xml:space="preserve"/>
-            </w:r>
-          </w:p>
-        </w:tc>
-        <w:tc>
-          <w:tcPr>
-            <w:tcW w:type="dxa" w:w="1860"/>
-            <w:shd w:fill="E7F0EC" w:val="clear"/>
-            <w:tcMar>
-              <w:top w:type="dxa" w:w="60"/>
-              <w:left w:type="dxa" w:w="110"/>
-              <w:bottom w:type="dxa" w:w="60"/>
-              <w:right w:type="dxa" w:w="110"/>
-            </w:tcMar>
-          </w:tcPr>
-          <w:p>
-            <w:pPr>
-              <w:jc w:val="left"/>
-            </w:pPr>
-            <w:r>
-              <w:rPr>
-                <w:b/>
-                <w:bCs/>
-                <w:color w:val="2D6A4F"/>
-                <w:sz w:val="19"/>
-                <w:szCs w:val="19"/>
-              </w:rPr>
-              <w:t xml:space="preserve">Random Forest</w:t>
-            </w:r>
-          </w:p>
-        </w:tc>
-        <w:tc>
-          <w:tcPr>
-            <w:tcW w:type="dxa" w:w="1060"/>
-            <w:shd w:fill="E7F0EC" w:val="clear"/>
-            <w:tcMar>
-              <w:top w:type="dxa" w:w="60"/>
-              <w:left w:type="dxa" w:w="110"/>
-              <w:bottom w:type="dxa" w:w="60"/>
-              <w:right w:type="dxa" w:w="110"/>
-            </w:tcMar>
-          </w:tcPr>
-          <w:p>
-            <w:pPr>
-              <w:jc w:val="right"/>
-            </w:pPr>
-            <w:r>
-              <w:rPr>
-                <w:b w:val="false"/>
-                <w:bCs w:val="false"/>
-                <w:color w:val="222222"/>
-                <w:sz w:val="19"/>
-                <w:szCs w:val="19"/>
-              </w:rPr>
-              <w:t xml:space="preserve">23,315</w:t>
-            </w:r>
-          </w:p>
-        </w:tc>
-        <w:tc>
-          <w:tcPr>
-            <w:tcW w:type="dxa" w:w="1400"/>
-            <w:shd w:fill="E7F0EC" w:val="clear"/>
-            <w:tcMar>
-              <w:top w:type="dxa" w:w="60"/>
-              <w:left w:type="dxa" w:w="110"/>
-              <w:bottom w:type="dxa" w:w="60"/>
-              <w:right w:type="dxa" w:w="110"/>
-            </w:tcMar>
-          </w:tcPr>
-          <w:p>
-            <w:pPr>
-              <w:jc w:val="center"/>
-            </w:pPr>
-            <w:r>
-              <w:rPr>
-                <w:b w:val="false"/>
-                <w:bCs w:val="false"/>
-                <w:color w:val="222222"/>
-                <w:sz w:val="19"/>
-                <w:szCs w:val="19"/>
-              </w:rPr>
-              <w:t xml:space="preserve">0.766</w:t>
-            </w:r>
-          </w:p>
-        </w:tc>
-        <w:tc>
-          <w:tcPr>
-            <w:tcW w:type="dxa" w:w="1400"/>
-            <w:shd w:fill="E7F0EC" w:val="clear"/>
-            <w:tcMar>
-              <w:top w:type="dxa" w:w="60"/>
-              <w:left w:type="dxa" w:w="110"/>
-              <w:bottom w:type="dxa" w:w="60"/>
-              <w:right w:type="dxa" w:w="110"/>
-            </w:tcMar>
-          </w:tcPr>
-          <w:p>
-            <w:pPr>
-              <w:jc w:val="center"/>
-            </w:pPr>
-            <w:r>
-              <w:rPr>
-                <w:b w:val="false"/>
-                <w:bCs w:val="false"/>
-                <w:color w:val="222222"/>
-                <w:sz w:val="19"/>
-                <w:szCs w:val="19"/>
-              </w:rPr>
-              <w:t xml:space="preserve">0.783</w:t>
-            </w:r>
-          </w:p>
-        </w:tc>
-        <w:tc>
-          <w:tcPr>
-            <w:tcW w:type="dxa" w:w="1400"/>
-            <w:shd w:fill="E7F0EC" w:val="clear"/>
-            <w:tcMar>
-              <w:top w:type="dxa" w:w="60"/>
-              <w:left w:type="dxa" w:w="110"/>
-              <w:bottom w:type="dxa" w:w="60"/>
-              <w:right w:type="dxa" w:w="110"/>
-            </w:tcMar>
-          </w:tcPr>
-          <w:p>
-            <w:pPr>
-              <w:jc w:val="center"/>
-            </w:pPr>
-            <w:r>
-              <w:rPr>
-                <w:b/>
-                <w:bCs/>
-                <w:color w:val="2D6A4F"/>
-                <w:sz w:val="19"/>
-                <w:szCs w:val="19"/>
-              </w:rPr>
-              <w:t xml:space="preserve">0.844</w:t>
+                <w:sz w:val="18"/>
+                <w:szCs w:val="18"/>
+              </w:rPr>
+              <w:t xml:space="preserve">energy</w:t>
+            </w:r>
+          </w:p>
+        </w:tc>
+        <w:tc>
+          <w:tcPr>
+            <w:tcW w:type="dxa" w:w="1432"/>
+            <w:tcMar>
+              <w:top w:type="dxa" w:w="60"/>
+              <w:left w:type="dxa" w:w="110"/>
+              <w:bottom w:type="dxa" w:w="60"/>
+              <w:right w:type="dxa" w:w="110"/>
+            </w:tcMar>
+          </w:tcPr>
+          <w:p>
+            <w:pPr>
+              <w:jc w:val="center"/>
+            </w:pPr>
+            <w:r>
+              <w:rPr>
+                <w:b w:val="false"/>
+                <w:bCs w:val="false"/>
+                <w:color w:val="222222"/>
+                <w:sz w:val="18"/>
+                <w:szCs w:val="18"/>
+              </w:rPr>
+              <w:t xml:space="preserve">0.58</w:t>
+            </w:r>
+          </w:p>
+        </w:tc>
+        <w:tc>
+          <w:tcPr>
+            <w:tcW w:type="dxa" w:w="1432"/>
+            <w:tcMar>
+              <w:top w:type="dxa" w:w="60"/>
+              <w:left w:type="dxa" w:w="110"/>
+              <w:bottom w:type="dxa" w:w="60"/>
+              <w:right w:type="dxa" w:w="110"/>
+            </w:tcMar>
+          </w:tcPr>
+          <w:p>
+            <w:pPr>
+              <w:jc w:val="center"/>
+            </w:pPr>
+            <w:r>
+              <w:rPr>
+                <w:b w:val="false"/>
+                <w:bCs w:val="false"/>
+                <w:color w:val="222222"/>
+                <w:sz w:val="18"/>
+                <w:szCs w:val="18"/>
+              </w:rPr>
+              <w:t xml:space="preserve">0.253</w:t>
+            </w:r>
+          </w:p>
+        </w:tc>
+        <w:tc>
+          <w:tcPr>
+            <w:tcW w:type="dxa" w:w="1432"/>
+            <w:tcMar>
+              <w:top w:type="dxa" w:w="60"/>
+              <w:left w:type="dxa" w:w="110"/>
+              <w:bottom w:type="dxa" w:w="60"/>
+              <w:right w:type="dxa" w:w="110"/>
+            </w:tcMar>
+          </w:tcPr>
+          <w:p>
+            <w:pPr>
+              <w:jc w:val="center"/>
+            </w:pPr>
+            <w:r>
+              <w:rPr>
+                <w:b w:val="false"/>
+                <w:bCs w:val="false"/>
+                <w:color w:val="222222"/>
+                <w:sz w:val="18"/>
+                <w:szCs w:val="18"/>
+              </w:rPr>
+              <w:t xml:space="preserve">0</w:t>
+            </w:r>
+          </w:p>
+        </w:tc>
+        <w:tc>
+          <w:tcPr>
+            <w:tcW w:type="dxa" w:w="1432"/>
+            <w:tcMar>
+              <w:top w:type="dxa" w:w="60"/>
+              <w:left w:type="dxa" w:w="110"/>
+              <w:bottom w:type="dxa" w:w="60"/>
+              <w:right w:type="dxa" w:w="110"/>
+            </w:tcMar>
+          </w:tcPr>
+          <w:p>
+            <w:pPr>
+              <w:jc w:val="center"/>
+            </w:pPr>
+            <w:r>
+              <w:rPr>
+                <w:b w:val="false"/>
+                <w:bCs w:val="false"/>
+                <w:color w:val="222222"/>
+                <w:sz w:val="18"/>
+                <w:szCs w:val="18"/>
+              </w:rPr>
+              <w:t xml:space="preserve">0.601</w:t>
+            </w:r>
+          </w:p>
+        </w:tc>
+        <w:tc>
+          <w:tcPr>
+            <w:tcW w:type="dxa" w:w="1432"/>
+            <w:tcMar>
+              <w:top w:type="dxa" w:w="60"/>
+              <w:left w:type="dxa" w:w="110"/>
+              <w:bottom w:type="dxa" w:w="60"/>
+              <w:right w:type="dxa" w:w="110"/>
+            </w:tcMar>
+          </w:tcPr>
+          <w:p>
+            <w:pPr>
+              <w:jc w:val="center"/>
+            </w:pPr>
+            <w:r>
+              <w:rPr>
+                <w:b w:val="false"/>
+                <w:bCs w:val="false"/>
+                <w:color w:val="222222"/>
+                <w:sz w:val="18"/>
+                <w:szCs w:val="18"/>
+              </w:rPr>
+              <w:t xml:space="preserve">1</w:t>
             </w:r>
           </w:p>
         </w:tc>
@@ -683,7 +639,7 @@
       <w:tr>
         <w:tc>
           <w:tcPr>
-            <w:tcW w:type="dxa" w:w="2240"/>
+            <w:tcW w:type="dxa" w:w="2200"/>
             <w:shd w:fill="F5F6F8" w:val="clear"/>
             <w:tcMar>
               <w:top w:type="dxa" w:w="60"/>
@@ -701,145 +657,145 @@
                 <w:b w:val="false"/>
                 <w:bCs w:val="false"/>
                 <w:color w:val="222222"/>
-                <w:sz w:val="19"/>
-                <w:szCs w:val="19"/>
-              </w:rPr>
-              <w:t xml:space="preserve"/>
-            </w:r>
-          </w:p>
-        </w:tc>
-        <w:tc>
-          <w:tcPr>
-            <w:tcW w:type="dxa" w:w="1860"/>
-            <w:shd w:fill="F5F6F8" w:val="clear"/>
-            <w:tcMar>
-              <w:top w:type="dxa" w:w="60"/>
-              <w:left w:type="dxa" w:w="110"/>
-              <w:bottom w:type="dxa" w:w="60"/>
-              <w:right w:type="dxa" w:w="110"/>
-            </w:tcMar>
-          </w:tcPr>
-          <w:p>
-            <w:pPr>
-              <w:jc w:val="left"/>
-            </w:pPr>
-            <w:r>
-              <w:rPr>
-                <w:b w:val="false"/>
-                <w:bCs w:val="false"/>
-                <w:color w:val="222222"/>
-                <w:sz w:val="19"/>
-                <w:szCs w:val="19"/>
-              </w:rPr>
-              <w:t xml:space="preserve">KNN</w:t>
-            </w:r>
-          </w:p>
-        </w:tc>
-        <w:tc>
-          <w:tcPr>
-            <w:tcW w:type="dxa" w:w="1060"/>
-            <w:shd w:fill="F5F6F8" w:val="clear"/>
-            <w:tcMar>
-              <w:top w:type="dxa" w:w="60"/>
-              <w:left w:type="dxa" w:w="110"/>
-              <w:bottom w:type="dxa" w:w="60"/>
-              <w:right w:type="dxa" w:w="110"/>
-            </w:tcMar>
-          </w:tcPr>
-          <w:p>
-            <w:pPr>
-              <w:jc w:val="right"/>
-            </w:pPr>
-            <w:r>
-              <w:rPr>
-                <w:b w:val="false"/>
-                <w:bCs w:val="false"/>
-                <w:color w:val="222222"/>
-                <w:sz w:val="19"/>
-                <w:szCs w:val="19"/>
-              </w:rPr>
-              <w:t xml:space="preserve">23,315</w:t>
-            </w:r>
-          </w:p>
-        </w:tc>
-        <w:tc>
-          <w:tcPr>
-            <w:tcW w:type="dxa" w:w="1400"/>
-            <w:shd w:fill="F5F6F8" w:val="clear"/>
-            <w:tcMar>
-              <w:top w:type="dxa" w:w="60"/>
-              <w:left w:type="dxa" w:w="110"/>
-              <w:bottom w:type="dxa" w:w="60"/>
-              <w:right w:type="dxa" w:w="110"/>
-            </w:tcMar>
-          </w:tcPr>
-          <w:p>
-            <w:pPr>
-              <w:jc w:val="center"/>
-            </w:pPr>
-            <w:r>
-              <w:rPr>
-                <w:b w:val="false"/>
-                <w:bCs w:val="false"/>
-                <w:color w:val="222222"/>
-                <w:sz w:val="19"/>
-                <w:szCs w:val="19"/>
-              </w:rPr>
-              <w:t xml:space="preserve">0.725</w:t>
-            </w:r>
-          </w:p>
-        </w:tc>
-        <w:tc>
-          <w:tcPr>
-            <w:tcW w:type="dxa" w:w="1400"/>
-            <w:shd w:fill="F5F6F8" w:val="clear"/>
-            <w:tcMar>
-              <w:top w:type="dxa" w:w="60"/>
-              <w:left w:type="dxa" w:w="110"/>
-              <w:bottom w:type="dxa" w:w="60"/>
-              <w:right w:type="dxa" w:w="110"/>
-            </w:tcMar>
-          </w:tcPr>
-          <w:p>
-            <w:pPr>
-              <w:jc w:val="center"/>
-            </w:pPr>
-            <w:r>
-              <w:rPr>
-                <w:b w:val="false"/>
-                <w:bCs w:val="false"/>
-                <w:color w:val="222222"/>
-                <w:sz w:val="19"/>
-                <w:szCs w:val="19"/>
-              </w:rPr>
-              <w:t xml:space="preserve">0.760</w:t>
-            </w:r>
-          </w:p>
-        </w:tc>
-        <w:tc>
-          <w:tcPr>
-            <w:tcW w:type="dxa" w:w="1400"/>
-            <w:shd w:fill="F5F6F8" w:val="clear"/>
-            <w:tcMar>
-              <w:top w:type="dxa" w:w="60"/>
-              <w:left w:type="dxa" w:w="110"/>
-              <w:bottom w:type="dxa" w:w="60"/>
-              <w:right w:type="dxa" w:w="110"/>
-            </w:tcMar>
-          </w:tcPr>
-          <w:p>
-            <w:pPr>
-              <w:jc w:val="center"/>
-            </w:pPr>
-            <w:r>
-              <w:rPr>
-                <w:b w:val="false"/>
-                <w:bCs w:val="false"/>
-                <w:color w:val="222222"/>
-                <w:sz w:val="19"/>
-                <w:szCs w:val="19"/>
-              </w:rPr>
-              <w:t xml:space="preserve">0.801</w:t>
+                <w:sz w:val="18"/>
+                <w:szCs w:val="18"/>
+              </w:rPr>
+              <w:t xml:space="preserve">key</w:t>
+            </w:r>
+          </w:p>
+        </w:tc>
+        <w:tc>
+          <w:tcPr>
+            <w:tcW w:type="dxa" w:w="1432"/>
+            <w:shd w:fill="F5F6F8" w:val="clear"/>
+            <w:tcMar>
+              <w:top w:type="dxa" w:w="60"/>
+              <w:left w:type="dxa" w:w="110"/>
+              <w:bottom w:type="dxa" w:w="60"/>
+              <w:right w:type="dxa" w:w="110"/>
+            </w:tcMar>
+          </w:tcPr>
+          <w:p>
+            <w:pPr>
+              <w:jc w:val="center"/>
+            </w:pPr>
+            <w:r>
+              <w:rPr>
+                <w:b w:val="false"/>
+                <w:bCs w:val="false"/>
+                <w:color w:val="222222"/>
+                <w:sz w:val="18"/>
+                <w:szCs w:val="18"/>
+              </w:rPr>
+              <w:t xml:space="preserve">5.213</w:t>
+            </w:r>
+          </w:p>
+        </w:tc>
+        <w:tc>
+          <w:tcPr>
+            <w:tcW w:type="dxa" w:w="1432"/>
+            <w:shd w:fill="F5F6F8" w:val="clear"/>
+            <w:tcMar>
+              <w:top w:type="dxa" w:w="60"/>
+              <w:left w:type="dxa" w:w="110"/>
+              <w:bottom w:type="dxa" w:w="60"/>
+              <w:right w:type="dxa" w:w="110"/>
+            </w:tcMar>
+          </w:tcPr>
+          <w:p>
+            <w:pPr>
+              <w:jc w:val="center"/>
+            </w:pPr>
+            <w:r>
+              <w:rPr>
+                <w:b w:val="false"/>
+                <w:bCs w:val="false"/>
+                <w:color w:val="222222"/>
+                <w:sz w:val="18"/>
+                <w:szCs w:val="18"/>
+              </w:rPr>
+              <w:t xml:space="preserve">3.535</w:t>
+            </w:r>
+          </w:p>
+        </w:tc>
+        <w:tc>
+          <w:tcPr>
+            <w:tcW w:type="dxa" w:w="1432"/>
+            <w:shd w:fill="F5F6F8" w:val="clear"/>
+            <w:tcMar>
+              <w:top w:type="dxa" w:w="60"/>
+              <w:left w:type="dxa" w:w="110"/>
+              <w:bottom w:type="dxa" w:w="60"/>
+              <w:right w:type="dxa" w:w="110"/>
+            </w:tcMar>
+          </w:tcPr>
+          <w:p>
+            <w:pPr>
+              <w:jc w:val="center"/>
+            </w:pPr>
+            <w:r>
+              <w:rPr>
+                <w:b w:val="false"/>
+                <w:bCs w:val="false"/>
+                <w:color w:val="222222"/>
+                <w:sz w:val="18"/>
+                <w:szCs w:val="18"/>
+              </w:rPr>
+              <w:t xml:space="preserve">0</w:t>
+            </w:r>
+          </w:p>
+        </w:tc>
+        <w:tc>
+          <w:tcPr>
+            <w:tcW w:type="dxa" w:w="1432"/>
+            <w:shd w:fill="F5F6F8" w:val="clear"/>
+            <w:tcMar>
+              <w:top w:type="dxa" w:w="60"/>
+              <w:left w:type="dxa" w:w="110"/>
+              <w:bottom w:type="dxa" w:w="60"/>
+              <w:right w:type="dxa" w:w="110"/>
+            </w:tcMar>
+          </w:tcPr>
+          <w:p>
+            <w:pPr>
+              <w:jc w:val="center"/>
+            </w:pPr>
+            <w:r>
+              <w:rPr>
+                <w:b w:val="false"/>
+                <w:bCs w:val="false"/>
+                <w:color w:val="222222"/>
+                <w:sz w:val="18"/>
+                <w:szCs w:val="18"/>
+              </w:rPr>
+              <w:t xml:space="preserve">5</w:t>
+            </w:r>
+          </w:p>
+        </w:tc>
+        <w:tc>
+          <w:tcPr>
+            <w:tcW w:type="dxa" w:w="1432"/>
+            <w:shd w:fill="F5F6F8" w:val="clear"/>
+            <w:tcMar>
+              <w:top w:type="dxa" w:w="60"/>
+              <w:left w:type="dxa" w:w="110"/>
+              <w:bottom w:type="dxa" w:w="60"/>
+              <w:right w:type="dxa" w:w="110"/>
+            </w:tcMar>
+          </w:tcPr>
+          <w:p>
+            <w:pPr>
+              <w:jc w:val="center"/>
+            </w:pPr>
+            <w:r>
+              <w:rPr>
+                <w:b w:val="false"/>
+                <w:bCs w:val="false"/>
+                <w:color w:val="222222"/>
+                <w:sz w:val="18"/>
+                <w:szCs w:val="18"/>
+              </w:rPr>
+              <w:t xml:space="preserve">11</w:t>
             </w:r>
           </w:p>
         </w:tc>
@@ -847,8 +803,7 @@
       <w:tr>
         <w:tc>
           <w:tcPr>
-            <w:tcW w:type="dxa" w:w="2240"/>
-            <w:shd w:fill="F5F6F8" w:val="clear"/>
+            <w:tcW w:type="dxa" w:w="2200"/>
             <w:tcMar>
               <w:top w:type="dxa" w:w="60"/>
               <w:left w:type="dxa" w:w="110"/>
@@ -862,148 +817,143 @@
             </w:pPr>
             <w:r>
               <w:rPr>
-                <w:b/>
-                <w:bCs/>
-                <w:color w:val="222222"/>
-                <w:sz w:val="19"/>
-                <w:szCs w:val="19"/>
-              </w:rPr>
-              <w:t xml:space="preserve">CD/Digital (1990–2009)</w:t>
-            </w:r>
-          </w:p>
-        </w:tc>
-        <w:tc>
-          <w:tcPr>
-            <w:tcW w:type="dxa" w:w="1860"/>
-            <w:shd w:fill="F5F6F8" w:val="clear"/>
-            <w:tcMar>
-              <w:top w:type="dxa" w:w="60"/>
-              <w:left w:type="dxa" w:w="110"/>
-              <w:bottom w:type="dxa" w:w="60"/>
-              <w:right w:type="dxa" w:w="110"/>
-            </w:tcMar>
-          </w:tcPr>
-          <w:p>
-            <w:pPr>
-              <w:jc w:val="left"/>
-            </w:pPr>
-            <w:r>
-              <w:rPr>
-                <w:b w:val="false"/>
-                <w:bCs w:val="false"/>
-                <w:color w:val="222222"/>
-                <w:sz w:val="19"/>
-                <w:szCs w:val="19"/>
-              </w:rPr>
-              <w:t xml:space="preserve">Logistic Regression</w:t>
-            </w:r>
-          </w:p>
-        </w:tc>
-        <w:tc>
-          <w:tcPr>
-            <w:tcW w:type="dxa" w:w="1060"/>
-            <w:shd w:fill="F5F6F8" w:val="clear"/>
-            <w:tcMar>
-              <w:top w:type="dxa" w:w="60"/>
-              <w:left w:type="dxa" w:w="110"/>
-              <w:bottom w:type="dxa" w:w="60"/>
-              <w:right w:type="dxa" w:w="110"/>
-            </w:tcMar>
-          </w:tcPr>
-          <w:p>
-            <w:pPr>
-              <w:jc w:val="right"/>
-            </w:pPr>
-            <w:r>
-              <w:rPr>
-                <w:b w:val="false"/>
-                <w:bCs w:val="false"/>
-                <w:color w:val="222222"/>
-                <w:sz w:val="19"/>
-                <w:szCs w:val="19"/>
-              </w:rPr>
-              <w:t xml:space="preserve">11,391</w:t>
-            </w:r>
-          </w:p>
-        </w:tc>
-        <w:tc>
-          <w:tcPr>
-            <w:tcW w:type="dxa" w:w="1400"/>
-            <w:shd w:fill="F5F6F8" w:val="clear"/>
-            <w:tcMar>
-              <w:top w:type="dxa" w:w="60"/>
-              <w:left w:type="dxa" w:w="110"/>
-              <w:bottom w:type="dxa" w:w="60"/>
-              <w:right w:type="dxa" w:w="110"/>
-            </w:tcMar>
-          </w:tcPr>
-          <w:p>
-            <w:pPr>
-              <w:jc w:val="center"/>
-            </w:pPr>
-            <w:r>
-              <w:rPr>
-                <w:b w:val="false"/>
-                <w:bCs w:val="false"/>
-                <w:color w:val="222222"/>
-                <w:sz w:val="19"/>
-                <w:szCs w:val="19"/>
-              </w:rPr>
-              <w:t xml:space="preserve">0.801</w:t>
-            </w:r>
-          </w:p>
-        </w:tc>
-        <w:tc>
-          <w:tcPr>
-            <w:tcW w:type="dxa" w:w="1400"/>
-            <w:shd w:fill="F5F6F8" w:val="clear"/>
-            <w:tcMar>
-              <w:top w:type="dxa" w:w="60"/>
-              <w:left w:type="dxa" w:w="110"/>
-              <w:bottom w:type="dxa" w:w="60"/>
-              <w:right w:type="dxa" w:w="110"/>
-            </w:tcMar>
-          </w:tcPr>
-          <w:p>
-            <w:pPr>
-              <w:jc w:val="center"/>
-            </w:pPr>
-            <w:r>
-              <w:rPr>
-                <w:b w:val="false"/>
-                <w:bCs w:val="false"/>
-                <w:color w:val="222222"/>
-                <w:sz w:val="19"/>
-                <w:szCs w:val="19"/>
-              </w:rPr>
-              <w:t xml:space="preserve">0.812</w:t>
-            </w:r>
-          </w:p>
-        </w:tc>
-        <w:tc>
-          <w:tcPr>
-            <w:tcW w:type="dxa" w:w="1400"/>
-            <w:shd w:fill="F5F6F8" w:val="clear"/>
-            <w:tcMar>
-              <w:top w:type="dxa" w:w="60"/>
-              <w:left w:type="dxa" w:w="110"/>
-              <w:bottom w:type="dxa" w:w="60"/>
-              <w:right w:type="dxa" w:w="110"/>
-            </w:tcMar>
-          </w:tcPr>
-          <w:p>
-            <w:pPr>
-              <w:jc w:val="center"/>
-            </w:pPr>
-            <w:r>
-              <w:rPr>
-                <w:b w:val="false"/>
-                <w:bCs w:val="false"/>
-                <w:color w:val="222222"/>
-                <w:sz w:val="19"/>
-                <w:szCs w:val="19"/>
-              </w:rPr>
-              <w:t xml:space="preserve">0.874</w:t>
+                <w:b w:val="false"/>
+                <w:bCs w:val="false"/>
+                <w:color w:val="222222"/>
+                <w:sz w:val="18"/>
+                <w:szCs w:val="18"/>
+              </w:rPr>
+              <w:t xml:space="preserve">loudness</w:t>
+            </w:r>
+          </w:p>
+        </w:tc>
+        <w:tc>
+          <w:tcPr>
+            <w:tcW w:type="dxa" w:w="1432"/>
+            <w:tcMar>
+              <w:top w:type="dxa" w:w="60"/>
+              <w:left w:type="dxa" w:w="110"/>
+              <w:bottom w:type="dxa" w:w="60"/>
+              <w:right w:type="dxa" w:w="110"/>
+            </w:tcMar>
+          </w:tcPr>
+          <w:p>
+            <w:pPr>
+              <w:jc w:val="center"/>
+            </w:pPr>
+            <w:r>
+              <w:rPr>
+                <w:b w:val="false"/>
+                <w:bCs w:val="false"/>
+                <w:color w:val="222222"/>
+                <w:sz w:val="18"/>
+                <w:szCs w:val="18"/>
+              </w:rPr>
+              <w:t xml:space="preserve">-10.221</w:t>
+            </w:r>
+          </w:p>
+        </w:tc>
+        <w:tc>
+          <w:tcPr>
+            <w:tcW w:type="dxa" w:w="1432"/>
+            <w:tcMar>
+              <w:top w:type="dxa" w:w="60"/>
+              <w:left w:type="dxa" w:w="110"/>
+              <w:bottom w:type="dxa" w:w="60"/>
+              <w:right w:type="dxa" w:w="110"/>
+            </w:tcMar>
+          </w:tcPr>
+          <w:p>
+            <w:pPr>
+              <w:jc w:val="center"/>
+            </w:pPr>
+            <w:r>
+              <w:rPr>
+                <w:b w:val="false"/>
+                <w:bCs w:val="false"/>
+                <w:color w:val="222222"/>
+                <w:sz w:val="18"/>
+                <w:szCs w:val="18"/>
+              </w:rPr>
+              <w:t xml:space="preserve">5.311</w:t>
+            </w:r>
+          </w:p>
+        </w:tc>
+        <w:tc>
+          <w:tcPr>
+            <w:tcW w:type="dxa" w:w="1432"/>
+            <w:tcMar>
+              <w:top w:type="dxa" w:w="60"/>
+              <w:left w:type="dxa" w:w="110"/>
+              <w:bottom w:type="dxa" w:w="60"/>
+              <w:right w:type="dxa" w:w="110"/>
+            </w:tcMar>
+          </w:tcPr>
+          <w:p>
+            <w:pPr>
+              <w:jc w:val="center"/>
+            </w:pPr>
+            <w:r>
+              <w:rPr>
+                <w:b w:val="false"/>
+                <w:bCs w:val="false"/>
+                <w:color w:val="222222"/>
+                <w:sz w:val="18"/>
+                <w:szCs w:val="18"/>
+              </w:rPr>
+              <w:t xml:space="preserve">-49.253</w:t>
+            </w:r>
+          </w:p>
+        </w:tc>
+        <w:tc>
+          <w:tcPr>
+            <w:tcW w:type="dxa" w:w="1432"/>
+            <w:tcMar>
+              <w:top w:type="dxa" w:w="60"/>
+              <w:left w:type="dxa" w:w="110"/>
+              <w:bottom w:type="dxa" w:w="60"/>
+              <w:right w:type="dxa" w:w="110"/>
+            </w:tcMar>
+          </w:tcPr>
+          <w:p>
+            <w:pPr>
+              <w:jc w:val="center"/>
+            </w:pPr>
+            <w:r>
+              <w:rPr>
+                <w:b w:val="false"/>
+                <w:bCs w:val="false"/>
+                <w:color w:val="222222"/>
+                <w:sz w:val="18"/>
+                <w:szCs w:val="18"/>
+              </w:rPr>
+              <w:t xml:space="preserve">-9.257</w:t>
+            </w:r>
+          </w:p>
+        </w:tc>
+        <w:tc>
+          <w:tcPr>
+            <w:tcW w:type="dxa" w:w="1432"/>
+            <w:tcMar>
+              <w:top w:type="dxa" w:w="60"/>
+              <w:left w:type="dxa" w:w="110"/>
+              <w:bottom w:type="dxa" w:w="60"/>
+              <w:right w:type="dxa" w:w="110"/>
+            </w:tcMar>
+          </w:tcPr>
+          <w:p>
+            <w:pPr>
+              <w:jc w:val="center"/>
+            </w:pPr>
+            <w:r>
+              <w:rPr>
+                <w:b w:val="false"/>
+                <w:bCs w:val="false"/>
+                <w:color w:val="222222"/>
+                <w:sz w:val="18"/>
+                <w:szCs w:val="18"/>
+              </w:rPr>
+              <w:t xml:space="preserve">3.744</w:t>
             </w:r>
           </w:p>
         </w:tc>
@@ -1011,8 +961,8 @@
       <w:tr>
         <w:tc>
           <w:tcPr>
-            <w:tcW w:type="dxa" w:w="2240"/>
-            <w:shd w:fill="E7F0EC" w:val="clear"/>
+            <w:tcW w:type="dxa" w:w="2200"/>
+            <w:shd w:fill="F5F6F8" w:val="clear"/>
             <w:tcMar>
               <w:top w:type="dxa" w:w="60"/>
               <w:left w:type="dxa" w:w="110"/>
@@ -1029,145 +979,145 @@
                 <w:b w:val="false"/>
                 <w:bCs w:val="false"/>
                 <w:color w:val="222222"/>
-                <w:sz w:val="19"/>
-                <w:szCs w:val="19"/>
-              </w:rPr>
-              <w:t xml:space="preserve"/>
-            </w:r>
-          </w:p>
-        </w:tc>
-        <w:tc>
-          <w:tcPr>
-            <w:tcW w:type="dxa" w:w="1860"/>
-            <w:shd w:fill="E7F0EC" w:val="clear"/>
-            <w:tcMar>
-              <w:top w:type="dxa" w:w="60"/>
-              <w:left w:type="dxa" w:w="110"/>
-              <w:bottom w:type="dxa" w:w="60"/>
-              <w:right w:type="dxa" w:w="110"/>
-            </w:tcMar>
-          </w:tcPr>
-          <w:p>
-            <w:pPr>
-              <w:jc w:val="left"/>
-            </w:pPr>
-            <w:r>
-              <w:rPr>
-                <w:b/>
-                <w:bCs/>
-                <w:color w:val="2D6A4F"/>
-                <w:sz w:val="19"/>
-                <w:szCs w:val="19"/>
-              </w:rPr>
-              <w:t xml:space="preserve">Random Forest</w:t>
-            </w:r>
-          </w:p>
-        </w:tc>
-        <w:tc>
-          <w:tcPr>
-            <w:tcW w:type="dxa" w:w="1060"/>
-            <w:shd w:fill="E7F0EC" w:val="clear"/>
-            <w:tcMar>
-              <w:top w:type="dxa" w:w="60"/>
-              <w:left w:type="dxa" w:w="110"/>
-              <w:bottom w:type="dxa" w:w="60"/>
-              <w:right w:type="dxa" w:w="110"/>
-            </w:tcMar>
-          </w:tcPr>
-          <w:p>
-            <w:pPr>
-              <w:jc w:val="right"/>
-            </w:pPr>
-            <w:r>
-              <w:rPr>
-                <w:b w:val="false"/>
-                <w:bCs w:val="false"/>
-                <w:color w:val="222222"/>
-                <w:sz w:val="19"/>
-                <w:szCs w:val="19"/>
-              </w:rPr>
-              <w:t xml:space="preserve">11,391</w:t>
-            </w:r>
-          </w:p>
-        </w:tc>
-        <w:tc>
-          <w:tcPr>
-            <w:tcW w:type="dxa" w:w="1400"/>
-            <w:shd w:fill="E7F0EC" w:val="clear"/>
-            <w:tcMar>
-              <w:top w:type="dxa" w:w="60"/>
-              <w:left w:type="dxa" w:w="110"/>
-              <w:bottom w:type="dxa" w:w="60"/>
-              <w:right w:type="dxa" w:w="110"/>
-            </w:tcMar>
-          </w:tcPr>
-          <w:p>
-            <w:pPr>
-              <w:jc w:val="center"/>
-            </w:pPr>
-            <w:r>
-              <w:rPr>
-                <w:b w:val="false"/>
-                <w:bCs w:val="false"/>
-                <w:color w:val="222222"/>
-                <w:sz w:val="19"/>
-                <w:szCs w:val="19"/>
-              </w:rPr>
-              <w:t xml:space="preserve">0.845</w:t>
-            </w:r>
-          </w:p>
-        </w:tc>
-        <w:tc>
-          <w:tcPr>
-            <w:tcW w:type="dxa" w:w="1400"/>
-            <w:shd w:fill="E7F0EC" w:val="clear"/>
-            <w:tcMar>
-              <w:top w:type="dxa" w:w="60"/>
-              <w:left w:type="dxa" w:w="110"/>
-              <w:bottom w:type="dxa" w:w="60"/>
-              <w:right w:type="dxa" w:w="110"/>
-            </w:tcMar>
-          </w:tcPr>
-          <w:p>
-            <w:pPr>
-              <w:jc w:val="center"/>
-            </w:pPr>
-            <w:r>
-              <w:rPr>
-                <w:b w:val="false"/>
-                <w:bCs w:val="false"/>
-                <w:color w:val="222222"/>
-                <w:sz w:val="19"/>
-                <w:szCs w:val="19"/>
-              </w:rPr>
-              <w:t xml:space="preserve">0.851</w:t>
-            </w:r>
-          </w:p>
-        </w:tc>
-        <w:tc>
-          <w:tcPr>
-            <w:tcW w:type="dxa" w:w="1400"/>
-            <w:shd w:fill="E7F0EC" w:val="clear"/>
-            <w:tcMar>
-              <w:top w:type="dxa" w:w="60"/>
-              <w:left w:type="dxa" w:w="110"/>
-              <w:bottom w:type="dxa" w:w="60"/>
-              <w:right w:type="dxa" w:w="110"/>
-            </w:tcMar>
-          </w:tcPr>
-          <w:p>
-            <w:pPr>
-              <w:jc w:val="center"/>
-            </w:pPr>
-            <w:r>
-              <w:rPr>
-                <w:b/>
-                <w:bCs/>
-                <w:color w:val="2D6A4F"/>
-                <w:sz w:val="19"/>
-                <w:szCs w:val="19"/>
-              </w:rPr>
-              <w:t xml:space="preserve">0.916</w:t>
+                <w:sz w:val="18"/>
+                <w:szCs w:val="18"/>
+              </w:rPr>
+              <w:t xml:space="preserve">mode</w:t>
+            </w:r>
+          </w:p>
+        </w:tc>
+        <w:tc>
+          <w:tcPr>
+            <w:tcW w:type="dxa" w:w="1432"/>
+            <w:shd w:fill="F5F6F8" w:val="clear"/>
+            <w:tcMar>
+              <w:top w:type="dxa" w:w="60"/>
+              <w:left w:type="dxa" w:w="110"/>
+              <w:bottom w:type="dxa" w:w="60"/>
+              <w:right w:type="dxa" w:w="110"/>
+            </w:tcMar>
+          </w:tcPr>
+          <w:p>
+            <w:pPr>
+              <w:jc w:val="center"/>
+            </w:pPr>
+            <w:r>
+              <w:rPr>
+                <w:b w:val="false"/>
+                <w:bCs w:val="false"/>
+                <w:color w:val="222222"/>
+                <w:sz w:val="18"/>
+                <w:szCs w:val="18"/>
+              </w:rPr>
+              <w:t xml:space="preserve">0.693</w:t>
+            </w:r>
+          </w:p>
+        </w:tc>
+        <w:tc>
+          <w:tcPr>
+            <w:tcW w:type="dxa" w:w="1432"/>
+            <w:shd w:fill="F5F6F8" w:val="clear"/>
+            <w:tcMar>
+              <w:top w:type="dxa" w:w="60"/>
+              <w:left w:type="dxa" w:w="110"/>
+              <w:bottom w:type="dxa" w:w="60"/>
+              <w:right w:type="dxa" w:w="110"/>
+            </w:tcMar>
+          </w:tcPr>
+          <w:p>
+            <w:pPr>
+              <w:jc w:val="center"/>
+            </w:pPr>
+            <w:r>
+              <w:rPr>
+                <w:b w:val="false"/>
+                <w:bCs w:val="false"/>
+                <w:color w:val="222222"/>
+                <w:sz w:val="18"/>
+                <w:szCs w:val="18"/>
+              </w:rPr>
+              <w:t xml:space="preserve">0.461</w:t>
+            </w:r>
+          </w:p>
+        </w:tc>
+        <w:tc>
+          <w:tcPr>
+            <w:tcW w:type="dxa" w:w="1432"/>
+            <w:shd w:fill="F5F6F8" w:val="clear"/>
+            <w:tcMar>
+              <w:top w:type="dxa" w:w="60"/>
+              <w:left w:type="dxa" w:w="110"/>
+              <w:bottom w:type="dxa" w:w="60"/>
+              <w:right w:type="dxa" w:w="110"/>
+            </w:tcMar>
+          </w:tcPr>
+          <w:p>
+            <w:pPr>
+              <w:jc w:val="center"/>
+            </w:pPr>
+            <w:r>
+              <w:rPr>
+                <w:b w:val="false"/>
+                <w:bCs w:val="false"/>
+                <w:color w:val="222222"/>
+                <w:sz w:val="18"/>
+                <w:szCs w:val="18"/>
+              </w:rPr>
+              <w:t xml:space="preserve">0</w:t>
+            </w:r>
+          </w:p>
+        </w:tc>
+        <w:tc>
+          <w:tcPr>
+            <w:tcW w:type="dxa" w:w="1432"/>
+            <w:shd w:fill="F5F6F8" w:val="clear"/>
+            <w:tcMar>
+              <w:top w:type="dxa" w:w="60"/>
+              <w:left w:type="dxa" w:w="110"/>
+              <w:bottom w:type="dxa" w:w="60"/>
+              <w:right w:type="dxa" w:w="110"/>
+            </w:tcMar>
+          </w:tcPr>
+          <w:p>
+            <w:pPr>
+              <w:jc w:val="center"/>
+            </w:pPr>
+            <w:r>
+              <w:rPr>
+                <w:b w:val="false"/>
+                <w:bCs w:val="false"/>
+                <w:color w:val="222222"/>
+                <w:sz w:val="18"/>
+                <w:szCs w:val="18"/>
+              </w:rPr>
+              <w:t xml:space="preserve">1</w:t>
+            </w:r>
+          </w:p>
+        </w:tc>
+        <w:tc>
+          <w:tcPr>
+            <w:tcW w:type="dxa" w:w="1432"/>
+            <w:shd w:fill="F5F6F8" w:val="clear"/>
+            <w:tcMar>
+              <w:top w:type="dxa" w:w="60"/>
+              <w:left w:type="dxa" w:w="110"/>
+              <w:bottom w:type="dxa" w:w="60"/>
+              <w:right w:type="dxa" w:w="110"/>
+            </w:tcMar>
+          </w:tcPr>
+          <w:p>
+            <w:pPr>
+              <w:jc w:val="center"/>
+            </w:pPr>
+            <w:r>
+              <w:rPr>
+                <w:b w:val="false"/>
+                <w:bCs w:val="false"/>
+                <w:color w:val="222222"/>
+                <w:sz w:val="18"/>
+                <w:szCs w:val="18"/>
+              </w:rPr>
+              <w:t xml:space="preserve">1</w:t>
             </w:r>
           </w:p>
         </w:tc>
@@ -1175,8 +1125,7 @@
       <w:tr>
         <w:tc>
           <w:tcPr>
-            <w:tcW w:type="dxa" w:w="2240"/>
-            <w:shd w:fill="F5F6F8" w:val="clear"/>
+            <w:tcW w:type="dxa" w:w="2200"/>
             <w:tcMar>
               <w:top w:type="dxa" w:w="60"/>
               <w:left w:type="dxa" w:w="110"/>
@@ -1193,145 +1142,140 @@
                 <w:b w:val="false"/>
                 <w:bCs w:val="false"/>
                 <w:color w:val="222222"/>
-                <w:sz w:val="19"/>
-                <w:szCs w:val="19"/>
-              </w:rPr>
-              <w:t xml:space="preserve"/>
-            </w:r>
-          </w:p>
-        </w:tc>
-        <w:tc>
-          <w:tcPr>
-            <w:tcW w:type="dxa" w:w="1860"/>
-            <w:shd w:fill="F5F6F8" w:val="clear"/>
-            <w:tcMar>
-              <w:top w:type="dxa" w:w="60"/>
-              <w:left w:type="dxa" w:w="110"/>
-              <w:bottom w:type="dxa" w:w="60"/>
-              <w:right w:type="dxa" w:w="110"/>
-            </w:tcMar>
-          </w:tcPr>
-          <w:p>
-            <w:pPr>
-              <w:jc w:val="left"/>
-            </w:pPr>
-            <w:r>
-              <w:rPr>
-                <w:b w:val="false"/>
-                <w:bCs w:val="false"/>
-                <w:color w:val="222222"/>
-                <w:sz w:val="19"/>
-                <w:szCs w:val="19"/>
-              </w:rPr>
-              <w:t xml:space="preserve">KNN</w:t>
-            </w:r>
-          </w:p>
-        </w:tc>
-        <w:tc>
-          <w:tcPr>
-            <w:tcW w:type="dxa" w:w="1060"/>
-            <w:shd w:fill="F5F6F8" w:val="clear"/>
-            <w:tcMar>
-              <w:top w:type="dxa" w:w="60"/>
-              <w:left w:type="dxa" w:w="110"/>
-              <w:bottom w:type="dxa" w:w="60"/>
-              <w:right w:type="dxa" w:w="110"/>
-            </w:tcMar>
-          </w:tcPr>
-          <w:p>
-            <w:pPr>
-              <w:jc w:val="right"/>
-            </w:pPr>
-            <w:r>
-              <w:rPr>
-                <w:b w:val="false"/>
-                <w:bCs w:val="false"/>
-                <w:color w:val="222222"/>
-                <w:sz w:val="19"/>
-                <w:szCs w:val="19"/>
-              </w:rPr>
-              <w:t xml:space="preserve">11,391</w:t>
-            </w:r>
-          </w:p>
-        </w:tc>
-        <w:tc>
-          <w:tcPr>
-            <w:tcW w:type="dxa" w:w="1400"/>
-            <w:shd w:fill="F5F6F8" w:val="clear"/>
-            <w:tcMar>
-              <w:top w:type="dxa" w:w="60"/>
-              <w:left w:type="dxa" w:w="110"/>
-              <w:bottom w:type="dxa" w:w="60"/>
-              <w:right w:type="dxa" w:w="110"/>
-            </w:tcMar>
-          </w:tcPr>
-          <w:p>
-            <w:pPr>
-              <w:jc w:val="center"/>
-            </w:pPr>
-            <w:r>
-              <w:rPr>
-                <w:b w:val="false"/>
-                <w:bCs w:val="false"/>
-                <w:color w:val="222222"/>
-                <w:sz w:val="19"/>
-                <w:szCs w:val="19"/>
-              </w:rPr>
-              <w:t xml:space="preserve">0.803</w:t>
-            </w:r>
-          </w:p>
-        </w:tc>
-        <w:tc>
-          <w:tcPr>
-            <w:tcW w:type="dxa" w:w="1400"/>
-            <w:shd w:fill="F5F6F8" w:val="clear"/>
-            <w:tcMar>
-              <w:top w:type="dxa" w:w="60"/>
-              <w:left w:type="dxa" w:w="110"/>
-              <w:bottom w:type="dxa" w:w="60"/>
-              <w:right w:type="dxa" w:w="110"/>
-            </w:tcMar>
-          </w:tcPr>
-          <w:p>
-            <w:pPr>
-              <w:jc w:val="center"/>
-            </w:pPr>
-            <w:r>
-              <w:rPr>
-                <w:b w:val="false"/>
-                <w:bCs w:val="false"/>
-                <w:color w:val="222222"/>
-                <w:sz w:val="19"/>
-                <w:szCs w:val="19"/>
-              </w:rPr>
-              <w:t xml:space="preserve">0.825</w:t>
-            </w:r>
-          </w:p>
-        </w:tc>
-        <w:tc>
-          <w:tcPr>
-            <w:tcW w:type="dxa" w:w="1400"/>
-            <w:shd w:fill="F5F6F8" w:val="clear"/>
-            <w:tcMar>
-              <w:top w:type="dxa" w:w="60"/>
-              <w:left w:type="dxa" w:w="110"/>
-              <w:bottom w:type="dxa" w:w="60"/>
-              <w:right w:type="dxa" w:w="110"/>
-            </w:tcMar>
-          </w:tcPr>
-          <w:p>
-            <w:pPr>
-              <w:jc w:val="center"/>
-            </w:pPr>
-            <w:r>
-              <w:rPr>
-                <w:b w:val="false"/>
-                <w:bCs w:val="false"/>
-                <w:color w:val="222222"/>
-                <w:sz w:val="19"/>
-                <w:szCs w:val="19"/>
-              </w:rPr>
-              <w:t xml:space="preserve">0.883</w:t>
+                <w:sz w:val="18"/>
+                <w:szCs w:val="18"/>
+              </w:rPr>
+              <w:t xml:space="preserve">speechiness</w:t>
+            </w:r>
+          </w:p>
+        </w:tc>
+        <w:tc>
+          <w:tcPr>
+            <w:tcW w:type="dxa" w:w="1432"/>
+            <w:tcMar>
+              <w:top w:type="dxa" w:w="60"/>
+              <w:left w:type="dxa" w:w="110"/>
+              <w:bottom w:type="dxa" w:w="60"/>
+              <w:right w:type="dxa" w:w="110"/>
+            </w:tcMar>
+          </w:tcPr>
+          <w:p>
+            <w:pPr>
+              <w:jc w:val="center"/>
+            </w:pPr>
+            <w:r>
+              <w:rPr>
+                <w:b w:val="false"/>
+                <w:bCs w:val="false"/>
+                <w:color w:val="222222"/>
+                <w:sz w:val="18"/>
+                <w:szCs w:val="18"/>
+              </w:rPr>
+              <w:t xml:space="preserve">0.073</w:t>
+            </w:r>
+          </w:p>
+        </w:tc>
+        <w:tc>
+          <w:tcPr>
+            <w:tcW w:type="dxa" w:w="1432"/>
+            <w:tcMar>
+              <w:top w:type="dxa" w:w="60"/>
+              <w:left w:type="dxa" w:w="110"/>
+              <w:bottom w:type="dxa" w:w="60"/>
+              <w:right w:type="dxa" w:w="110"/>
+            </w:tcMar>
+          </w:tcPr>
+          <w:p>
+            <w:pPr>
+              <w:jc w:val="center"/>
+            </w:pPr>
+            <w:r>
+              <w:rPr>
+                <w:b w:val="false"/>
+                <w:bCs w:val="false"/>
+                <w:color w:val="222222"/>
+                <w:sz w:val="18"/>
+                <w:szCs w:val="18"/>
+              </w:rPr>
+              <w:t xml:space="preserve">0.086</w:t>
+            </w:r>
+          </w:p>
+        </w:tc>
+        <w:tc>
+          <w:tcPr>
+            <w:tcW w:type="dxa" w:w="1432"/>
+            <w:tcMar>
+              <w:top w:type="dxa" w:w="60"/>
+              <w:left w:type="dxa" w:w="110"/>
+              <w:bottom w:type="dxa" w:w="60"/>
+              <w:right w:type="dxa" w:w="110"/>
+            </w:tcMar>
+          </w:tcPr>
+          <w:p>
+            <w:pPr>
+              <w:jc w:val="center"/>
+            </w:pPr>
+            <w:r>
+              <w:rPr>
+                <w:b w:val="false"/>
+                <w:bCs w:val="false"/>
+                <w:color w:val="222222"/>
+                <w:sz w:val="18"/>
+                <w:szCs w:val="18"/>
+              </w:rPr>
+              <w:t xml:space="preserve">0.022</w:t>
+            </w:r>
+          </w:p>
+        </w:tc>
+        <w:tc>
+          <w:tcPr>
+            <w:tcW w:type="dxa" w:w="1432"/>
+            <w:tcMar>
+              <w:top w:type="dxa" w:w="60"/>
+              <w:left w:type="dxa" w:w="110"/>
+              <w:bottom w:type="dxa" w:w="60"/>
+              <w:right w:type="dxa" w:w="110"/>
+            </w:tcMar>
+          </w:tcPr>
+          <w:p>
+            <w:pPr>
+              <w:jc w:val="center"/>
+            </w:pPr>
+            <w:r>
+              <w:rPr>
+                <w:b w:val="false"/>
+                <w:bCs w:val="false"/>
+                <w:color w:val="222222"/>
+                <w:sz w:val="18"/>
+                <w:szCs w:val="18"/>
+              </w:rPr>
+              <w:t xml:space="preserve">0.043</w:t>
+            </w:r>
+          </w:p>
+        </w:tc>
+        <w:tc>
+          <w:tcPr>
+            <w:tcW w:type="dxa" w:w="1432"/>
+            <w:tcMar>
+              <w:top w:type="dxa" w:w="60"/>
+              <w:left w:type="dxa" w:w="110"/>
+              <w:bottom w:type="dxa" w:w="60"/>
+              <w:right w:type="dxa" w:w="110"/>
+            </w:tcMar>
+          </w:tcPr>
+          <w:p>
+            <w:pPr>
+              <w:jc w:val="center"/>
+            </w:pPr>
+            <w:r>
+              <w:rPr>
+                <w:b w:val="false"/>
+                <w:bCs w:val="false"/>
+                <w:color w:val="222222"/>
+                <w:sz w:val="18"/>
+                <w:szCs w:val="18"/>
+              </w:rPr>
+              <w:t xml:space="preserve">0.96</w:t>
             </w:r>
           </w:p>
         </w:tc>
@@ -1339,7 +1283,7 @@
       <w:tr>
         <w:tc>
           <w:tcPr>
-            <w:tcW w:type="dxa" w:w="2240"/>
+            <w:tcW w:type="dxa" w:w="2200"/>
             <w:shd w:fill="F5F6F8" w:val="clear"/>
             <w:tcMar>
               <w:top w:type="dxa" w:w="60"/>
@@ -1354,148 +1298,148 @@
             </w:pPr>
             <w:r>
               <w:rPr>
-                <w:b/>
-                <w:bCs/>
-                <w:color w:val="222222"/>
-                <w:sz w:val="19"/>
-                <w:szCs w:val="19"/>
-              </w:rPr>
-              <w:t xml:space="preserve">Streaming (2010s)</w:t>
-            </w:r>
-          </w:p>
-        </w:tc>
-        <w:tc>
-          <w:tcPr>
-            <w:tcW w:type="dxa" w:w="1860"/>
-            <w:shd w:fill="F5F6F8" w:val="clear"/>
-            <w:tcMar>
-              <w:top w:type="dxa" w:w="60"/>
-              <w:left w:type="dxa" w:w="110"/>
-              <w:bottom w:type="dxa" w:w="60"/>
-              <w:right w:type="dxa" w:w="110"/>
-            </w:tcMar>
-          </w:tcPr>
-          <w:p>
-            <w:pPr>
-              <w:jc w:val="left"/>
-            </w:pPr>
-            <w:r>
-              <w:rPr>
-                <w:b w:val="false"/>
-                <w:bCs w:val="false"/>
-                <w:color w:val="222222"/>
-                <w:sz w:val="19"/>
-                <w:szCs w:val="19"/>
-              </w:rPr>
-              <w:t xml:space="preserve">Logistic Regression</w:t>
-            </w:r>
-          </w:p>
-        </w:tc>
-        <w:tc>
-          <w:tcPr>
-            <w:tcW w:type="dxa" w:w="1060"/>
-            <w:shd w:fill="F5F6F8" w:val="clear"/>
-            <w:tcMar>
-              <w:top w:type="dxa" w:w="60"/>
-              <w:left w:type="dxa" w:w="110"/>
-              <w:bottom w:type="dxa" w:w="60"/>
-              <w:right w:type="dxa" w:w="110"/>
-            </w:tcMar>
-          </w:tcPr>
-          <w:p>
-            <w:pPr>
-              <w:jc w:val="right"/>
-            </w:pPr>
-            <w:r>
-              <w:rPr>
-                <w:b w:val="false"/>
-                <w:bCs w:val="false"/>
-                <w:color w:val="222222"/>
-                <w:sz w:val="19"/>
-                <w:szCs w:val="19"/>
-              </w:rPr>
-              <w:t xml:space="preserve">6,397</w:t>
-            </w:r>
-          </w:p>
-        </w:tc>
-        <w:tc>
-          <w:tcPr>
-            <w:tcW w:type="dxa" w:w="1400"/>
-            <w:shd w:fill="F5F6F8" w:val="clear"/>
-            <w:tcMar>
-              <w:top w:type="dxa" w:w="60"/>
-              <w:left w:type="dxa" w:w="110"/>
-              <w:bottom w:type="dxa" w:w="60"/>
-              <w:right w:type="dxa" w:w="110"/>
-            </w:tcMar>
-          </w:tcPr>
-          <w:p>
-            <w:pPr>
-              <w:jc w:val="center"/>
-            </w:pPr>
-            <w:r>
-              <w:rPr>
-                <w:b w:val="false"/>
-                <w:bCs w:val="false"/>
-                <w:color w:val="222222"/>
-                <w:sz w:val="19"/>
-                <w:szCs w:val="19"/>
-              </w:rPr>
-              <w:t xml:space="preserve">0.807</w:t>
-            </w:r>
-          </w:p>
-        </w:tc>
-        <w:tc>
-          <w:tcPr>
-            <w:tcW w:type="dxa" w:w="1400"/>
-            <w:shd w:fill="F5F6F8" w:val="clear"/>
-            <w:tcMar>
-              <w:top w:type="dxa" w:w="60"/>
-              <w:left w:type="dxa" w:w="110"/>
-              <w:bottom w:type="dxa" w:w="60"/>
-              <w:right w:type="dxa" w:w="110"/>
-            </w:tcMar>
-          </w:tcPr>
-          <w:p>
-            <w:pPr>
-              <w:jc w:val="center"/>
-            </w:pPr>
-            <w:r>
-              <w:rPr>
-                <w:b w:val="false"/>
-                <w:bCs w:val="false"/>
-                <w:color w:val="222222"/>
-                <w:sz w:val="19"/>
-                <w:szCs w:val="19"/>
-              </w:rPr>
-              <w:t xml:space="preserve">0.823</w:t>
-            </w:r>
-          </w:p>
-        </w:tc>
-        <w:tc>
-          <w:tcPr>
-            <w:tcW w:type="dxa" w:w="1400"/>
-            <w:shd w:fill="F5F6F8" w:val="clear"/>
-            <w:tcMar>
-              <w:top w:type="dxa" w:w="60"/>
-              <w:left w:type="dxa" w:w="110"/>
-              <w:bottom w:type="dxa" w:w="60"/>
-              <w:right w:type="dxa" w:w="110"/>
-            </w:tcMar>
-          </w:tcPr>
-          <w:p>
-            <w:pPr>
-              <w:jc w:val="center"/>
-            </w:pPr>
-            <w:r>
-              <w:rPr>
-                <w:b w:val="false"/>
-                <w:bCs w:val="false"/>
-                <w:color w:val="222222"/>
-                <w:sz w:val="19"/>
-                <w:szCs w:val="19"/>
-              </w:rPr>
-              <w:t xml:space="preserve">0.865</w:t>
+                <w:b w:val="false"/>
+                <w:bCs w:val="false"/>
+                <w:color w:val="222222"/>
+                <w:sz w:val="18"/>
+                <w:szCs w:val="18"/>
+              </w:rPr>
+              <w:t xml:space="preserve">acousticness</w:t>
+            </w:r>
+          </w:p>
+        </w:tc>
+        <w:tc>
+          <w:tcPr>
+            <w:tcW w:type="dxa" w:w="1432"/>
+            <w:shd w:fill="F5F6F8" w:val="clear"/>
+            <w:tcMar>
+              <w:top w:type="dxa" w:w="60"/>
+              <w:left w:type="dxa" w:w="110"/>
+              <w:bottom w:type="dxa" w:w="60"/>
+              <w:right w:type="dxa" w:w="110"/>
+            </w:tcMar>
+          </w:tcPr>
+          <w:p>
+            <w:pPr>
+              <w:jc w:val="center"/>
+            </w:pPr>
+            <w:r>
+              <w:rPr>
+                <w:b w:val="false"/>
+                <w:bCs w:val="false"/>
+                <w:color w:val="222222"/>
+                <w:sz w:val="18"/>
+                <w:szCs w:val="18"/>
+              </w:rPr>
+              <w:t xml:space="preserve">0.364</w:t>
+            </w:r>
+          </w:p>
+        </w:tc>
+        <w:tc>
+          <w:tcPr>
+            <w:tcW w:type="dxa" w:w="1432"/>
+            <w:shd w:fill="F5F6F8" w:val="clear"/>
+            <w:tcMar>
+              <w:top w:type="dxa" w:w="60"/>
+              <w:left w:type="dxa" w:w="110"/>
+              <w:bottom w:type="dxa" w:w="60"/>
+              <w:right w:type="dxa" w:w="110"/>
+            </w:tcMar>
+          </w:tcPr>
+          <w:p>
+            <w:pPr>
+              <w:jc w:val="center"/>
+            </w:pPr>
+            <w:r>
+              <w:rPr>
+                <w:b w:val="false"/>
+                <w:bCs w:val="false"/>
+                <w:color w:val="222222"/>
+                <w:sz w:val="18"/>
+                <w:szCs w:val="18"/>
+              </w:rPr>
+              <w:t xml:space="preserve">0.339</w:t>
+            </w:r>
+          </w:p>
+        </w:tc>
+        <w:tc>
+          <w:tcPr>
+            <w:tcW w:type="dxa" w:w="1432"/>
+            <w:shd w:fill="F5F6F8" w:val="clear"/>
+            <w:tcMar>
+              <w:top w:type="dxa" w:w="60"/>
+              <w:left w:type="dxa" w:w="110"/>
+              <w:bottom w:type="dxa" w:w="60"/>
+              <w:right w:type="dxa" w:w="110"/>
+            </w:tcMar>
+          </w:tcPr>
+          <w:p>
+            <w:pPr>
+              <w:jc w:val="center"/>
+            </w:pPr>
+            <w:r>
+              <w:rPr>
+                <w:b w:val="false"/>
+                <w:bCs w:val="false"/>
+                <w:color w:val="222222"/>
+                <w:sz w:val="18"/>
+                <w:szCs w:val="18"/>
+              </w:rPr>
+              <w:t xml:space="preserve">0</w:t>
+            </w:r>
+          </w:p>
+        </w:tc>
+        <w:tc>
+          <w:tcPr>
+            <w:tcW w:type="dxa" w:w="1432"/>
+            <w:shd w:fill="F5F6F8" w:val="clear"/>
+            <w:tcMar>
+              <w:top w:type="dxa" w:w="60"/>
+              <w:left w:type="dxa" w:w="110"/>
+              <w:bottom w:type="dxa" w:w="60"/>
+              <w:right w:type="dxa" w:w="110"/>
+            </w:tcMar>
+          </w:tcPr>
+          <w:p>
+            <w:pPr>
+              <w:jc w:val="center"/>
+            </w:pPr>
+            <w:r>
+              <w:rPr>
+                <w:b w:val="false"/>
+                <w:bCs w:val="false"/>
+                <w:color w:val="222222"/>
+                <w:sz w:val="18"/>
+                <w:szCs w:val="18"/>
+              </w:rPr>
+              <w:t xml:space="preserve">0.258</w:t>
+            </w:r>
+          </w:p>
+        </w:tc>
+        <w:tc>
+          <w:tcPr>
+            <w:tcW w:type="dxa" w:w="1432"/>
+            <w:shd w:fill="F5F6F8" w:val="clear"/>
+            <w:tcMar>
+              <w:top w:type="dxa" w:w="60"/>
+              <w:left w:type="dxa" w:w="110"/>
+              <w:bottom w:type="dxa" w:w="60"/>
+              <w:right w:type="dxa" w:w="110"/>
+            </w:tcMar>
+          </w:tcPr>
+          <w:p>
+            <w:pPr>
+              <w:jc w:val="center"/>
+            </w:pPr>
+            <w:r>
+              <w:rPr>
+                <w:b w:val="false"/>
+                <w:bCs w:val="false"/>
+                <w:color w:val="222222"/>
+                <w:sz w:val="18"/>
+                <w:szCs w:val="18"/>
+              </w:rPr>
+              <w:t xml:space="preserve">0.996</w:t>
             </w:r>
           </w:p>
         </w:tc>
@@ -1503,8 +1447,7 @@
       <w:tr>
         <w:tc>
           <w:tcPr>
-            <w:tcW w:type="dxa" w:w="2240"/>
-            <w:shd w:fill="E7F0EC" w:val="clear"/>
+            <w:tcW w:type="dxa" w:w="2200"/>
             <w:tcMar>
               <w:top w:type="dxa" w:w="60"/>
               <w:left w:type="dxa" w:w="110"/>
@@ -1521,145 +1464,140 @@
                 <w:b w:val="false"/>
                 <w:bCs w:val="false"/>
                 <w:color w:val="222222"/>
-                <w:sz w:val="19"/>
-                <w:szCs w:val="19"/>
-              </w:rPr>
-              <w:t xml:space="preserve"/>
-            </w:r>
-          </w:p>
-        </w:tc>
-        <w:tc>
-          <w:tcPr>
-            <w:tcW w:type="dxa" w:w="1860"/>
-            <w:shd w:fill="E7F0EC" w:val="clear"/>
-            <w:tcMar>
-              <w:top w:type="dxa" w:w="60"/>
-              <w:left w:type="dxa" w:w="110"/>
-              <w:bottom w:type="dxa" w:w="60"/>
-              <w:right w:type="dxa" w:w="110"/>
-            </w:tcMar>
-          </w:tcPr>
-          <w:p>
-            <w:pPr>
-              <w:jc w:val="left"/>
-            </w:pPr>
-            <w:r>
-              <w:rPr>
-                <w:b/>
-                <w:bCs/>
-                <w:color w:val="2D6A4F"/>
-                <w:sz w:val="19"/>
-                <w:szCs w:val="19"/>
-              </w:rPr>
-              <w:t xml:space="preserve">Random Forest</w:t>
-            </w:r>
-          </w:p>
-        </w:tc>
-        <w:tc>
-          <w:tcPr>
-            <w:tcW w:type="dxa" w:w="1060"/>
-            <w:shd w:fill="E7F0EC" w:val="clear"/>
-            <w:tcMar>
-              <w:top w:type="dxa" w:w="60"/>
-              <w:left w:type="dxa" w:w="110"/>
-              <w:bottom w:type="dxa" w:w="60"/>
-              <w:right w:type="dxa" w:w="110"/>
-            </w:tcMar>
-          </w:tcPr>
-          <w:p>
-            <w:pPr>
-              <w:jc w:val="right"/>
-            </w:pPr>
-            <w:r>
-              <w:rPr>
-                <w:b w:val="false"/>
-                <w:bCs w:val="false"/>
-                <w:color w:val="222222"/>
-                <w:sz w:val="19"/>
-                <w:szCs w:val="19"/>
-              </w:rPr>
-              <w:t xml:space="preserve">6,397</w:t>
-            </w:r>
-          </w:p>
-        </w:tc>
-        <w:tc>
-          <w:tcPr>
-            <w:tcW w:type="dxa" w:w="1400"/>
-            <w:shd w:fill="E7F0EC" w:val="clear"/>
-            <w:tcMar>
-              <w:top w:type="dxa" w:w="60"/>
-              <w:left w:type="dxa" w:w="110"/>
-              <w:bottom w:type="dxa" w:w="60"/>
-              <w:right w:type="dxa" w:w="110"/>
-            </w:tcMar>
-          </w:tcPr>
-          <w:p>
-            <w:pPr>
-              <w:jc w:val="center"/>
-            </w:pPr>
-            <w:r>
-              <w:rPr>
-                <w:b w:val="false"/>
-                <w:bCs w:val="false"/>
-                <w:color w:val="222222"/>
-                <w:sz w:val="19"/>
-                <w:szCs w:val="19"/>
-              </w:rPr>
-              <w:t xml:space="preserve">0.841</w:t>
-            </w:r>
-          </w:p>
-        </w:tc>
-        <w:tc>
-          <w:tcPr>
-            <w:tcW w:type="dxa" w:w="1400"/>
-            <w:shd w:fill="E7F0EC" w:val="clear"/>
-            <w:tcMar>
-              <w:top w:type="dxa" w:w="60"/>
-              <w:left w:type="dxa" w:w="110"/>
-              <w:bottom w:type="dxa" w:w="60"/>
-              <w:right w:type="dxa" w:w="110"/>
-            </w:tcMar>
-          </w:tcPr>
-          <w:p>
-            <w:pPr>
-              <w:jc w:val="center"/>
-            </w:pPr>
-            <w:r>
-              <w:rPr>
-                <w:b w:val="false"/>
-                <w:bCs w:val="false"/>
-                <w:color w:val="222222"/>
-                <w:sz w:val="19"/>
-                <w:szCs w:val="19"/>
-              </w:rPr>
-              <w:t xml:space="preserve">0.850</w:t>
-            </w:r>
-          </w:p>
-        </w:tc>
-        <w:tc>
-          <w:tcPr>
-            <w:tcW w:type="dxa" w:w="1400"/>
-            <w:shd w:fill="E7F0EC" w:val="clear"/>
-            <w:tcMar>
-              <w:top w:type="dxa" w:w="60"/>
-              <w:left w:type="dxa" w:w="110"/>
-              <w:bottom w:type="dxa" w:w="60"/>
-              <w:right w:type="dxa" w:w="110"/>
-            </w:tcMar>
-          </w:tcPr>
-          <w:p>
-            <w:pPr>
-              <w:jc w:val="center"/>
-            </w:pPr>
-            <w:r>
-              <w:rPr>
-                <w:b/>
-                <w:bCs/>
-                <w:color w:val="2D6A4F"/>
-                <w:sz w:val="19"/>
-                <w:szCs w:val="19"/>
-              </w:rPr>
-              <w:t xml:space="preserve">0.911</w:t>
+                <w:sz w:val="18"/>
+                <w:szCs w:val="18"/>
+              </w:rPr>
+              <w:t xml:space="preserve">instrumentalness</w:t>
+            </w:r>
+          </w:p>
+        </w:tc>
+        <w:tc>
+          <w:tcPr>
+            <w:tcW w:type="dxa" w:w="1432"/>
+            <w:tcMar>
+              <w:top w:type="dxa" w:w="60"/>
+              <w:left w:type="dxa" w:w="110"/>
+              <w:bottom w:type="dxa" w:w="60"/>
+              <w:right w:type="dxa" w:w="110"/>
+            </w:tcMar>
+          </w:tcPr>
+          <w:p>
+            <w:pPr>
+              <w:jc w:val="center"/>
+            </w:pPr>
+            <w:r>
+              <w:rPr>
+                <w:b w:val="false"/>
+                <w:bCs w:val="false"/>
+                <w:color w:val="222222"/>
+                <w:sz w:val="18"/>
+                <w:szCs w:val="18"/>
+              </w:rPr>
+              <w:t xml:space="preserve">0.154</w:t>
+            </w:r>
+          </w:p>
+        </w:tc>
+        <w:tc>
+          <w:tcPr>
+            <w:tcW w:type="dxa" w:w="1432"/>
+            <w:tcMar>
+              <w:top w:type="dxa" w:w="60"/>
+              <w:left w:type="dxa" w:w="110"/>
+              <w:bottom w:type="dxa" w:w="60"/>
+              <w:right w:type="dxa" w:w="110"/>
+            </w:tcMar>
+          </w:tcPr>
+          <w:p>
+            <w:pPr>
+              <w:jc w:val="center"/>
+            </w:pPr>
+            <w:r>
+              <w:rPr>
+                <w:b w:val="false"/>
+                <w:bCs w:val="false"/>
+                <w:color w:val="222222"/>
+                <w:sz w:val="18"/>
+                <w:szCs w:val="18"/>
+              </w:rPr>
+              <w:t xml:space="preserve">0.304</w:t>
+            </w:r>
+          </w:p>
+        </w:tc>
+        <w:tc>
+          <w:tcPr>
+            <w:tcW w:type="dxa" w:w="1432"/>
+            <w:tcMar>
+              <w:top w:type="dxa" w:w="60"/>
+              <w:left w:type="dxa" w:w="110"/>
+              <w:bottom w:type="dxa" w:w="60"/>
+              <w:right w:type="dxa" w:w="110"/>
+            </w:tcMar>
+          </w:tcPr>
+          <w:p>
+            <w:pPr>
+              <w:jc w:val="center"/>
+            </w:pPr>
+            <w:r>
+              <w:rPr>
+                <w:b w:val="false"/>
+                <w:bCs w:val="false"/>
+                <w:color w:val="222222"/>
+                <w:sz w:val="18"/>
+                <w:szCs w:val="18"/>
+              </w:rPr>
+              <w:t xml:space="preserve">0</w:t>
+            </w:r>
+          </w:p>
+        </w:tc>
+        <w:tc>
+          <w:tcPr>
+            <w:tcW w:type="dxa" w:w="1432"/>
+            <w:tcMar>
+              <w:top w:type="dxa" w:w="60"/>
+              <w:left w:type="dxa" w:w="110"/>
+              <w:bottom w:type="dxa" w:w="60"/>
+              <w:right w:type="dxa" w:w="110"/>
+            </w:tcMar>
+          </w:tcPr>
+          <w:p>
+            <w:pPr>
+              <w:jc w:val="center"/>
+            </w:pPr>
+            <w:r>
+              <w:rPr>
+                <w:b w:val="false"/>
+                <w:bCs w:val="false"/>
+                <w:color w:val="222222"/>
+                <w:sz w:val="18"/>
+                <w:szCs w:val="18"/>
+              </w:rPr>
+              <w:t xml:space="preserve">0</w:t>
+            </w:r>
+          </w:p>
+        </w:tc>
+        <w:tc>
+          <w:tcPr>
+            <w:tcW w:type="dxa" w:w="1432"/>
+            <w:tcMar>
+              <w:top w:type="dxa" w:w="60"/>
+              <w:left w:type="dxa" w:w="110"/>
+              <w:bottom w:type="dxa" w:w="60"/>
+              <w:right w:type="dxa" w:w="110"/>
+            </w:tcMar>
+          </w:tcPr>
+          <w:p>
+            <w:pPr>
+              <w:jc w:val="center"/>
+            </w:pPr>
+            <w:r>
+              <w:rPr>
+                <w:b w:val="false"/>
+                <w:bCs w:val="false"/>
+                <w:color w:val="222222"/>
+                <w:sz w:val="18"/>
+                <w:szCs w:val="18"/>
+              </w:rPr>
+              <w:t xml:space="preserve">1</w:t>
             </w:r>
           </w:p>
         </w:tc>
@@ -1667,7 +1605,7 @@
       <w:tr>
         <w:tc>
           <w:tcPr>
-            <w:tcW w:type="dxa" w:w="2240"/>
+            <w:tcW w:type="dxa" w:w="2200"/>
             <w:shd w:fill="F5F6F8" w:val="clear"/>
             <w:tcMar>
               <w:top w:type="dxa" w:w="60"/>
@@ -1685,17 +1623,153 @@
                 <w:b w:val="false"/>
                 <w:bCs w:val="false"/>
                 <w:color w:val="222222"/>
-                <w:sz w:val="19"/>
-                <w:szCs w:val="19"/>
-              </w:rPr>
-              <w:t xml:space="preserve"/>
-            </w:r>
-          </w:p>
-        </w:tc>
-        <w:tc>
-          <w:tcPr>
-            <w:tcW w:type="dxa" w:w="1860"/>
-            <w:shd w:fill="F5F6F8" w:val="clear"/>
+                <w:sz w:val="18"/>
+                <w:szCs w:val="18"/>
+              </w:rPr>
+              <w:t xml:space="preserve">liveness</w:t>
+            </w:r>
+          </w:p>
+        </w:tc>
+        <w:tc>
+          <w:tcPr>
+            <w:tcW w:type="dxa" w:w="1432"/>
+            <w:shd w:fill="F5F6F8" w:val="clear"/>
+            <w:tcMar>
+              <w:top w:type="dxa" w:w="60"/>
+              <w:left w:type="dxa" w:w="110"/>
+              <w:bottom w:type="dxa" w:w="60"/>
+              <w:right w:type="dxa" w:w="110"/>
+            </w:tcMar>
+          </w:tcPr>
+          <w:p>
+            <w:pPr>
+              <w:jc w:val="center"/>
+            </w:pPr>
+            <w:r>
+              <w:rPr>
+                <w:b w:val="false"/>
+                <w:bCs w:val="false"/>
+                <w:color w:val="222222"/>
+                <w:sz w:val="18"/>
+                <w:szCs w:val="18"/>
+              </w:rPr>
+              <w:t xml:space="preserve">0.202</w:t>
+            </w:r>
+          </w:p>
+        </w:tc>
+        <w:tc>
+          <w:tcPr>
+            <w:tcW w:type="dxa" w:w="1432"/>
+            <w:shd w:fill="F5F6F8" w:val="clear"/>
+            <w:tcMar>
+              <w:top w:type="dxa" w:w="60"/>
+              <w:left w:type="dxa" w:w="110"/>
+              <w:bottom w:type="dxa" w:w="60"/>
+              <w:right w:type="dxa" w:w="110"/>
+            </w:tcMar>
+          </w:tcPr>
+          <w:p>
+            <w:pPr>
+              <w:jc w:val="center"/>
+            </w:pPr>
+            <w:r>
+              <w:rPr>
+                <w:b w:val="false"/>
+                <w:bCs w:val="false"/>
+                <w:color w:val="222222"/>
+                <w:sz w:val="18"/>
+                <w:szCs w:val="18"/>
+              </w:rPr>
+              <w:t xml:space="preserve">0.173</w:t>
+            </w:r>
+          </w:p>
+        </w:tc>
+        <w:tc>
+          <w:tcPr>
+            <w:tcW w:type="dxa" w:w="1432"/>
+            <w:shd w:fill="F5F6F8" w:val="clear"/>
+            <w:tcMar>
+              <w:top w:type="dxa" w:w="60"/>
+              <w:left w:type="dxa" w:w="110"/>
+              <w:bottom w:type="dxa" w:w="60"/>
+              <w:right w:type="dxa" w:w="110"/>
+            </w:tcMar>
+          </w:tcPr>
+          <w:p>
+            <w:pPr>
+              <w:jc w:val="center"/>
+            </w:pPr>
+            <w:r>
+              <w:rPr>
+                <w:b w:val="false"/>
+                <w:bCs w:val="false"/>
+                <w:color w:val="222222"/>
+                <w:sz w:val="18"/>
+                <w:szCs w:val="18"/>
+              </w:rPr>
+              <w:t xml:space="preserve">0.013</w:t>
+            </w:r>
+          </w:p>
+        </w:tc>
+        <w:tc>
+          <w:tcPr>
+            <w:tcW w:type="dxa" w:w="1432"/>
+            <w:shd w:fill="F5F6F8" w:val="clear"/>
+            <w:tcMar>
+              <w:top w:type="dxa" w:w="60"/>
+              <w:left w:type="dxa" w:w="110"/>
+              <w:bottom w:type="dxa" w:w="60"/>
+              <w:right w:type="dxa" w:w="110"/>
+            </w:tcMar>
+          </w:tcPr>
+          <w:p>
+            <w:pPr>
+              <w:jc w:val="center"/>
+            </w:pPr>
+            <w:r>
+              <w:rPr>
+                <w:b w:val="false"/>
+                <w:bCs w:val="false"/>
+                <w:color w:val="222222"/>
+                <w:sz w:val="18"/>
+                <w:szCs w:val="18"/>
+              </w:rPr>
+              <w:t xml:space="preserve">0.132</w:t>
+            </w:r>
+          </w:p>
+        </w:tc>
+        <w:tc>
+          <w:tcPr>
+            <w:tcW w:type="dxa" w:w="1432"/>
+            <w:shd w:fill="F5F6F8" w:val="clear"/>
+            <w:tcMar>
+              <w:top w:type="dxa" w:w="60"/>
+              <w:left w:type="dxa" w:w="110"/>
+              <w:bottom w:type="dxa" w:w="60"/>
+              <w:right w:type="dxa" w:w="110"/>
+            </w:tcMar>
+          </w:tcPr>
+          <w:p>
+            <w:pPr>
+              <w:jc w:val="center"/>
+            </w:pPr>
+            <w:r>
+              <w:rPr>
+                <w:b w:val="false"/>
+                <w:bCs w:val="false"/>
+                <w:color w:val="222222"/>
+                <w:sz w:val="18"/>
+                <w:szCs w:val="18"/>
+              </w:rPr>
+              <w:t xml:space="preserve">0.999</w:t>
+            </w:r>
+          </w:p>
+        </w:tc>
+      </w:tr>
+      <w:tr>
+        <w:tc>
+          <w:tcPr>
+            <w:tcW w:type="dxa" w:w="2200"/>
             <w:tcMar>
               <w:top w:type="dxa" w:w="60"/>
               <w:left w:type="dxa" w:w="110"/>
@@ -1712,118 +1786,948 @@
                 <w:b w:val="false"/>
                 <w:bCs w:val="false"/>
                 <w:color w:val="222222"/>
-                <w:sz w:val="19"/>
-                <w:szCs w:val="19"/>
-              </w:rPr>
-              <w:t xml:space="preserve">KNN</w:t>
-            </w:r>
-          </w:p>
-        </w:tc>
-        <w:tc>
-          <w:tcPr>
-            <w:tcW w:type="dxa" w:w="1060"/>
-            <w:shd w:fill="F5F6F8" w:val="clear"/>
-            <w:tcMar>
-              <w:top w:type="dxa" w:w="60"/>
-              <w:left w:type="dxa" w:w="110"/>
-              <w:bottom w:type="dxa" w:w="60"/>
-              <w:right w:type="dxa" w:w="110"/>
-            </w:tcMar>
-          </w:tcPr>
-          <w:p>
-            <w:pPr>
-              <w:jc w:val="right"/>
-            </w:pPr>
-            <w:r>
-              <w:rPr>
-                <w:b w:val="false"/>
-                <w:bCs w:val="false"/>
-                <w:color w:val="222222"/>
-                <w:sz w:val="19"/>
-                <w:szCs w:val="19"/>
-              </w:rPr>
-              <w:t xml:space="preserve">6,397</w:t>
-            </w:r>
-          </w:p>
-        </w:tc>
-        <w:tc>
-          <w:tcPr>
-            <w:tcW w:type="dxa" w:w="1400"/>
-            <w:shd w:fill="F5F6F8" w:val="clear"/>
-            <w:tcMar>
-              <w:top w:type="dxa" w:w="60"/>
-              <w:left w:type="dxa" w:w="110"/>
-              <w:bottom w:type="dxa" w:w="60"/>
-              <w:right w:type="dxa" w:w="110"/>
-            </w:tcMar>
-          </w:tcPr>
-          <w:p>
-            <w:pPr>
-              <w:jc w:val="center"/>
-            </w:pPr>
-            <w:r>
-              <w:rPr>
-                <w:b w:val="false"/>
-                <w:bCs w:val="false"/>
-                <w:color w:val="222222"/>
-                <w:sz w:val="19"/>
-                <w:szCs w:val="19"/>
-              </w:rPr>
-              <w:t xml:space="preserve">0.779</w:t>
-            </w:r>
-          </w:p>
-        </w:tc>
-        <w:tc>
-          <w:tcPr>
-            <w:tcW w:type="dxa" w:w="1400"/>
-            <w:shd w:fill="F5F6F8" w:val="clear"/>
-            <w:tcMar>
-              <w:top w:type="dxa" w:w="60"/>
-              <w:left w:type="dxa" w:w="110"/>
-              <w:bottom w:type="dxa" w:w="60"/>
-              <w:right w:type="dxa" w:w="110"/>
-            </w:tcMar>
-          </w:tcPr>
-          <w:p>
-            <w:pPr>
-              <w:jc w:val="center"/>
-            </w:pPr>
-            <w:r>
-              <w:rPr>
-                <w:b w:val="false"/>
-                <w:bCs w:val="false"/>
-                <w:color w:val="222222"/>
-                <w:sz w:val="19"/>
-                <w:szCs w:val="19"/>
-              </w:rPr>
-              <w:t xml:space="preserve">0.812</w:t>
-            </w:r>
-          </w:p>
-        </w:tc>
-        <w:tc>
-          <w:tcPr>
-            <w:tcW w:type="dxa" w:w="1400"/>
-            <w:shd w:fill="F5F6F8" w:val="clear"/>
-            <w:tcMar>
-              <w:top w:type="dxa" w:w="60"/>
-              <w:left w:type="dxa" w:w="110"/>
-              <w:bottom w:type="dxa" w:w="60"/>
-              <w:right w:type="dxa" w:w="110"/>
-            </w:tcMar>
-          </w:tcPr>
-          <w:p>
-            <w:pPr>
-              <w:jc w:val="center"/>
-            </w:pPr>
-            <w:r>
-              <w:rPr>
-                <w:b w:val="false"/>
-                <w:bCs w:val="false"/>
-                <w:color w:val="222222"/>
-                <w:sz w:val="19"/>
-                <w:szCs w:val="19"/>
-              </w:rPr>
-              <w:t xml:space="preserve">0.857</w:t>
+                <w:sz w:val="18"/>
+                <w:szCs w:val="18"/>
+              </w:rPr>
+              <w:t xml:space="preserve">valence</w:t>
+            </w:r>
+          </w:p>
+        </w:tc>
+        <w:tc>
+          <w:tcPr>
+            <w:tcW w:type="dxa" w:w="1432"/>
+            <w:tcMar>
+              <w:top w:type="dxa" w:w="60"/>
+              <w:left w:type="dxa" w:w="110"/>
+              <w:bottom w:type="dxa" w:w="60"/>
+              <w:right w:type="dxa" w:w="110"/>
+            </w:tcMar>
+          </w:tcPr>
+          <w:p>
+            <w:pPr>
+              <w:jc w:val="center"/>
+            </w:pPr>
+            <w:r>
+              <w:rPr>
+                <w:b w:val="false"/>
+                <w:bCs w:val="false"/>
+                <w:color w:val="222222"/>
+                <w:sz w:val="18"/>
+                <w:szCs w:val="18"/>
+              </w:rPr>
+              <w:t xml:space="preserve">0.542</w:t>
+            </w:r>
+          </w:p>
+        </w:tc>
+        <w:tc>
+          <w:tcPr>
+            <w:tcW w:type="dxa" w:w="1432"/>
+            <w:tcMar>
+              <w:top w:type="dxa" w:w="60"/>
+              <w:left w:type="dxa" w:w="110"/>
+              <w:bottom w:type="dxa" w:w="60"/>
+              <w:right w:type="dxa" w:w="110"/>
+            </w:tcMar>
+          </w:tcPr>
+          <w:p>
+            <w:pPr>
+              <w:jc w:val="center"/>
+            </w:pPr>
+            <w:r>
+              <w:rPr>
+                <w:b w:val="false"/>
+                <w:bCs w:val="false"/>
+                <w:color w:val="222222"/>
+                <w:sz w:val="18"/>
+                <w:szCs w:val="18"/>
+              </w:rPr>
+              <w:t xml:space="preserve">0.267</w:t>
+            </w:r>
+          </w:p>
+        </w:tc>
+        <w:tc>
+          <w:tcPr>
+            <w:tcW w:type="dxa" w:w="1432"/>
+            <w:tcMar>
+              <w:top w:type="dxa" w:w="60"/>
+              <w:left w:type="dxa" w:w="110"/>
+              <w:bottom w:type="dxa" w:w="60"/>
+              <w:right w:type="dxa" w:w="110"/>
+            </w:tcMar>
+          </w:tcPr>
+          <w:p>
+            <w:pPr>
+              <w:jc w:val="center"/>
+            </w:pPr>
+            <w:r>
+              <w:rPr>
+                <w:b w:val="false"/>
+                <w:bCs w:val="false"/>
+                <w:color w:val="222222"/>
+                <w:sz w:val="18"/>
+                <w:szCs w:val="18"/>
+              </w:rPr>
+              <w:t xml:space="preserve">0</w:t>
+            </w:r>
+          </w:p>
+        </w:tc>
+        <w:tc>
+          <w:tcPr>
+            <w:tcW w:type="dxa" w:w="1432"/>
+            <w:tcMar>
+              <w:top w:type="dxa" w:w="60"/>
+              <w:left w:type="dxa" w:w="110"/>
+              <w:bottom w:type="dxa" w:w="60"/>
+              <w:right w:type="dxa" w:w="110"/>
+            </w:tcMar>
+          </w:tcPr>
+          <w:p>
+            <w:pPr>
+              <w:jc w:val="center"/>
+            </w:pPr>
+            <w:r>
+              <w:rPr>
+                <w:b w:val="false"/>
+                <w:bCs w:val="false"/>
+                <w:color w:val="222222"/>
+                <w:sz w:val="18"/>
+                <w:szCs w:val="18"/>
+              </w:rPr>
+              <w:t xml:space="preserve">0.559</w:t>
+            </w:r>
+          </w:p>
+        </w:tc>
+        <w:tc>
+          <w:tcPr>
+            <w:tcW w:type="dxa" w:w="1432"/>
+            <w:tcMar>
+              <w:top w:type="dxa" w:w="60"/>
+              <w:left w:type="dxa" w:w="110"/>
+              <w:bottom w:type="dxa" w:w="60"/>
+              <w:right w:type="dxa" w:w="110"/>
+            </w:tcMar>
+          </w:tcPr>
+          <w:p>
+            <w:pPr>
+              <w:jc w:val="center"/>
+            </w:pPr>
+            <w:r>
+              <w:rPr>
+                <w:b w:val="false"/>
+                <w:bCs w:val="false"/>
+                <w:color w:val="222222"/>
+                <w:sz w:val="18"/>
+                <w:szCs w:val="18"/>
+              </w:rPr>
+              <w:t xml:space="preserve">0.996</w:t>
+            </w:r>
+          </w:p>
+        </w:tc>
+      </w:tr>
+      <w:tr>
+        <w:tc>
+          <w:tcPr>
+            <w:tcW w:type="dxa" w:w="2200"/>
+            <w:shd w:fill="F5F6F8" w:val="clear"/>
+            <w:tcMar>
+              <w:top w:type="dxa" w:w="60"/>
+              <w:left w:type="dxa" w:w="110"/>
+              <w:bottom w:type="dxa" w:w="60"/>
+              <w:right w:type="dxa" w:w="110"/>
+            </w:tcMar>
+          </w:tcPr>
+          <w:p>
+            <w:pPr>
+              <w:jc w:val="left"/>
+            </w:pPr>
+            <w:r>
+              <w:rPr>
+                <w:b w:val="false"/>
+                <w:bCs w:val="false"/>
+                <w:color w:val="222222"/>
+                <w:sz w:val="18"/>
+                <w:szCs w:val="18"/>
+              </w:rPr>
+              <w:t xml:space="preserve">tempo</w:t>
+            </w:r>
+          </w:p>
+        </w:tc>
+        <w:tc>
+          <w:tcPr>
+            <w:tcW w:type="dxa" w:w="1432"/>
+            <w:shd w:fill="F5F6F8" w:val="clear"/>
+            <w:tcMar>
+              <w:top w:type="dxa" w:w="60"/>
+              <w:left w:type="dxa" w:w="110"/>
+              <w:bottom w:type="dxa" w:w="60"/>
+              <w:right w:type="dxa" w:w="110"/>
+            </w:tcMar>
+          </w:tcPr>
+          <w:p>
+            <w:pPr>
+              <w:jc w:val="center"/>
+            </w:pPr>
+            <w:r>
+              <w:rPr>
+                <w:b w:val="false"/>
+                <w:bCs w:val="false"/>
+                <w:color w:val="222222"/>
+                <w:sz w:val="18"/>
+                <w:szCs w:val="18"/>
+              </w:rPr>
+              <w:t xml:space="preserve">119.343</w:t>
+            </w:r>
+          </w:p>
+        </w:tc>
+        <w:tc>
+          <w:tcPr>
+            <w:tcW w:type="dxa" w:w="1432"/>
+            <w:shd w:fill="F5F6F8" w:val="clear"/>
+            <w:tcMar>
+              <w:top w:type="dxa" w:w="60"/>
+              <w:left w:type="dxa" w:w="110"/>
+              <w:bottom w:type="dxa" w:w="60"/>
+              <w:right w:type="dxa" w:w="110"/>
+            </w:tcMar>
+          </w:tcPr>
+          <w:p>
+            <w:pPr>
+              <w:jc w:val="center"/>
+            </w:pPr>
+            <w:r>
+              <w:rPr>
+                <w:b w:val="false"/>
+                <w:bCs w:val="false"/>
+                <w:color w:val="222222"/>
+                <w:sz w:val="18"/>
+                <w:szCs w:val="18"/>
+              </w:rPr>
+              <w:t xml:space="preserve">29.093</w:t>
+            </w:r>
+          </w:p>
+        </w:tc>
+        <w:tc>
+          <w:tcPr>
+            <w:tcW w:type="dxa" w:w="1432"/>
+            <w:shd w:fill="F5F6F8" w:val="clear"/>
+            <w:tcMar>
+              <w:top w:type="dxa" w:w="60"/>
+              <w:left w:type="dxa" w:w="110"/>
+              <w:bottom w:type="dxa" w:w="60"/>
+              <w:right w:type="dxa" w:w="110"/>
+            </w:tcMar>
+          </w:tcPr>
+          <w:p>
+            <w:pPr>
+              <w:jc w:val="center"/>
+            </w:pPr>
+            <w:r>
+              <w:rPr>
+                <w:b w:val="false"/>
+                <w:bCs w:val="false"/>
+                <w:color w:val="222222"/>
+                <w:sz w:val="18"/>
+                <w:szCs w:val="18"/>
+              </w:rPr>
+              <w:t xml:space="preserve">31.988</w:t>
+            </w:r>
+          </w:p>
+        </w:tc>
+        <w:tc>
+          <w:tcPr>
+            <w:tcW w:type="dxa" w:w="1432"/>
+            <w:shd w:fill="F5F6F8" w:val="clear"/>
+            <w:tcMar>
+              <w:top w:type="dxa" w:w="60"/>
+              <w:left w:type="dxa" w:w="110"/>
+              <w:bottom w:type="dxa" w:w="60"/>
+              <w:right w:type="dxa" w:w="110"/>
+            </w:tcMar>
+          </w:tcPr>
+          <w:p>
+            <w:pPr>
+              <w:jc w:val="center"/>
+            </w:pPr>
+            <w:r>
+              <w:rPr>
+                <w:b w:val="false"/>
+                <w:bCs w:val="false"/>
+                <w:color w:val="222222"/>
+                <w:sz w:val="18"/>
+                <w:szCs w:val="18"/>
+              </w:rPr>
+              <w:t xml:space="preserve">117.567</w:t>
+            </w:r>
+          </w:p>
+        </w:tc>
+        <w:tc>
+          <w:tcPr>
+            <w:tcW w:type="dxa" w:w="1432"/>
+            <w:shd w:fill="F5F6F8" w:val="clear"/>
+            <w:tcMar>
+              <w:top w:type="dxa" w:w="60"/>
+              <w:left w:type="dxa" w:w="110"/>
+              <w:bottom w:type="dxa" w:w="60"/>
+              <w:right w:type="dxa" w:w="110"/>
+            </w:tcMar>
+          </w:tcPr>
+          <w:p>
+            <w:pPr>
+              <w:jc w:val="center"/>
+            </w:pPr>
+            <w:r>
+              <w:rPr>
+                <w:b w:val="false"/>
+                <w:bCs w:val="false"/>
+                <w:color w:val="222222"/>
+                <w:sz w:val="18"/>
+                <w:szCs w:val="18"/>
+              </w:rPr>
+              <w:t xml:space="preserve">241.423</w:t>
+            </w:r>
+          </w:p>
+        </w:tc>
+      </w:tr>
+      <w:tr>
+        <w:tc>
+          <w:tcPr>
+            <w:tcW w:type="dxa" w:w="2200"/>
+            <w:tcMar>
+              <w:top w:type="dxa" w:w="60"/>
+              <w:left w:type="dxa" w:w="110"/>
+              <w:bottom w:type="dxa" w:w="60"/>
+              <w:right w:type="dxa" w:w="110"/>
+            </w:tcMar>
+          </w:tcPr>
+          <w:p>
+            <w:pPr>
+              <w:jc w:val="left"/>
+            </w:pPr>
+            <w:r>
+              <w:rPr>
+                <w:b w:val="false"/>
+                <w:bCs w:val="false"/>
+                <w:color w:val="222222"/>
+                <w:sz w:val="18"/>
+                <w:szCs w:val="18"/>
+              </w:rPr>
+              <w:t xml:space="preserve">duration_ms</w:t>
+            </w:r>
+          </w:p>
+        </w:tc>
+        <w:tc>
+          <w:tcPr>
+            <w:tcW w:type="dxa" w:w="1432"/>
+            <w:tcMar>
+              <w:top w:type="dxa" w:w="60"/>
+              <w:left w:type="dxa" w:w="110"/>
+              <w:bottom w:type="dxa" w:w="60"/>
+              <w:right w:type="dxa" w:w="110"/>
+            </w:tcMar>
+          </w:tcPr>
+          <w:p>
+            <w:pPr>
+              <w:jc w:val="center"/>
+            </w:pPr>
+            <w:r>
+              <w:rPr>
+                <w:b w:val="false"/>
+                <w:bCs w:val="false"/>
+                <w:color w:val="222222"/>
+                <w:sz w:val="18"/>
+                <w:szCs w:val="18"/>
+              </w:rPr>
+              <w:t xml:space="preserve">234880.263</w:t>
+            </w:r>
+          </w:p>
+        </w:tc>
+        <w:tc>
+          <w:tcPr>
+            <w:tcW w:type="dxa" w:w="1432"/>
+            <w:tcMar>
+              <w:top w:type="dxa" w:w="60"/>
+              <w:left w:type="dxa" w:w="110"/>
+              <w:bottom w:type="dxa" w:w="60"/>
+              <w:right w:type="dxa" w:w="110"/>
+            </w:tcMar>
+          </w:tcPr>
+          <w:p>
+            <w:pPr>
+              <w:jc w:val="center"/>
+            </w:pPr>
+            <w:r>
+              <w:rPr>
+                <w:b w:val="false"/>
+                <w:bCs w:val="false"/>
+                <w:color w:val="222222"/>
+                <w:sz w:val="18"/>
+                <w:szCs w:val="18"/>
+              </w:rPr>
+              <w:t xml:space="preserve">118971.258</w:t>
+            </w:r>
+          </w:p>
+        </w:tc>
+        <w:tc>
+          <w:tcPr>
+            <w:tcW w:type="dxa" w:w="1432"/>
+            <w:tcMar>
+              <w:top w:type="dxa" w:w="60"/>
+              <w:left w:type="dxa" w:w="110"/>
+              <w:bottom w:type="dxa" w:w="60"/>
+              <w:right w:type="dxa" w:w="110"/>
+            </w:tcMar>
+          </w:tcPr>
+          <w:p>
+            <w:pPr>
+              <w:jc w:val="center"/>
+            </w:pPr>
+            <w:r>
+              <w:rPr>
+                <w:b w:val="false"/>
+                <w:bCs w:val="false"/>
+                <w:color w:val="222222"/>
+                <w:sz w:val="18"/>
+                <w:szCs w:val="18"/>
+              </w:rPr>
+              <w:t xml:space="preserve">15168</w:t>
+            </w:r>
+          </w:p>
+        </w:tc>
+        <w:tc>
+          <w:tcPr>
+            <w:tcW w:type="dxa" w:w="1432"/>
+            <w:tcMar>
+              <w:top w:type="dxa" w:w="60"/>
+              <w:left w:type="dxa" w:w="110"/>
+              <w:bottom w:type="dxa" w:w="60"/>
+              <w:right w:type="dxa" w:w="110"/>
+            </w:tcMar>
+          </w:tcPr>
+          <w:p>
+            <w:pPr>
+              <w:jc w:val="center"/>
+            </w:pPr>
+            <w:r>
+              <w:rPr>
+                <w:b w:val="false"/>
+                <w:bCs w:val="false"/>
+                <w:color w:val="222222"/>
+                <w:sz w:val="18"/>
+                <w:szCs w:val="18"/>
+              </w:rPr>
+              <w:t xml:space="preserve">217907</w:t>
+            </w:r>
+          </w:p>
+        </w:tc>
+        <w:tc>
+          <w:tcPr>
+            <w:tcW w:type="dxa" w:w="1432"/>
+            <w:tcMar>
+              <w:top w:type="dxa" w:w="60"/>
+              <w:left w:type="dxa" w:w="110"/>
+              <w:bottom w:type="dxa" w:w="60"/>
+              <w:right w:type="dxa" w:w="110"/>
+            </w:tcMar>
+          </w:tcPr>
+          <w:p>
+            <w:pPr>
+              <w:jc w:val="center"/>
+            </w:pPr>
+            <w:r>
+              <w:rPr>
+                <w:b w:val="false"/>
+                <w:bCs w:val="false"/>
+                <w:color w:val="222222"/>
+                <w:sz w:val="18"/>
+                <w:szCs w:val="18"/>
+              </w:rPr>
+              <w:t xml:space="preserve">4170227</w:t>
+            </w:r>
+          </w:p>
+        </w:tc>
+      </w:tr>
+      <w:tr>
+        <w:tc>
+          <w:tcPr>
+            <w:tcW w:type="dxa" w:w="2200"/>
+            <w:shd w:fill="F5F6F8" w:val="clear"/>
+            <w:tcMar>
+              <w:top w:type="dxa" w:w="60"/>
+              <w:left w:type="dxa" w:w="110"/>
+              <w:bottom w:type="dxa" w:w="60"/>
+              <w:right w:type="dxa" w:w="110"/>
+            </w:tcMar>
+          </w:tcPr>
+          <w:p>
+            <w:pPr>
+              <w:jc w:val="left"/>
+            </w:pPr>
+            <w:r>
+              <w:rPr>
+                <w:b w:val="false"/>
+                <w:bCs w:val="false"/>
+                <w:color w:val="222222"/>
+                <w:sz w:val="18"/>
+                <w:szCs w:val="18"/>
+              </w:rPr>
+              <w:t xml:space="preserve">time_signature</w:t>
+            </w:r>
+          </w:p>
+        </w:tc>
+        <w:tc>
+          <w:tcPr>
+            <w:tcW w:type="dxa" w:w="1432"/>
+            <w:shd w:fill="F5F6F8" w:val="clear"/>
+            <w:tcMar>
+              <w:top w:type="dxa" w:w="60"/>
+              <w:left w:type="dxa" w:w="110"/>
+              <w:bottom w:type="dxa" w:w="60"/>
+              <w:right w:type="dxa" w:w="110"/>
+            </w:tcMar>
+          </w:tcPr>
+          <w:p>
+            <w:pPr>
+              <w:jc w:val="center"/>
+            </w:pPr>
+            <w:r>
+              <w:rPr>
+                <w:b w:val="false"/>
+                <w:bCs w:val="false"/>
+                <w:color w:val="222222"/>
+                <w:sz w:val="18"/>
+                <w:szCs w:val="18"/>
+              </w:rPr>
+              <w:t xml:space="preserve">3.894</w:t>
+            </w:r>
+          </w:p>
+        </w:tc>
+        <w:tc>
+          <w:tcPr>
+            <w:tcW w:type="dxa" w:w="1432"/>
+            <w:shd w:fill="F5F6F8" w:val="clear"/>
+            <w:tcMar>
+              <w:top w:type="dxa" w:w="60"/>
+              <w:left w:type="dxa" w:w="110"/>
+              <w:bottom w:type="dxa" w:w="60"/>
+              <w:right w:type="dxa" w:w="110"/>
+            </w:tcMar>
+          </w:tcPr>
+          <w:p>
+            <w:pPr>
+              <w:jc w:val="center"/>
+            </w:pPr>
+            <w:r>
+              <w:rPr>
+                <w:b w:val="false"/>
+                <w:bCs w:val="false"/>
+                <w:color w:val="222222"/>
+                <w:sz w:val="18"/>
+                <w:szCs w:val="18"/>
+              </w:rPr>
+              <w:t xml:space="preserve">0.422</w:t>
+            </w:r>
+          </w:p>
+        </w:tc>
+        <w:tc>
+          <w:tcPr>
+            <w:tcW w:type="dxa" w:w="1432"/>
+            <w:shd w:fill="F5F6F8" w:val="clear"/>
+            <w:tcMar>
+              <w:top w:type="dxa" w:w="60"/>
+              <w:left w:type="dxa" w:w="110"/>
+              <w:bottom w:type="dxa" w:w="60"/>
+              <w:right w:type="dxa" w:w="110"/>
+            </w:tcMar>
+          </w:tcPr>
+          <w:p>
+            <w:pPr>
+              <w:jc w:val="center"/>
+            </w:pPr>
+            <w:r>
+              <w:rPr>
+                <w:b w:val="false"/>
+                <w:bCs w:val="false"/>
+                <w:color w:val="222222"/>
+                <w:sz w:val="18"/>
+                <w:szCs w:val="18"/>
+              </w:rPr>
+              <w:t xml:space="preserve">1</w:t>
+            </w:r>
+          </w:p>
+        </w:tc>
+        <w:tc>
+          <w:tcPr>
+            <w:tcW w:type="dxa" w:w="1432"/>
+            <w:shd w:fill="F5F6F8" w:val="clear"/>
+            <w:tcMar>
+              <w:top w:type="dxa" w:w="60"/>
+              <w:left w:type="dxa" w:w="110"/>
+              <w:bottom w:type="dxa" w:w="60"/>
+              <w:right w:type="dxa" w:w="110"/>
+            </w:tcMar>
+          </w:tcPr>
+          <w:p>
+            <w:pPr>
+              <w:jc w:val="center"/>
+            </w:pPr>
+            <w:r>
+              <w:rPr>
+                <w:b w:val="false"/>
+                <w:bCs w:val="false"/>
+                <w:color w:val="222222"/>
+                <w:sz w:val="18"/>
+                <w:szCs w:val="18"/>
+              </w:rPr>
+              <w:t xml:space="preserve">4</w:t>
+            </w:r>
+          </w:p>
+        </w:tc>
+        <w:tc>
+          <w:tcPr>
+            <w:tcW w:type="dxa" w:w="1432"/>
+            <w:shd w:fill="F5F6F8" w:val="clear"/>
+            <w:tcMar>
+              <w:top w:type="dxa" w:w="60"/>
+              <w:left w:type="dxa" w:w="110"/>
+              <w:bottom w:type="dxa" w:w="60"/>
+              <w:right w:type="dxa" w:w="110"/>
+            </w:tcMar>
+          </w:tcPr>
+          <w:p>
+            <w:pPr>
+              <w:jc w:val="center"/>
+            </w:pPr>
+            <w:r>
+              <w:rPr>
+                <w:b w:val="false"/>
+                <w:bCs w:val="false"/>
+                <w:color w:val="222222"/>
+                <w:sz w:val="18"/>
+                <w:szCs w:val="18"/>
+              </w:rPr>
+              <w:t xml:space="preserve">5</w:t>
+            </w:r>
+          </w:p>
+        </w:tc>
+      </w:tr>
+      <w:tr>
+        <w:tc>
+          <w:tcPr>
+            <w:tcW w:type="dxa" w:w="2200"/>
+            <w:tcMar>
+              <w:top w:type="dxa" w:w="60"/>
+              <w:left w:type="dxa" w:w="110"/>
+              <w:bottom w:type="dxa" w:w="60"/>
+              <w:right w:type="dxa" w:w="110"/>
+            </w:tcMar>
+          </w:tcPr>
+          <w:p>
+            <w:pPr>
+              <w:jc w:val="left"/>
+            </w:pPr>
+            <w:r>
+              <w:rPr>
+                <w:b w:val="false"/>
+                <w:bCs w:val="false"/>
+                <w:color w:val="222222"/>
+                <w:sz w:val="18"/>
+                <w:szCs w:val="18"/>
+              </w:rPr>
+              <w:t xml:space="preserve">chorus_hit</w:t>
+            </w:r>
+          </w:p>
+        </w:tc>
+        <w:tc>
+          <w:tcPr>
+            <w:tcW w:type="dxa" w:w="1432"/>
+            <w:tcMar>
+              <w:top w:type="dxa" w:w="60"/>
+              <w:left w:type="dxa" w:w="110"/>
+              <w:bottom w:type="dxa" w:w="60"/>
+              <w:right w:type="dxa" w:w="110"/>
+            </w:tcMar>
+          </w:tcPr>
+          <w:p>
+            <w:pPr>
+              <w:jc w:val="center"/>
+            </w:pPr>
+            <w:r>
+              <w:rPr>
+                <w:b w:val="false"/>
+                <w:bCs w:val="false"/>
+                <w:color w:val="222222"/>
+                <w:sz w:val="18"/>
+                <w:szCs w:val="18"/>
+              </w:rPr>
+              <w:t xml:space="preserve">40.104</w:t>
+            </w:r>
+          </w:p>
+        </w:tc>
+        <w:tc>
+          <w:tcPr>
+            <w:tcW w:type="dxa" w:w="1432"/>
+            <w:tcMar>
+              <w:top w:type="dxa" w:w="60"/>
+              <w:left w:type="dxa" w:w="110"/>
+              <w:bottom w:type="dxa" w:w="60"/>
+              <w:right w:type="dxa" w:w="110"/>
+            </w:tcMar>
+          </w:tcPr>
+          <w:p>
+            <w:pPr>
+              <w:jc w:val="center"/>
+            </w:pPr>
+            <w:r>
+              <w:rPr>
+                <w:b w:val="false"/>
+                <w:bCs w:val="false"/>
+                <w:color w:val="222222"/>
+                <w:sz w:val="18"/>
+                <w:szCs w:val="18"/>
+              </w:rPr>
+              <w:t xml:space="preserve">18.999</w:t>
+            </w:r>
+          </w:p>
+        </w:tc>
+        <w:tc>
+          <w:tcPr>
+            <w:tcW w:type="dxa" w:w="1432"/>
+            <w:tcMar>
+              <w:top w:type="dxa" w:w="60"/>
+              <w:left w:type="dxa" w:w="110"/>
+              <w:bottom w:type="dxa" w:w="60"/>
+              <w:right w:type="dxa" w:w="110"/>
+            </w:tcMar>
+          </w:tcPr>
+          <w:p>
+            <w:pPr>
+              <w:jc w:val="center"/>
+            </w:pPr>
+            <w:r>
+              <w:rPr>
+                <w:b w:val="false"/>
+                <w:bCs w:val="false"/>
+                <w:color w:val="222222"/>
+                <w:sz w:val="18"/>
+                <w:szCs w:val="18"/>
+              </w:rPr>
+              <w:t xml:space="preserve">0</w:t>
+            </w:r>
+          </w:p>
+        </w:tc>
+        <w:tc>
+          <w:tcPr>
+            <w:tcW w:type="dxa" w:w="1432"/>
+            <w:tcMar>
+              <w:top w:type="dxa" w:w="60"/>
+              <w:left w:type="dxa" w:w="110"/>
+              <w:bottom w:type="dxa" w:w="60"/>
+              <w:right w:type="dxa" w:w="110"/>
+            </w:tcMar>
+          </w:tcPr>
+          <w:p>
+            <w:pPr>
+              <w:jc w:val="center"/>
+            </w:pPr>
+            <w:r>
+              <w:rPr>
+                <w:b w:val="false"/>
+                <w:bCs w:val="false"/>
+                <w:color w:val="222222"/>
+                <w:sz w:val="18"/>
+                <w:szCs w:val="18"/>
+              </w:rPr>
+              <w:t xml:space="preserve">35.85</w:t>
+            </w:r>
+          </w:p>
+        </w:tc>
+        <w:tc>
+          <w:tcPr>
+            <w:tcW w:type="dxa" w:w="1432"/>
+            <w:tcMar>
+              <w:top w:type="dxa" w:w="60"/>
+              <w:left w:type="dxa" w:w="110"/>
+              <w:bottom w:type="dxa" w:w="60"/>
+              <w:right w:type="dxa" w:w="110"/>
+            </w:tcMar>
+          </w:tcPr>
+          <w:p>
+            <w:pPr>
+              <w:jc w:val="center"/>
+            </w:pPr>
+            <w:r>
+              <w:rPr>
+                <w:b w:val="false"/>
+                <w:bCs w:val="false"/>
+                <w:color w:val="222222"/>
+                <w:sz w:val="18"/>
+                <w:szCs w:val="18"/>
+              </w:rPr>
+              <w:t xml:space="preserve">433.182</w:t>
+            </w:r>
+          </w:p>
+        </w:tc>
+      </w:tr>
+      <w:tr>
+        <w:tc>
+          <w:tcPr>
+            <w:tcW w:type="dxa" w:w="2200"/>
+            <w:shd w:fill="F5F6F8" w:val="clear"/>
+            <w:tcMar>
+              <w:top w:type="dxa" w:w="60"/>
+              <w:left w:type="dxa" w:w="110"/>
+              <w:bottom w:type="dxa" w:w="60"/>
+              <w:right w:type="dxa" w:w="110"/>
+            </w:tcMar>
+          </w:tcPr>
+          <w:p>
+            <w:pPr>
+              <w:jc w:val="left"/>
+            </w:pPr>
+            <w:r>
+              <w:rPr>
+                <w:b w:val="false"/>
+                <w:bCs w:val="false"/>
+                <w:color w:val="222222"/>
+                <w:sz w:val="18"/>
+                <w:szCs w:val="18"/>
+              </w:rPr>
+              <w:t xml:space="preserve">sections</w:t>
+            </w:r>
+          </w:p>
+        </w:tc>
+        <w:tc>
+          <w:tcPr>
+            <w:tcW w:type="dxa" w:w="1432"/>
+            <w:shd w:fill="F5F6F8" w:val="clear"/>
+            <w:tcMar>
+              <w:top w:type="dxa" w:w="60"/>
+              <w:left w:type="dxa" w:w="110"/>
+              <w:bottom w:type="dxa" w:w="60"/>
+              <w:right w:type="dxa" w:w="110"/>
+            </w:tcMar>
+          </w:tcPr>
+          <w:p>
+            <w:pPr>
+              <w:jc w:val="center"/>
+            </w:pPr>
+            <w:r>
+              <w:rPr>
+                <w:b w:val="false"/>
+                <w:bCs w:val="false"/>
+                <w:color w:val="222222"/>
+                <w:sz w:val="18"/>
+                <w:szCs w:val="18"/>
+              </w:rPr>
+              <w:t xml:space="preserve">10.476</w:t>
+            </w:r>
+          </w:p>
+        </w:tc>
+        <w:tc>
+          <w:tcPr>
+            <w:tcW w:type="dxa" w:w="1432"/>
+            <w:shd w:fill="F5F6F8" w:val="clear"/>
+            <w:tcMar>
+              <w:top w:type="dxa" w:w="60"/>
+              <w:left w:type="dxa" w:w="110"/>
+              <w:bottom w:type="dxa" w:w="60"/>
+              <w:right w:type="dxa" w:w="110"/>
+            </w:tcMar>
+          </w:tcPr>
+          <w:p>
+            <w:pPr>
+              <w:jc w:val="center"/>
+            </w:pPr>
+            <w:r>
+              <w:rPr>
+                <w:b w:val="false"/>
+                <w:bCs w:val="false"/>
+                <w:color w:val="222222"/>
+                <w:sz w:val="18"/>
+                <w:szCs w:val="18"/>
+              </w:rPr>
+              <w:t xml:space="preserve">4.872</w:t>
+            </w:r>
+          </w:p>
+        </w:tc>
+        <w:tc>
+          <w:tcPr>
+            <w:tcW w:type="dxa" w:w="1432"/>
+            <w:shd w:fill="F5F6F8" w:val="clear"/>
+            <w:tcMar>
+              <w:top w:type="dxa" w:w="60"/>
+              <w:left w:type="dxa" w:w="110"/>
+              <w:bottom w:type="dxa" w:w="60"/>
+              <w:right w:type="dxa" w:w="110"/>
+            </w:tcMar>
+          </w:tcPr>
+          <w:p>
+            <w:pPr>
+              <w:jc w:val="center"/>
+            </w:pPr>
+            <w:r>
+              <w:rPr>
+                <w:b w:val="false"/>
+                <w:bCs w:val="false"/>
+                <w:color w:val="222222"/>
+                <w:sz w:val="18"/>
+                <w:szCs w:val="18"/>
+              </w:rPr>
+              <w:t xml:space="preserve">0</w:t>
+            </w:r>
+          </w:p>
+        </w:tc>
+        <w:tc>
+          <w:tcPr>
+            <w:tcW w:type="dxa" w:w="1432"/>
+            <w:shd w:fill="F5F6F8" w:val="clear"/>
+            <w:tcMar>
+              <w:top w:type="dxa" w:w="60"/>
+              <w:left w:type="dxa" w:w="110"/>
+              <w:bottom w:type="dxa" w:w="60"/>
+              <w:right w:type="dxa" w:w="110"/>
+            </w:tcMar>
+          </w:tcPr>
+          <w:p>
+            <w:pPr>
+              <w:jc w:val="center"/>
+            </w:pPr>
+            <w:r>
+              <w:rPr>
+                <w:b w:val="false"/>
+                <w:bCs w:val="false"/>
+                <w:color w:val="222222"/>
+                <w:sz w:val="18"/>
+                <w:szCs w:val="18"/>
+              </w:rPr>
+              <w:t xml:space="preserve">10</w:t>
+            </w:r>
+          </w:p>
+        </w:tc>
+        <w:tc>
+          <w:tcPr>
+            <w:tcW w:type="dxa" w:w="1432"/>
+            <w:shd w:fill="F5F6F8" w:val="clear"/>
+            <w:tcMar>
+              <w:top w:type="dxa" w:w="60"/>
+              <w:left w:type="dxa" w:w="110"/>
+              <w:bottom w:type="dxa" w:w="60"/>
+              <w:right w:type="dxa" w:w="110"/>
+            </w:tcMar>
+          </w:tcPr>
+          <w:p>
+            <w:pPr>
+              <w:jc w:val="center"/>
+            </w:pPr>
+            <w:r>
+              <w:rPr>
+                <w:b w:val="false"/>
+                <w:bCs w:val="false"/>
+                <w:color w:val="222222"/>
+                <w:sz w:val="18"/>
+                <w:szCs w:val="18"/>
+              </w:rPr>
+              <w:t xml:space="preserve">169</w:t>
             </w:r>
           </w:p>
         </w:tc>
@@ -1837,9 +2741,9 @@
       <w:r>
         <w:drawing>
           <wp:inline distT="0" distB="0" distL="0" distR="0">
-            <wp:extent cx="5943600" cy="2590800"/>
+            <wp:extent cx="5334000" cy="3086100"/>
             <wp:effectExtent t="0" r="0" b="0" l="0"/>
-            <wp:docPr id="1" name="Figure 1" descr="Classifier performance by era (a) and the rise in hit predictability across decades for the Random Forest (b)." title="Figure 1"/>
+            <wp:docPr id="1" name="Figure 1" descr="Class balance by decade. Each decade is sampled to an even hit/flop split, so accuracy is interpreted against a 50% baseline." title="Figure 1"/>
             <wp:cNvGraphicFramePr>
               <a:graphicFrameLocks xmlns:a="http://schemas.openxmlformats.org/drawingml/2006/main" noChangeAspect="1"/>
             </wp:cNvGraphicFramePr>
@@ -1862,6 +2766,2930 @@
                   <pic:spPr bwMode="auto">
                     <a:xfrm>
                       <a:off x="0" y="0"/>
+                      <a:ext cx="5334000" cy="3086100"/>
+                    </a:xfrm>
+                    <a:prstGeom prst="rect">
+                      <a:avLst/>
+                    </a:prstGeom>
+                  </pic:spPr>
+                </pic:pic>
+              </a:graphicData>
+            </a:graphic>
+          </wp:inline>
+        </w:drawing>
+      </w:r>
+    </w:p>
+    <w:p>
+      <w:pPr>
+        <w:spacing w:after="200"/>
+        <w:jc w:val="center"/>
+      </w:pPr>
+      <w:r>
+        <w:rPr>
+          <w:b/>
+          <w:bCs/>
+          <w:sz w:val="19"/>
+          <w:szCs w:val="19"/>
+        </w:rPr>
+        <w:t xml:space="preserve">Figure 1. </w:t>
+      </w:r>
+      <w:r>
+        <w:rPr>
+          <w:i/>
+          <w:iCs/>
+          <w:color w:val="555555"/>
+          <w:sz w:val="19"/>
+          <w:szCs w:val="19"/>
+        </w:rPr>
+        <w:t xml:space="preserve">Class balance by decade. Each decade is sampled to an even hit/flop split, so accuracy is interpreted against a 50% baseline.</w:t>
+      </w:r>
+    </w:p>
+    <w:p>
+      <w:pPr>
+        <w:spacing w:after="140"/>
+      </w:pPr>
+      <w:r>
+        <w:t xml:space="preserve">Several features already separate the two classes before any modelling (Figure 2). Hits tend to be louder (mean loudness −8.7 dB vs −11.7 dB for flops), far less instrumental (0.03 vs 0.28) and less acoustic (0.28 vs 0.45), more positive in valence (0.61 vs 0.48), and slightly shorter. These raw differences foreshadow the model-based importances reported later.</w:t>
+      </w:r>
+    </w:p>
+    <w:p>
+      <w:pPr>
+        <w:spacing w:after="60" w:before="160"/>
+        <w:jc w:val="center"/>
+      </w:pPr>
+      <w:r>
+        <w:drawing>
+          <wp:inline distT="0" distB="0" distL="0" distR="0">
+            <wp:extent cx="5715000" cy="2752725"/>
+            <wp:effectExtent t="0" r="0" b="0" l="0"/>
+            <wp:docPr id="1" name="Figure 2" descr="Distributions of eight key features for hits vs flops. Instrumentalness, loudness, and acousticness show the clearest separation." title="Figure 2"/>
+            <wp:cNvGraphicFramePr>
+              <a:graphicFrameLocks xmlns:a="http://schemas.openxmlformats.org/drawingml/2006/main" noChangeAspect="1"/>
+            </wp:cNvGraphicFramePr>
+            <a:graphic xmlns:a="http://schemas.openxmlformats.org/drawingml/2006/main">
+              <a:graphicData uri="http://schemas.openxmlformats.org/drawingml/2006/picture">
+                <pic:pic xmlns:pic="http://schemas.openxmlformats.org/drawingml/2006/picture">
+                  <pic:nvPicPr>
+                    <pic:cNvPr id="0" name="" descr=""/>
+                    <pic:cNvPicPr>
+                      <a:picLocks noChangeAspect="1" noChangeArrowheads="1"/>
+                    </pic:cNvPicPr>
+                  </pic:nvPicPr>
+                  <pic:blipFill>
+                    <a:blip r:embed="rId9" cstate="none"/>
+                    <a:srcRect/>
+                    <a:stretch>
+                      <a:fillRect/>
+                    </a:stretch>
+                  </pic:blipFill>
+                  <pic:spPr bwMode="auto">
+                    <a:xfrm>
+                      <a:off x="0" y="0"/>
+                      <a:ext cx="5715000" cy="2752725"/>
+                    </a:xfrm>
+                    <a:prstGeom prst="rect">
+                      <a:avLst/>
+                    </a:prstGeom>
+                  </pic:spPr>
+                </pic:pic>
+              </a:graphicData>
+            </a:graphic>
+          </wp:inline>
+        </w:drawing>
+      </w:r>
+    </w:p>
+    <w:p>
+      <w:pPr>
+        <w:spacing w:after="200"/>
+        <w:jc w:val="center"/>
+      </w:pPr>
+      <w:r>
+        <w:rPr>
+          <w:b/>
+          <w:bCs/>
+          <w:sz w:val="19"/>
+          <w:szCs w:val="19"/>
+        </w:rPr>
+        <w:t xml:space="preserve">Figure 2. </w:t>
+      </w:r>
+      <w:r>
+        <w:rPr>
+          <w:i/>
+          <w:iCs/>
+          <w:color w:val="555555"/>
+          <w:sz w:val="19"/>
+          <w:szCs w:val="19"/>
+        </w:rPr>
+        <w:t xml:space="preserve">Distributions of eight key features for hits vs flops. Instrumentalness, loudness, and acousticness show the clearest separation.</w:t>
+      </w:r>
+    </w:p>
+    <w:p>
+      <w:pPr>
+        <w:spacing w:after="60" w:before="160"/>
+        <w:jc w:val="center"/>
+      </w:pPr>
+      <w:r>
+        <w:drawing>
+          <wp:inline distT="0" distB="0" distL="0" distR="0">
+            <wp:extent cx="4476750" cy="3952875"/>
+            <wp:effectExtent t="0" r="0" b="0" l="0"/>
+            <wp:docPr id="1" name="Figure 3" descr="Pearson correlation among the fifteen features. Energy, loudness, and acousticness are the most strongly inter-correlated, which is relevant when interpreting individual coefficients." title="Figure 3"/>
+            <wp:cNvGraphicFramePr>
+              <a:graphicFrameLocks xmlns:a="http://schemas.openxmlformats.org/drawingml/2006/main" noChangeAspect="1"/>
+            </wp:cNvGraphicFramePr>
+            <a:graphic xmlns:a="http://schemas.openxmlformats.org/drawingml/2006/main">
+              <a:graphicData uri="http://schemas.openxmlformats.org/drawingml/2006/picture">
+                <pic:pic xmlns:pic="http://schemas.openxmlformats.org/drawingml/2006/picture">
+                  <pic:nvPicPr>
+                    <pic:cNvPr id="0" name="" descr=""/>
+                    <pic:cNvPicPr>
+                      <a:picLocks noChangeAspect="1" noChangeArrowheads="1"/>
+                    </pic:cNvPicPr>
+                  </pic:nvPicPr>
+                  <pic:blipFill>
+                    <a:blip r:embed="rId10" cstate="none"/>
+                    <a:srcRect/>
+                    <a:stretch>
+                      <a:fillRect/>
+                    </a:stretch>
+                  </pic:blipFill>
+                  <pic:spPr bwMode="auto">
+                    <a:xfrm>
+                      <a:off x="0" y="0"/>
+                      <a:ext cx="4476750" cy="3952875"/>
+                    </a:xfrm>
+                    <a:prstGeom prst="rect">
+                      <a:avLst/>
+                    </a:prstGeom>
+                  </pic:spPr>
+                </pic:pic>
+              </a:graphicData>
+            </a:graphic>
+          </wp:inline>
+        </w:drawing>
+      </w:r>
+    </w:p>
+    <w:p>
+      <w:pPr>
+        <w:spacing w:after="200"/>
+        <w:jc w:val="center"/>
+      </w:pPr>
+      <w:r>
+        <w:rPr>
+          <w:b/>
+          <w:bCs/>
+          <w:sz w:val="19"/>
+          <w:szCs w:val="19"/>
+        </w:rPr>
+        <w:t xml:space="preserve">Figure 3. </w:t>
+      </w:r>
+      <w:r>
+        <w:rPr>
+          <w:i/>
+          <w:iCs/>
+          <w:color w:val="555555"/>
+          <w:sz w:val="19"/>
+          <w:szCs w:val="19"/>
+        </w:rPr>
+        <w:t xml:space="preserve">Pearson correlation among the fifteen features. Energy, loudness, and acousticness are the most strongly inter-correlated, which is relevant when interpreting individual coefficients.</w:t>
+      </w:r>
+    </w:p>
+    <w:p>
+      <w:pPr>
+        <w:spacing w:after="60" w:before="160"/>
+        <w:jc w:val="center"/>
+      </w:pPr>
+      <w:r>
+        <w:drawing>
+          <wp:inline distT="0" distB="0" distL="0" distR="0">
+            <wp:extent cx="4095750" cy="3971925"/>
+            <wp:effectExtent t="0" r="0" b="0" l="0"/>
+            <wp:docPr id="1" name="Figure 4" descr="Standardized feature means by era. Loudness and energy rise while acousticness and instrumentalness fall over time — motivating a per-era analysis." title="Figure 4"/>
+            <wp:cNvGraphicFramePr>
+              <a:graphicFrameLocks xmlns:a="http://schemas.openxmlformats.org/drawingml/2006/main" noChangeAspect="1"/>
+            </wp:cNvGraphicFramePr>
+            <a:graphic xmlns:a="http://schemas.openxmlformats.org/drawingml/2006/main">
+              <a:graphicData uri="http://schemas.openxmlformats.org/drawingml/2006/picture">
+                <pic:pic xmlns:pic="http://schemas.openxmlformats.org/drawingml/2006/picture">
+                  <pic:nvPicPr>
+                    <pic:cNvPr id="0" name="" descr=""/>
+                    <pic:cNvPicPr>
+                      <a:picLocks noChangeAspect="1" noChangeArrowheads="1"/>
+                    </pic:cNvPicPr>
+                  </pic:nvPicPr>
+                  <pic:blipFill>
+                    <a:blip r:embed="rId11" cstate="none"/>
+                    <a:srcRect/>
+                    <a:stretch>
+                      <a:fillRect/>
+                    </a:stretch>
+                  </pic:blipFill>
+                  <pic:spPr bwMode="auto">
+                    <a:xfrm>
+                      <a:off x="0" y="0"/>
+                      <a:ext cx="4095750" cy="3971925"/>
+                    </a:xfrm>
+                    <a:prstGeom prst="rect">
+                      <a:avLst/>
+                    </a:prstGeom>
+                  </pic:spPr>
+                </pic:pic>
+              </a:graphicData>
+            </a:graphic>
+          </wp:inline>
+        </w:drawing>
+      </w:r>
+    </w:p>
+    <w:p>
+      <w:pPr>
+        <w:spacing w:after="200"/>
+        <w:jc w:val="center"/>
+      </w:pPr>
+      <w:r>
+        <w:rPr>
+          <w:b/>
+          <w:bCs/>
+          <w:sz w:val="19"/>
+          <w:szCs w:val="19"/>
+        </w:rPr>
+        <w:t xml:space="preserve">Figure 4. </w:t>
+      </w:r>
+      <w:r>
+        <w:rPr>
+          <w:i/>
+          <w:iCs/>
+          <w:color w:val="555555"/>
+          <w:sz w:val="19"/>
+          <w:szCs w:val="19"/>
+        </w:rPr>
+        <w:t xml:space="preserve">Standardized feature means by era. Loudness and energy rise while acousticness and instrumentalness fall over time — motivating a per-era analysis.</w:t>
+      </w:r>
+    </w:p>
+    <w:p>
+      <w:pPr>
+        <w:pStyle w:val="Heading1"/>
+      </w:pPr>
+      <w:r>
+        <w:t xml:space="preserve">4. Methods</w:t>
+      </w:r>
+    </w:p>
+    <w:p>
+      <w:pPr>
+        <w:pStyle w:val="Heading2"/>
+      </w:pPr>
+      <w:r>
+        <w:t xml:space="preserve">4.1 Choice of classifiers</w:t>
+      </w:r>
+    </w:p>
+    <w:p>
+      <w:pPr>
+        <w:spacing w:after="140"/>
+      </w:pPr>
+      <w:r>
+        <w:t xml:space="preserve">We compare three classifiers that span distinct model families: a linear model (Logistic Regression), a tree ensemble (Random Forest), and a distance-based learner (K-Nearest Neighbours). This selection follows established practice in the hit-song-prediction literature, where these algorithms are repeatedly used and benchmarked; comparative studies consistently find tree-ensemble and logistic models the strongest performers, while KNN serves as a standard non-parametric baseline (Georgieva et al., 2018; SpotHitPy, 2023; Yang et al., 2023; Putra &amp; Rahayu, 2023). Using all three provides an interpretable, well-grounded baseline rather than an arbitrary single model.</w:t>
+      </w:r>
+    </w:p>
+    <w:p>
+      <w:pPr>
+        <w:pStyle w:val="Heading2"/>
+      </w:pPr>
+      <w:r>
+        <w:t xml:space="preserve">4.2 Preprocessing and hyperparameter tuning</w:t>
+      </w:r>
+    </w:p>
+    <w:p>
+      <w:pPr>
+        <w:spacing w:after="140"/>
+      </w:pPr>
+      <w:r>
+        <w:t xml:space="preserve">All features were standardised (z-score) before fitting the distance- and coefficient-based models (Logistic Regression and KNN); the Random Forest used the raw feature scale. Rather than fixing hyperparameters by hand, each model's settings were selected by grid search with 3-fold cross-validation (optimising ROC-AUC), independently within each era. The search spaces were: Logistic Regression — regularisation strength C ∈ {0.01, 0.1, 1, 10, 100} and penalty ∈ {L1, L2}; Random Forest — n_estimators ∈ {150, 300} and max_depth ∈ {12, 20}; KNN — n_neighbours ∈ {15, 45, 75} and weighting ∈ {uniform, distance}. The selected configurations are reported in Table 2.</w:t>
+      </w:r>
+    </w:p>
+    <w:p>
+      <w:pPr>
+        <w:pStyle w:val="Heading2"/>
+      </w:pPr>
+      <w:r>
+        <w:t xml:space="preserve">4.3 Evaluation and interpretation</w:t>
+      </w:r>
+    </w:p>
+    <w:p>
+      <w:pPr>
+        <w:spacing w:after="140"/>
+      </w:pPr>
+      <w:r>
+        <w:t xml:space="preserve">Each tuned model was evaluated with stratified cross-validation, reporting accuracy, F1, and ROC-AUC. Feature importance was assessed with the best-performing model (Random Forest) using SHAP (TreeExplainer), reported as the mean absolute SHAP value per feature within each era and decade. To keep exact TreeSHAP tractable on the larger subsets, the forest used for interpretation was depth-limited (max_depth = 12); feature-importance rankings are stable across depths. The direction of each feature's effect was summarised with standardised Logistic-Regression coefficients, where a positive coefficient pushes a track toward hit.</w:t>
+      </w:r>
+    </w:p>
+    <w:p>
+      <w:pPr>
+        <w:pStyle w:val="Heading1"/>
+      </w:pPr>
+      <w:r>
+        <w:t xml:space="preserve">5. Results</w:t>
+      </w:r>
+    </w:p>
+    <w:p>
+      <w:pPr>
+        <w:pStyle w:val="Heading2"/>
+      </w:pPr>
+      <w:r>
+        <w:t xml:space="preserve">5.1 Hyperparameter tuning</w:t>
+      </w:r>
+    </w:p>
+    <w:p>
+      <w:pPr>
+        <w:spacing w:after="140"/>
+      </w:pPr>
+      <w:r>
+        <w:t xml:space="preserve">Grid search produced stable, interpretable settings (Table 2). The Random Forest preferred its larger, deeper configuration in every era (300 trees, max_depth 20); KNN consistently favoured distance weighting with a large neighbourhood (k = 45–75); and Logistic Regression chose stronger regularisation in the Analog era than later. Importantly, tuning did not change the ranking of models — it removes the “why these settings?” objection without altering the conclusions.</w:t>
+      </w:r>
+    </w:p>
+    <w:p>
+      <w:pPr>
+        <w:spacing w:after="120"/>
+      </w:pPr>
+      <w:r>
+        <w:rPr>
+          <w:b/>
+          <w:bCs/>
+          <w:sz w:val="19"/>
+          <w:szCs w:val="19"/>
+        </w:rPr>
+        <w:t xml:space="preserve">Table 2. </w:t>
+      </w:r>
+      <w:r>
+        <w:rPr>
+          <w:i/>
+          <w:iCs/>
+          <w:color w:val="555555"/>
+          <w:sz w:val="19"/>
+          <w:szCs w:val="19"/>
+        </w:rPr>
+        <w:t xml:space="preserve">Hyperparameters selected by grid search (3-fold CV) for each model and era; Random Forest, the best model per era, is shaded.</w:t>
+      </w:r>
+    </w:p>
+    <w:tbl>
+      <w:tblPr>
+        <w:tblW w:type="dxa" w:w="9360"/>
+        <w:tblBorders>
+          <w:top w:val="single" w:color="auto" w:sz="4"/>
+          <w:left w:val="single" w:color="auto" w:sz="4"/>
+          <w:bottom w:val="single" w:color="auto" w:sz="4"/>
+          <w:right w:val="single" w:color="auto" w:sz="4"/>
+          <w:insideH w:val="single" w:color="auto" w:sz="4"/>
+          <w:insideV w:val="single" w:color="auto" w:sz="4"/>
+        </w:tblBorders>
+      </w:tblPr>
+      <w:tblGrid>
+        <w:gridCol w:w="2400"/>
+        <w:gridCol w:w="1900"/>
+        <w:gridCol w:w="3360"/>
+        <w:gridCol w:w="1700"/>
+      </w:tblGrid>
+      <w:tr>
+        <w:trPr>
+          <w:tblHeader/>
+        </w:trPr>
+        <w:tc>
+          <w:tcPr>
+            <w:tcW w:type="dxa" w:w="2400"/>
+            <w:shd w:fill="15212B" w:val="clear"/>
+            <w:tcMar>
+              <w:top w:type="dxa" w:w="70"/>
+              <w:left w:type="dxa" w:w="110"/>
+              <w:bottom w:type="dxa" w:w="70"/>
+              <w:right w:type="dxa" w:w="110"/>
+            </w:tcMar>
+          </w:tcPr>
+          <w:p>
+            <w:r>
+              <w:rPr>
+                <w:b/>
+                <w:bCs/>
+                <w:color w:val="FFFFFF"/>
+                <w:sz w:val="18"/>
+                <w:szCs w:val="18"/>
+              </w:rPr>
+              <w:t xml:space="preserve">Era</w:t>
+            </w:r>
+          </w:p>
+        </w:tc>
+        <w:tc>
+          <w:tcPr>
+            <w:tcW w:type="dxa" w:w="1900"/>
+            <w:shd w:fill="15212B" w:val="clear"/>
+            <w:tcMar>
+              <w:top w:type="dxa" w:w="70"/>
+              <w:left w:type="dxa" w:w="110"/>
+              <w:bottom w:type="dxa" w:w="70"/>
+              <w:right w:type="dxa" w:w="110"/>
+            </w:tcMar>
+          </w:tcPr>
+          <w:p>
+            <w:r>
+              <w:rPr>
+                <w:b/>
+                <w:bCs/>
+                <w:color w:val="FFFFFF"/>
+                <w:sz w:val="18"/>
+                <w:szCs w:val="18"/>
+              </w:rPr>
+              <w:t xml:space="preserve">Classifier</w:t>
+            </w:r>
+          </w:p>
+        </w:tc>
+        <w:tc>
+          <w:tcPr>
+            <w:tcW w:type="dxa" w:w="3360"/>
+            <w:shd w:fill="15212B" w:val="clear"/>
+            <w:tcMar>
+              <w:top w:type="dxa" w:w="70"/>
+              <w:left w:type="dxa" w:w="110"/>
+              <w:bottom w:type="dxa" w:w="70"/>
+              <w:right w:type="dxa" w:w="110"/>
+            </w:tcMar>
+          </w:tcPr>
+          <w:p>
+            <w:r>
+              <w:rPr>
+                <w:b/>
+                <w:bCs/>
+                <w:color w:val="FFFFFF"/>
+                <w:sz w:val="18"/>
+                <w:szCs w:val="18"/>
+              </w:rPr>
+              <w:t xml:space="preserve">Best hyperparameters (grid search)</w:t>
+            </w:r>
+          </w:p>
+        </w:tc>
+        <w:tc>
+          <w:tcPr>
+            <w:tcW w:type="dxa" w:w="1700"/>
+            <w:shd w:fill="15212B" w:val="clear"/>
+            <w:tcMar>
+              <w:top w:type="dxa" w:w="70"/>
+              <w:left w:type="dxa" w:w="110"/>
+              <w:bottom w:type="dxa" w:w="70"/>
+              <w:right w:type="dxa" w:w="110"/>
+            </w:tcMar>
+          </w:tcPr>
+          <w:p>
+            <w:r>
+              <w:rPr>
+                <w:b/>
+                <w:bCs/>
+                <w:color w:val="FFFFFF"/>
+                <w:sz w:val="18"/>
+                <w:szCs w:val="18"/>
+              </w:rPr>
+              <w:t xml:space="preserve">Tuned ROC-AUC</w:t>
+            </w:r>
+          </w:p>
+        </w:tc>
+      </w:tr>
+      <w:tr>
+        <w:tc>
+          <w:tcPr>
+            <w:tcW w:type="dxa" w:w="2400"/>
+            <w:shd w:fill="F5F6F8" w:val="clear"/>
+            <w:tcMar>
+              <w:top w:type="dxa" w:w="60"/>
+              <w:left w:type="dxa" w:w="110"/>
+              <w:bottom w:type="dxa" w:w="60"/>
+              <w:right w:type="dxa" w:w="110"/>
+            </w:tcMar>
+          </w:tcPr>
+          <w:p>
+            <w:pPr>
+              <w:jc w:val="left"/>
+            </w:pPr>
+            <w:r>
+              <w:rPr>
+                <w:b/>
+                <w:bCs/>
+                <w:color w:val="222222"/>
+                <w:sz w:val="18"/>
+                <w:szCs w:val="18"/>
+              </w:rPr>
+              <w:t xml:space="preserve">Analog (1960–89)</w:t>
+            </w:r>
+          </w:p>
+        </w:tc>
+        <w:tc>
+          <w:tcPr>
+            <w:tcW w:type="dxa" w:w="1900"/>
+            <w:shd w:fill="F5F6F8" w:val="clear"/>
+            <w:tcMar>
+              <w:top w:type="dxa" w:w="60"/>
+              <w:left w:type="dxa" w:w="110"/>
+              <w:bottom w:type="dxa" w:w="60"/>
+              <w:right w:type="dxa" w:w="110"/>
+            </w:tcMar>
+          </w:tcPr>
+          <w:p>
+            <w:pPr>
+              <w:jc w:val="left"/>
+            </w:pPr>
+            <w:r>
+              <w:rPr>
+                <w:b w:val="false"/>
+                <w:bCs w:val="false"/>
+                <w:color w:val="222222"/>
+                <w:sz w:val="18"/>
+                <w:szCs w:val="18"/>
+              </w:rPr>
+              <w:t xml:space="preserve">Logistic Regression</w:t>
+            </w:r>
+          </w:p>
+        </w:tc>
+        <w:tc>
+          <w:tcPr>
+            <w:tcW w:type="dxa" w:w="3360"/>
+            <w:shd w:fill="F5F6F8" w:val="clear"/>
+            <w:tcMar>
+              <w:top w:type="dxa" w:w="60"/>
+              <w:left w:type="dxa" w:w="110"/>
+              <w:bottom w:type="dxa" w:w="60"/>
+              <w:right w:type="dxa" w:w="110"/>
+            </w:tcMar>
+          </w:tcPr>
+          <w:p>
+            <w:pPr>
+              <w:jc w:val="left"/>
+            </w:pPr>
+            <w:r>
+              <w:rPr>
+                <w:b w:val="false"/>
+                <w:bCs w:val="false"/>
+                <w:color w:val="222222"/>
+                <w:sz w:val="18"/>
+                <w:szCs w:val="18"/>
+              </w:rPr>
+              <w:t xml:space="preserve">C = 1, L1 penalty</w:t>
+            </w:r>
+          </w:p>
+        </w:tc>
+        <w:tc>
+          <w:tcPr>
+            <w:tcW w:type="dxa" w:w="1700"/>
+            <w:shd w:fill="F5F6F8" w:val="clear"/>
+            <w:tcMar>
+              <w:top w:type="dxa" w:w="60"/>
+              <w:left w:type="dxa" w:w="110"/>
+              <w:bottom w:type="dxa" w:w="60"/>
+              <w:right w:type="dxa" w:w="110"/>
+            </w:tcMar>
+          </w:tcPr>
+          <w:p>
+            <w:pPr>
+              <w:jc w:val="center"/>
+            </w:pPr>
+            <w:r>
+              <w:rPr>
+                <w:b w:val="false"/>
+                <w:bCs w:val="false"/>
+                <w:color w:val="222222"/>
+                <w:sz w:val="18"/>
+                <w:szCs w:val="18"/>
+              </w:rPr>
+              <w:t xml:space="preserve">0.786</w:t>
+            </w:r>
+          </w:p>
+        </w:tc>
+      </w:tr>
+      <w:tr>
+        <w:tc>
+          <w:tcPr>
+            <w:tcW w:type="dxa" w:w="2400"/>
+            <w:shd w:fill="E7F0EC" w:val="clear"/>
+            <w:tcMar>
+              <w:top w:type="dxa" w:w="60"/>
+              <w:left w:type="dxa" w:w="110"/>
+              <w:bottom w:type="dxa" w:w="60"/>
+              <w:right w:type="dxa" w:w="110"/>
+            </w:tcMar>
+          </w:tcPr>
+          <w:p>
+            <w:pPr>
+              <w:jc w:val="left"/>
+            </w:pPr>
+            <w:r>
+              <w:rPr>
+                <w:b w:val="false"/>
+                <w:bCs w:val="false"/>
+                <w:color w:val="222222"/>
+                <w:sz w:val="18"/>
+                <w:szCs w:val="18"/>
+              </w:rPr>
+              <w:t xml:space="preserve"/>
+            </w:r>
+          </w:p>
+        </w:tc>
+        <w:tc>
+          <w:tcPr>
+            <w:tcW w:type="dxa" w:w="1900"/>
+            <w:shd w:fill="E7F0EC" w:val="clear"/>
+            <w:tcMar>
+              <w:top w:type="dxa" w:w="60"/>
+              <w:left w:type="dxa" w:w="110"/>
+              <w:bottom w:type="dxa" w:w="60"/>
+              <w:right w:type="dxa" w:w="110"/>
+            </w:tcMar>
+          </w:tcPr>
+          <w:p>
+            <w:pPr>
+              <w:jc w:val="left"/>
+            </w:pPr>
+            <w:r>
+              <w:rPr>
+                <w:b/>
+                <w:bCs/>
+                <w:color w:val="2D6A4F"/>
+                <w:sz w:val="18"/>
+                <w:szCs w:val="18"/>
+              </w:rPr>
+              <w:t xml:space="preserve">Random Forest</w:t>
+            </w:r>
+          </w:p>
+        </w:tc>
+        <w:tc>
+          <w:tcPr>
+            <w:tcW w:type="dxa" w:w="3360"/>
+            <w:shd w:fill="E7F0EC" w:val="clear"/>
+            <w:tcMar>
+              <w:top w:type="dxa" w:w="60"/>
+              <w:left w:type="dxa" w:w="110"/>
+              <w:bottom w:type="dxa" w:w="60"/>
+              <w:right w:type="dxa" w:w="110"/>
+            </w:tcMar>
+          </w:tcPr>
+          <w:p>
+            <w:pPr>
+              <w:jc w:val="left"/>
+            </w:pPr>
+            <w:r>
+              <w:rPr>
+                <w:b w:val="false"/>
+                <w:bCs w:val="false"/>
+                <w:color w:val="222222"/>
+                <w:sz w:val="18"/>
+                <w:szCs w:val="18"/>
+              </w:rPr>
+              <w:t xml:space="preserve">300 trees, max_depth = 20</w:t>
+            </w:r>
+          </w:p>
+        </w:tc>
+        <w:tc>
+          <w:tcPr>
+            <w:tcW w:type="dxa" w:w="1700"/>
+            <w:shd w:fill="E7F0EC" w:val="clear"/>
+            <w:tcMar>
+              <w:top w:type="dxa" w:w="60"/>
+              <w:left w:type="dxa" w:w="110"/>
+              <w:bottom w:type="dxa" w:w="60"/>
+              <w:right w:type="dxa" w:w="110"/>
+            </w:tcMar>
+          </w:tcPr>
+          <w:p>
+            <w:pPr>
+              <w:jc w:val="center"/>
+            </w:pPr>
+            <w:r>
+              <w:rPr>
+                <w:b/>
+                <w:bCs/>
+                <w:color w:val="2D6A4F"/>
+                <w:sz w:val="18"/>
+                <w:szCs w:val="18"/>
+              </w:rPr>
+              <w:t xml:space="preserve">0.848</w:t>
+            </w:r>
+          </w:p>
+        </w:tc>
+      </w:tr>
+      <w:tr>
+        <w:tc>
+          <w:tcPr>
+            <w:tcW w:type="dxa" w:w="2400"/>
+            <w:shd w:fill="F5F6F8" w:val="clear"/>
+            <w:tcMar>
+              <w:top w:type="dxa" w:w="60"/>
+              <w:left w:type="dxa" w:w="110"/>
+              <w:bottom w:type="dxa" w:w="60"/>
+              <w:right w:type="dxa" w:w="110"/>
+            </w:tcMar>
+          </w:tcPr>
+          <w:p>
+            <w:pPr>
+              <w:jc w:val="left"/>
+            </w:pPr>
+            <w:r>
+              <w:rPr>
+                <w:b w:val="false"/>
+                <w:bCs w:val="false"/>
+                <w:color w:val="222222"/>
+                <w:sz w:val="18"/>
+                <w:szCs w:val="18"/>
+              </w:rPr>
+              <w:t xml:space="preserve"/>
+            </w:r>
+          </w:p>
+        </w:tc>
+        <w:tc>
+          <w:tcPr>
+            <w:tcW w:type="dxa" w:w="1900"/>
+            <w:shd w:fill="F5F6F8" w:val="clear"/>
+            <w:tcMar>
+              <w:top w:type="dxa" w:w="60"/>
+              <w:left w:type="dxa" w:w="110"/>
+              <w:bottom w:type="dxa" w:w="60"/>
+              <w:right w:type="dxa" w:w="110"/>
+            </w:tcMar>
+          </w:tcPr>
+          <w:p>
+            <w:pPr>
+              <w:jc w:val="left"/>
+            </w:pPr>
+            <w:r>
+              <w:rPr>
+                <w:b w:val="false"/>
+                <w:bCs w:val="false"/>
+                <w:color w:val="222222"/>
+                <w:sz w:val="18"/>
+                <w:szCs w:val="18"/>
+              </w:rPr>
+              <w:t xml:space="preserve">KNN</w:t>
+            </w:r>
+          </w:p>
+        </w:tc>
+        <w:tc>
+          <w:tcPr>
+            <w:tcW w:type="dxa" w:w="3360"/>
+            <w:shd w:fill="F5F6F8" w:val="clear"/>
+            <w:tcMar>
+              <w:top w:type="dxa" w:w="60"/>
+              <w:left w:type="dxa" w:w="110"/>
+              <w:bottom w:type="dxa" w:w="60"/>
+              <w:right w:type="dxa" w:w="110"/>
+            </w:tcMar>
+          </w:tcPr>
+          <w:p>
+            <w:pPr>
+              <w:jc w:val="left"/>
+            </w:pPr>
+            <w:r>
+              <w:rPr>
+                <w:b w:val="false"/>
+                <w:bCs w:val="false"/>
+                <w:color w:val="222222"/>
+                <w:sz w:val="18"/>
+                <w:szCs w:val="18"/>
+              </w:rPr>
+              <w:t xml:space="preserve">k = 75, distance-weighted</w:t>
+            </w:r>
+          </w:p>
+        </w:tc>
+        <w:tc>
+          <w:tcPr>
+            <w:tcW w:type="dxa" w:w="1700"/>
+            <w:shd w:fill="F5F6F8" w:val="clear"/>
+            <w:tcMar>
+              <w:top w:type="dxa" w:w="60"/>
+              <w:left w:type="dxa" w:w="110"/>
+              <w:bottom w:type="dxa" w:w="60"/>
+              <w:right w:type="dxa" w:w="110"/>
+            </w:tcMar>
+          </w:tcPr>
+          <w:p>
+            <w:pPr>
+              <w:jc w:val="center"/>
+            </w:pPr>
+            <w:r>
+              <w:rPr>
+                <w:b w:val="false"/>
+                <w:bCs w:val="false"/>
+                <w:color w:val="222222"/>
+                <w:sz w:val="18"/>
+                <w:szCs w:val="18"/>
+              </w:rPr>
+              <w:t xml:space="preserve">0.810</w:t>
+            </w:r>
+          </w:p>
+        </w:tc>
+      </w:tr>
+      <w:tr>
+        <w:tc>
+          <w:tcPr>
+            <w:tcW w:type="dxa" w:w="2400"/>
+            <w:shd w:fill="F5F6F8" w:val="clear"/>
+            <w:tcMar>
+              <w:top w:type="dxa" w:w="60"/>
+              <w:left w:type="dxa" w:w="110"/>
+              <w:bottom w:type="dxa" w:w="60"/>
+              <w:right w:type="dxa" w:w="110"/>
+            </w:tcMar>
+          </w:tcPr>
+          <w:p>
+            <w:pPr>
+              <w:jc w:val="left"/>
+            </w:pPr>
+            <w:r>
+              <w:rPr>
+                <w:b/>
+                <w:bCs/>
+                <w:color w:val="222222"/>
+                <w:sz w:val="18"/>
+                <w:szCs w:val="18"/>
+              </w:rPr>
+              <w:t xml:space="preserve">CD/Digital (1990–2009)</w:t>
+            </w:r>
+          </w:p>
+        </w:tc>
+        <w:tc>
+          <w:tcPr>
+            <w:tcW w:type="dxa" w:w="1900"/>
+            <w:shd w:fill="F5F6F8" w:val="clear"/>
+            <w:tcMar>
+              <w:top w:type="dxa" w:w="60"/>
+              <w:left w:type="dxa" w:w="110"/>
+              <w:bottom w:type="dxa" w:w="60"/>
+              <w:right w:type="dxa" w:w="110"/>
+            </w:tcMar>
+          </w:tcPr>
+          <w:p>
+            <w:pPr>
+              <w:jc w:val="left"/>
+            </w:pPr>
+            <w:r>
+              <w:rPr>
+                <w:b w:val="false"/>
+                <w:bCs w:val="false"/>
+                <w:color w:val="222222"/>
+                <w:sz w:val="18"/>
+                <w:szCs w:val="18"/>
+              </w:rPr>
+              <w:t xml:space="preserve">Logistic Regression</w:t>
+            </w:r>
+          </w:p>
+        </w:tc>
+        <w:tc>
+          <w:tcPr>
+            <w:tcW w:type="dxa" w:w="3360"/>
+            <w:shd w:fill="F5F6F8" w:val="clear"/>
+            <w:tcMar>
+              <w:top w:type="dxa" w:w="60"/>
+              <w:left w:type="dxa" w:w="110"/>
+              <w:bottom w:type="dxa" w:w="60"/>
+              <w:right w:type="dxa" w:w="110"/>
+            </w:tcMar>
+          </w:tcPr>
+          <w:p>
+            <w:pPr>
+              <w:jc w:val="left"/>
+            </w:pPr>
+            <w:r>
+              <w:rPr>
+                <w:b w:val="false"/>
+                <w:bCs w:val="false"/>
+                <w:color w:val="222222"/>
+                <w:sz w:val="18"/>
+                <w:szCs w:val="18"/>
+              </w:rPr>
+              <w:t xml:space="preserve">C = 100, L2 penalty</w:t>
+            </w:r>
+          </w:p>
+        </w:tc>
+        <w:tc>
+          <w:tcPr>
+            <w:tcW w:type="dxa" w:w="1700"/>
+            <w:shd w:fill="F5F6F8" w:val="clear"/>
+            <w:tcMar>
+              <w:top w:type="dxa" w:w="60"/>
+              <w:left w:type="dxa" w:w="110"/>
+              <w:bottom w:type="dxa" w:w="60"/>
+              <w:right w:type="dxa" w:w="110"/>
+            </w:tcMar>
+          </w:tcPr>
+          <w:p>
+            <w:pPr>
+              <w:jc w:val="center"/>
+            </w:pPr>
+            <w:r>
+              <w:rPr>
+                <w:b w:val="false"/>
+                <w:bCs w:val="false"/>
+                <w:color w:val="222222"/>
+                <w:sz w:val="18"/>
+                <w:szCs w:val="18"/>
+              </w:rPr>
+              <w:t xml:space="preserve">0.874</w:t>
+            </w:r>
+          </w:p>
+        </w:tc>
+      </w:tr>
+      <w:tr>
+        <w:tc>
+          <w:tcPr>
+            <w:tcW w:type="dxa" w:w="2400"/>
+            <w:shd w:fill="E7F0EC" w:val="clear"/>
+            <w:tcMar>
+              <w:top w:type="dxa" w:w="60"/>
+              <w:left w:type="dxa" w:w="110"/>
+              <w:bottom w:type="dxa" w:w="60"/>
+              <w:right w:type="dxa" w:w="110"/>
+            </w:tcMar>
+          </w:tcPr>
+          <w:p>
+            <w:pPr>
+              <w:jc w:val="left"/>
+            </w:pPr>
+            <w:r>
+              <w:rPr>
+                <w:b w:val="false"/>
+                <w:bCs w:val="false"/>
+                <w:color w:val="222222"/>
+                <w:sz w:val="18"/>
+                <w:szCs w:val="18"/>
+              </w:rPr>
+              <w:t xml:space="preserve"/>
+            </w:r>
+          </w:p>
+        </w:tc>
+        <w:tc>
+          <w:tcPr>
+            <w:tcW w:type="dxa" w:w="1900"/>
+            <w:shd w:fill="E7F0EC" w:val="clear"/>
+            <w:tcMar>
+              <w:top w:type="dxa" w:w="60"/>
+              <w:left w:type="dxa" w:w="110"/>
+              <w:bottom w:type="dxa" w:w="60"/>
+              <w:right w:type="dxa" w:w="110"/>
+            </w:tcMar>
+          </w:tcPr>
+          <w:p>
+            <w:pPr>
+              <w:jc w:val="left"/>
+            </w:pPr>
+            <w:r>
+              <w:rPr>
+                <w:b/>
+                <w:bCs/>
+                <w:color w:val="2D6A4F"/>
+                <w:sz w:val="18"/>
+                <w:szCs w:val="18"/>
+              </w:rPr>
+              <w:t xml:space="preserve">Random Forest</w:t>
+            </w:r>
+          </w:p>
+        </w:tc>
+        <w:tc>
+          <w:tcPr>
+            <w:tcW w:type="dxa" w:w="3360"/>
+            <w:shd w:fill="E7F0EC" w:val="clear"/>
+            <w:tcMar>
+              <w:top w:type="dxa" w:w="60"/>
+              <w:left w:type="dxa" w:w="110"/>
+              <w:bottom w:type="dxa" w:w="60"/>
+              <w:right w:type="dxa" w:w="110"/>
+            </w:tcMar>
+          </w:tcPr>
+          <w:p>
+            <w:pPr>
+              <w:jc w:val="left"/>
+            </w:pPr>
+            <w:r>
+              <w:rPr>
+                <w:b w:val="false"/>
+                <w:bCs w:val="false"/>
+                <w:color w:val="222222"/>
+                <w:sz w:val="18"/>
+                <w:szCs w:val="18"/>
+              </w:rPr>
+              <w:t xml:space="preserve">300 trees, max_depth = 20</w:t>
+            </w:r>
+          </w:p>
+        </w:tc>
+        <w:tc>
+          <w:tcPr>
+            <w:tcW w:type="dxa" w:w="1700"/>
+            <w:shd w:fill="E7F0EC" w:val="clear"/>
+            <w:tcMar>
+              <w:top w:type="dxa" w:w="60"/>
+              <w:left w:type="dxa" w:w="110"/>
+              <w:bottom w:type="dxa" w:w="60"/>
+              <w:right w:type="dxa" w:w="110"/>
+            </w:tcMar>
+          </w:tcPr>
+          <w:p>
+            <w:pPr>
+              <w:jc w:val="center"/>
+            </w:pPr>
+            <w:r>
+              <w:rPr>
+                <w:b/>
+                <w:bCs/>
+                <w:color w:val="2D6A4F"/>
+                <w:sz w:val="18"/>
+                <w:szCs w:val="18"/>
+              </w:rPr>
+              <w:t xml:space="preserve">0.917</w:t>
+            </w:r>
+          </w:p>
+        </w:tc>
+      </w:tr>
+      <w:tr>
+        <w:tc>
+          <w:tcPr>
+            <w:tcW w:type="dxa" w:w="2400"/>
+            <w:shd w:fill="F5F6F8" w:val="clear"/>
+            <w:tcMar>
+              <w:top w:type="dxa" w:w="60"/>
+              <w:left w:type="dxa" w:w="110"/>
+              <w:bottom w:type="dxa" w:w="60"/>
+              <w:right w:type="dxa" w:w="110"/>
+            </w:tcMar>
+          </w:tcPr>
+          <w:p>
+            <w:pPr>
+              <w:jc w:val="left"/>
+            </w:pPr>
+            <w:r>
+              <w:rPr>
+                <w:b w:val="false"/>
+                <w:bCs w:val="false"/>
+                <w:color w:val="222222"/>
+                <w:sz w:val="18"/>
+                <w:szCs w:val="18"/>
+              </w:rPr>
+              <w:t xml:space="preserve"/>
+            </w:r>
+          </w:p>
+        </w:tc>
+        <w:tc>
+          <w:tcPr>
+            <w:tcW w:type="dxa" w:w="1900"/>
+            <w:shd w:fill="F5F6F8" w:val="clear"/>
+            <w:tcMar>
+              <w:top w:type="dxa" w:w="60"/>
+              <w:left w:type="dxa" w:w="110"/>
+              <w:bottom w:type="dxa" w:w="60"/>
+              <w:right w:type="dxa" w:w="110"/>
+            </w:tcMar>
+          </w:tcPr>
+          <w:p>
+            <w:pPr>
+              <w:jc w:val="left"/>
+            </w:pPr>
+            <w:r>
+              <w:rPr>
+                <w:b w:val="false"/>
+                <w:bCs w:val="false"/>
+                <w:color w:val="222222"/>
+                <w:sz w:val="18"/>
+                <w:szCs w:val="18"/>
+              </w:rPr>
+              <w:t xml:space="preserve">KNN</w:t>
+            </w:r>
+          </w:p>
+        </w:tc>
+        <w:tc>
+          <w:tcPr>
+            <w:tcW w:type="dxa" w:w="3360"/>
+            <w:shd w:fill="F5F6F8" w:val="clear"/>
+            <w:tcMar>
+              <w:top w:type="dxa" w:w="60"/>
+              <w:left w:type="dxa" w:w="110"/>
+              <w:bottom w:type="dxa" w:w="60"/>
+              <w:right w:type="dxa" w:w="110"/>
+            </w:tcMar>
+          </w:tcPr>
+          <w:p>
+            <w:pPr>
+              <w:jc w:val="left"/>
+            </w:pPr>
+            <w:r>
+              <w:rPr>
+                <w:b w:val="false"/>
+                <w:bCs w:val="false"/>
+                <w:color w:val="222222"/>
+                <w:sz w:val="18"/>
+                <w:szCs w:val="18"/>
+              </w:rPr>
+              <w:t xml:space="preserve">k = 45, distance-weighted</w:t>
+            </w:r>
+          </w:p>
+        </w:tc>
+        <w:tc>
+          <w:tcPr>
+            <w:tcW w:type="dxa" w:w="1700"/>
+            <w:shd w:fill="F5F6F8" w:val="clear"/>
+            <w:tcMar>
+              <w:top w:type="dxa" w:w="60"/>
+              <w:left w:type="dxa" w:w="110"/>
+              <w:bottom w:type="dxa" w:w="60"/>
+              <w:right w:type="dxa" w:w="110"/>
+            </w:tcMar>
+          </w:tcPr>
+          <w:p>
+            <w:pPr>
+              <w:jc w:val="center"/>
+            </w:pPr>
+            <w:r>
+              <w:rPr>
+                <w:b w:val="false"/>
+                <w:bCs w:val="false"/>
+                <w:color w:val="222222"/>
+                <w:sz w:val="18"/>
+                <w:szCs w:val="18"/>
+              </w:rPr>
+              <w:t xml:space="preserve">0.889</w:t>
+            </w:r>
+          </w:p>
+        </w:tc>
+      </w:tr>
+      <w:tr>
+        <w:tc>
+          <w:tcPr>
+            <w:tcW w:type="dxa" w:w="2400"/>
+            <w:shd w:fill="F5F6F8" w:val="clear"/>
+            <w:tcMar>
+              <w:top w:type="dxa" w:w="60"/>
+              <w:left w:type="dxa" w:w="110"/>
+              <w:bottom w:type="dxa" w:w="60"/>
+              <w:right w:type="dxa" w:w="110"/>
+            </w:tcMar>
+          </w:tcPr>
+          <w:p>
+            <w:pPr>
+              <w:jc w:val="left"/>
+            </w:pPr>
+            <w:r>
+              <w:rPr>
+                <w:b/>
+                <w:bCs/>
+                <w:color w:val="222222"/>
+                <w:sz w:val="18"/>
+                <w:szCs w:val="18"/>
+              </w:rPr>
+              <w:t xml:space="preserve">Streaming (2010s)</w:t>
+            </w:r>
+          </w:p>
+        </w:tc>
+        <w:tc>
+          <w:tcPr>
+            <w:tcW w:type="dxa" w:w="1900"/>
+            <w:shd w:fill="F5F6F8" w:val="clear"/>
+            <w:tcMar>
+              <w:top w:type="dxa" w:w="60"/>
+              <w:left w:type="dxa" w:w="110"/>
+              <w:bottom w:type="dxa" w:w="60"/>
+              <w:right w:type="dxa" w:w="110"/>
+            </w:tcMar>
+          </w:tcPr>
+          <w:p>
+            <w:pPr>
+              <w:jc w:val="left"/>
+            </w:pPr>
+            <w:r>
+              <w:rPr>
+                <w:b w:val="false"/>
+                <w:bCs w:val="false"/>
+                <w:color w:val="222222"/>
+                <w:sz w:val="18"/>
+                <w:szCs w:val="18"/>
+              </w:rPr>
+              <w:t xml:space="preserve">Logistic Regression</w:t>
+            </w:r>
+          </w:p>
+        </w:tc>
+        <w:tc>
+          <w:tcPr>
+            <w:tcW w:type="dxa" w:w="3360"/>
+            <w:shd w:fill="F5F6F8" w:val="clear"/>
+            <w:tcMar>
+              <w:top w:type="dxa" w:w="60"/>
+              <w:left w:type="dxa" w:w="110"/>
+              <w:bottom w:type="dxa" w:w="60"/>
+              <w:right w:type="dxa" w:w="110"/>
+            </w:tcMar>
+          </w:tcPr>
+          <w:p>
+            <w:pPr>
+              <w:jc w:val="left"/>
+            </w:pPr>
+            <w:r>
+              <w:rPr>
+                <w:b w:val="false"/>
+                <w:bCs w:val="false"/>
+                <w:color w:val="222222"/>
+                <w:sz w:val="18"/>
+                <w:szCs w:val="18"/>
+              </w:rPr>
+              <w:t xml:space="preserve">C = 100, L2 penalty</w:t>
+            </w:r>
+          </w:p>
+        </w:tc>
+        <w:tc>
+          <w:tcPr>
+            <w:tcW w:type="dxa" w:w="1700"/>
+            <w:shd w:fill="F5F6F8" w:val="clear"/>
+            <w:tcMar>
+              <w:top w:type="dxa" w:w="60"/>
+              <w:left w:type="dxa" w:w="110"/>
+              <w:bottom w:type="dxa" w:w="60"/>
+              <w:right w:type="dxa" w:w="110"/>
+            </w:tcMar>
+          </w:tcPr>
+          <w:p>
+            <w:pPr>
+              <w:jc w:val="center"/>
+            </w:pPr>
+            <w:r>
+              <w:rPr>
+                <w:b w:val="false"/>
+                <w:bCs w:val="false"/>
+                <w:color w:val="222222"/>
+                <w:sz w:val="18"/>
+                <w:szCs w:val="18"/>
+              </w:rPr>
+              <w:t xml:space="preserve">0.864</w:t>
+            </w:r>
+          </w:p>
+        </w:tc>
+      </w:tr>
+      <w:tr>
+        <w:tc>
+          <w:tcPr>
+            <w:tcW w:type="dxa" w:w="2400"/>
+            <w:shd w:fill="E7F0EC" w:val="clear"/>
+            <w:tcMar>
+              <w:top w:type="dxa" w:w="60"/>
+              <w:left w:type="dxa" w:w="110"/>
+              <w:bottom w:type="dxa" w:w="60"/>
+              <w:right w:type="dxa" w:w="110"/>
+            </w:tcMar>
+          </w:tcPr>
+          <w:p>
+            <w:pPr>
+              <w:jc w:val="left"/>
+            </w:pPr>
+            <w:r>
+              <w:rPr>
+                <w:b w:val="false"/>
+                <w:bCs w:val="false"/>
+                <w:color w:val="222222"/>
+                <w:sz w:val="18"/>
+                <w:szCs w:val="18"/>
+              </w:rPr>
+              <w:t xml:space="preserve"/>
+            </w:r>
+          </w:p>
+        </w:tc>
+        <w:tc>
+          <w:tcPr>
+            <w:tcW w:type="dxa" w:w="1900"/>
+            <w:shd w:fill="E7F0EC" w:val="clear"/>
+            <w:tcMar>
+              <w:top w:type="dxa" w:w="60"/>
+              <w:left w:type="dxa" w:w="110"/>
+              <w:bottom w:type="dxa" w:w="60"/>
+              <w:right w:type="dxa" w:w="110"/>
+            </w:tcMar>
+          </w:tcPr>
+          <w:p>
+            <w:pPr>
+              <w:jc w:val="left"/>
+            </w:pPr>
+            <w:r>
+              <w:rPr>
+                <w:b/>
+                <w:bCs/>
+                <w:color w:val="2D6A4F"/>
+                <w:sz w:val="18"/>
+                <w:szCs w:val="18"/>
+              </w:rPr>
+              <w:t xml:space="preserve">Random Forest</w:t>
+            </w:r>
+          </w:p>
+        </w:tc>
+        <w:tc>
+          <w:tcPr>
+            <w:tcW w:type="dxa" w:w="3360"/>
+            <w:shd w:fill="E7F0EC" w:val="clear"/>
+            <w:tcMar>
+              <w:top w:type="dxa" w:w="60"/>
+              <w:left w:type="dxa" w:w="110"/>
+              <w:bottom w:type="dxa" w:w="60"/>
+              <w:right w:type="dxa" w:w="110"/>
+            </w:tcMar>
+          </w:tcPr>
+          <w:p>
+            <w:pPr>
+              <w:jc w:val="left"/>
+            </w:pPr>
+            <w:r>
+              <w:rPr>
+                <w:b w:val="false"/>
+                <w:bCs w:val="false"/>
+                <w:color w:val="222222"/>
+                <w:sz w:val="18"/>
+                <w:szCs w:val="18"/>
+              </w:rPr>
+              <w:t xml:space="preserve">300 trees, max_depth = 20</w:t>
+            </w:r>
+          </w:p>
+        </w:tc>
+        <w:tc>
+          <w:tcPr>
+            <w:tcW w:type="dxa" w:w="1700"/>
+            <w:shd w:fill="E7F0EC" w:val="clear"/>
+            <w:tcMar>
+              <w:top w:type="dxa" w:w="60"/>
+              <w:left w:type="dxa" w:w="110"/>
+              <w:bottom w:type="dxa" w:w="60"/>
+              <w:right w:type="dxa" w:w="110"/>
+            </w:tcMar>
+          </w:tcPr>
+          <w:p>
+            <w:pPr>
+              <w:jc w:val="center"/>
+            </w:pPr>
+            <w:r>
+              <w:rPr>
+                <w:b/>
+                <w:bCs/>
+                <w:color w:val="2D6A4F"/>
+                <w:sz w:val="18"/>
+                <w:szCs w:val="18"/>
+              </w:rPr>
+              <w:t xml:space="preserve">0.912</w:t>
+            </w:r>
+          </w:p>
+        </w:tc>
+      </w:tr>
+      <w:tr>
+        <w:tc>
+          <w:tcPr>
+            <w:tcW w:type="dxa" w:w="2400"/>
+            <w:shd w:fill="F5F6F8" w:val="clear"/>
+            <w:tcMar>
+              <w:top w:type="dxa" w:w="60"/>
+              <w:left w:type="dxa" w:w="110"/>
+              <w:bottom w:type="dxa" w:w="60"/>
+              <w:right w:type="dxa" w:w="110"/>
+            </w:tcMar>
+          </w:tcPr>
+          <w:p>
+            <w:pPr>
+              <w:jc w:val="left"/>
+            </w:pPr>
+            <w:r>
+              <w:rPr>
+                <w:b w:val="false"/>
+                <w:bCs w:val="false"/>
+                <w:color w:val="222222"/>
+                <w:sz w:val="18"/>
+                <w:szCs w:val="18"/>
+              </w:rPr>
+              <w:t xml:space="preserve"/>
+            </w:r>
+          </w:p>
+        </w:tc>
+        <w:tc>
+          <w:tcPr>
+            <w:tcW w:type="dxa" w:w="1900"/>
+            <w:shd w:fill="F5F6F8" w:val="clear"/>
+            <w:tcMar>
+              <w:top w:type="dxa" w:w="60"/>
+              <w:left w:type="dxa" w:w="110"/>
+              <w:bottom w:type="dxa" w:w="60"/>
+              <w:right w:type="dxa" w:w="110"/>
+            </w:tcMar>
+          </w:tcPr>
+          <w:p>
+            <w:pPr>
+              <w:jc w:val="left"/>
+            </w:pPr>
+            <w:r>
+              <w:rPr>
+                <w:b w:val="false"/>
+                <w:bCs w:val="false"/>
+                <w:color w:val="222222"/>
+                <w:sz w:val="18"/>
+                <w:szCs w:val="18"/>
+              </w:rPr>
+              <w:t xml:space="preserve">KNN</w:t>
+            </w:r>
+          </w:p>
+        </w:tc>
+        <w:tc>
+          <w:tcPr>
+            <w:tcW w:type="dxa" w:w="3360"/>
+            <w:shd w:fill="F5F6F8" w:val="clear"/>
+            <w:tcMar>
+              <w:top w:type="dxa" w:w="60"/>
+              <w:left w:type="dxa" w:w="110"/>
+              <w:bottom w:type="dxa" w:w="60"/>
+              <w:right w:type="dxa" w:w="110"/>
+            </w:tcMar>
+          </w:tcPr>
+          <w:p>
+            <w:pPr>
+              <w:jc w:val="left"/>
+            </w:pPr>
+            <w:r>
+              <w:rPr>
+                <w:b w:val="false"/>
+                <w:bCs w:val="false"/>
+                <w:color w:val="222222"/>
+                <w:sz w:val="18"/>
+                <w:szCs w:val="18"/>
+              </w:rPr>
+              <w:t xml:space="preserve">k = 75, distance-weighted</w:t>
+            </w:r>
+          </w:p>
+        </w:tc>
+        <w:tc>
+          <w:tcPr>
+            <w:tcW w:type="dxa" w:w="1700"/>
+            <w:shd w:fill="F5F6F8" w:val="clear"/>
+            <w:tcMar>
+              <w:top w:type="dxa" w:w="60"/>
+              <w:left w:type="dxa" w:w="110"/>
+              <w:bottom w:type="dxa" w:w="60"/>
+              <w:right w:type="dxa" w:w="110"/>
+            </w:tcMar>
+          </w:tcPr>
+          <w:p>
+            <w:pPr>
+              <w:jc w:val="center"/>
+            </w:pPr>
+            <w:r>
+              <w:rPr>
+                <w:b w:val="false"/>
+                <w:bCs w:val="false"/>
+                <w:color w:val="222222"/>
+                <w:sz w:val="18"/>
+                <w:szCs w:val="18"/>
+              </w:rPr>
+              <w:t xml:space="preserve">0.863</w:t>
+            </w:r>
+          </w:p>
+        </w:tc>
+      </w:tr>
+    </w:tbl>
+    <w:p>
+      <w:pPr>
+        <w:pStyle w:val="Heading2"/>
+      </w:pPr>
+      <w:r>
+        <w:t xml:space="preserve">5.2 Classifier performance</w:t>
+      </w:r>
+    </w:p>
+    <w:p>
+      <w:pPr>
+        <w:spacing w:after="140"/>
+      </w:pPr>
+      <w:r>
+        <w:t xml:space="preserve">With tuned settings, Random Forest was the strongest classifier in every era (Table 3, Figure 5), with ROC-AUC of 0.848 (Analog), 0.917 (CD/Digital), and 0.912 (Streaming). KNN became competitive in the CD/Digital era (0.889) once distance-weighted, but did not overtake the forest. A clear secondary pattern persists: hits became more predictable from audio features over time, with per-decade Random-Forest AUC rising from about 0.85 in the 1960s–70s to a peak of 0.92 in the 2000s before easing slightly in the 2010s (Figure 5b).</w:t>
+      </w:r>
+    </w:p>
+    <w:p>
+      <w:pPr>
+        <w:spacing w:after="120"/>
+      </w:pPr>
+      <w:r>
+        <w:rPr>
+          <w:b/>
+          <w:bCs/>
+          <w:sz w:val="19"/>
+          <w:szCs w:val="19"/>
+        </w:rPr>
+        <w:t xml:space="preserve">Table 3. </w:t>
+      </w:r>
+      <w:r>
+        <w:rPr>
+          <w:i/>
+          <w:iCs/>
+          <w:color w:val="555555"/>
+          <w:sz w:val="19"/>
+          <w:szCs w:val="19"/>
+        </w:rPr>
+        <w:t xml:space="preserve">Cross-validated performance of the tuned classifiers by era. Random Forest, the best model per era, is shaded.</w:t>
+      </w:r>
+    </w:p>
+    <w:tbl>
+      <w:tblPr>
+        <w:tblW w:type="dxa" w:w="9360"/>
+        <w:tblBorders>
+          <w:top w:val="single" w:color="auto" w:sz="4"/>
+          <w:left w:val="single" w:color="auto" w:sz="4"/>
+          <w:bottom w:val="single" w:color="auto" w:sz="4"/>
+          <w:right w:val="single" w:color="auto" w:sz="4"/>
+          <w:insideH w:val="single" w:color="auto" w:sz="4"/>
+          <w:insideV w:val="single" w:color="auto" w:sz="4"/>
+        </w:tblBorders>
+      </w:tblPr>
+      <w:tblGrid>
+        <w:gridCol w:w="2240"/>
+        <w:gridCol w:w="1860"/>
+        <w:gridCol w:w="1753"/>
+        <w:gridCol w:w="1753"/>
+        <w:gridCol w:w="1754"/>
+      </w:tblGrid>
+      <w:tr>
+        <w:trPr>
+          <w:tblHeader/>
+        </w:trPr>
+        <w:tc>
+          <w:tcPr>
+            <w:tcW w:type="dxa" w:w="2240"/>
+            <w:shd w:fill="15212B" w:val="clear"/>
+            <w:tcMar>
+              <w:top w:type="dxa" w:w="70"/>
+              <w:left w:type="dxa" w:w="110"/>
+              <w:bottom w:type="dxa" w:w="70"/>
+              <w:right w:type="dxa" w:w="110"/>
+            </w:tcMar>
+          </w:tcPr>
+          <w:p>
+            <w:r>
+              <w:rPr>
+                <w:b/>
+                <w:bCs/>
+                <w:color w:val="FFFFFF"/>
+                <w:sz w:val="18"/>
+                <w:szCs w:val="18"/>
+              </w:rPr>
+              <w:t xml:space="preserve">Era</w:t>
+            </w:r>
+          </w:p>
+        </w:tc>
+        <w:tc>
+          <w:tcPr>
+            <w:tcW w:type="dxa" w:w="1860"/>
+            <w:shd w:fill="15212B" w:val="clear"/>
+            <w:tcMar>
+              <w:top w:type="dxa" w:w="70"/>
+              <w:left w:type="dxa" w:w="110"/>
+              <w:bottom w:type="dxa" w:w="70"/>
+              <w:right w:type="dxa" w:w="110"/>
+            </w:tcMar>
+          </w:tcPr>
+          <w:p>
+            <w:r>
+              <w:rPr>
+                <w:b/>
+                <w:bCs/>
+                <w:color w:val="FFFFFF"/>
+                <w:sz w:val="18"/>
+                <w:szCs w:val="18"/>
+              </w:rPr>
+              <w:t xml:space="preserve">Classifier</w:t>
+            </w:r>
+          </w:p>
+        </w:tc>
+        <w:tc>
+          <w:tcPr>
+            <w:tcW w:type="dxa" w:w="1753"/>
+            <w:shd w:fill="15212B" w:val="clear"/>
+            <w:tcMar>
+              <w:top w:type="dxa" w:w="70"/>
+              <w:left w:type="dxa" w:w="110"/>
+              <w:bottom w:type="dxa" w:w="70"/>
+              <w:right w:type="dxa" w:w="110"/>
+            </w:tcMar>
+          </w:tcPr>
+          <w:p>
+            <w:r>
+              <w:rPr>
+                <w:b/>
+                <w:bCs/>
+                <w:color w:val="FFFFFF"/>
+                <w:sz w:val="18"/>
+                <w:szCs w:val="18"/>
+              </w:rPr>
+              <w:t xml:space="preserve">Accuracy</w:t>
+            </w:r>
+          </w:p>
+        </w:tc>
+        <w:tc>
+          <w:tcPr>
+            <w:tcW w:type="dxa" w:w="1753"/>
+            <w:shd w:fill="15212B" w:val="clear"/>
+            <w:tcMar>
+              <w:top w:type="dxa" w:w="70"/>
+              <w:left w:type="dxa" w:w="110"/>
+              <w:bottom w:type="dxa" w:w="70"/>
+              <w:right w:type="dxa" w:w="110"/>
+            </w:tcMar>
+          </w:tcPr>
+          <w:p>
+            <w:r>
+              <w:rPr>
+                <w:b/>
+                <w:bCs/>
+                <w:color w:val="FFFFFF"/>
+                <w:sz w:val="18"/>
+                <w:szCs w:val="18"/>
+              </w:rPr>
+              <w:t xml:space="preserve">F1</w:t>
+            </w:r>
+          </w:p>
+        </w:tc>
+        <w:tc>
+          <w:tcPr>
+            <w:tcW w:type="dxa" w:w="1754"/>
+            <w:shd w:fill="15212B" w:val="clear"/>
+            <w:tcMar>
+              <w:top w:type="dxa" w:w="70"/>
+              <w:left w:type="dxa" w:w="110"/>
+              <w:bottom w:type="dxa" w:w="70"/>
+              <w:right w:type="dxa" w:w="110"/>
+            </w:tcMar>
+          </w:tcPr>
+          <w:p>
+            <w:r>
+              <w:rPr>
+                <w:b/>
+                <w:bCs/>
+                <w:color w:val="FFFFFF"/>
+                <w:sz w:val="18"/>
+                <w:szCs w:val="18"/>
+              </w:rPr>
+              <w:t xml:space="preserve">ROC-AUC</w:t>
+            </w:r>
+          </w:p>
+        </w:tc>
+      </w:tr>
+      <w:tr>
+        <w:tc>
+          <w:tcPr>
+            <w:tcW w:type="dxa" w:w="2240"/>
+            <w:shd w:fill="F5F6F8" w:val="clear"/>
+            <w:tcMar>
+              <w:top w:type="dxa" w:w="60"/>
+              <w:left w:type="dxa" w:w="110"/>
+              <w:bottom w:type="dxa" w:w="60"/>
+              <w:right w:type="dxa" w:w="110"/>
+            </w:tcMar>
+          </w:tcPr>
+          <w:p>
+            <w:pPr>
+              <w:jc w:val="left"/>
+            </w:pPr>
+            <w:r>
+              <w:rPr>
+                <w:b/>
+                <w:bCs/>
+                <w:color w:val="222222"/>
+                <w:sz w:val="18"/>
+                <w:szCs w:val="18"/>
+              </w:rPr>
+              <w:t xml:space="preserve">Analog (1960–89)</w:t>
+            </w:r>
+          </w:p>
+        </w:tc>
+        <w:tc>
+          <w:tcPr>
+            <w:tcW w:type="dxa" w:w="1860"/>
+            <w:shd w:fill="F5F6F8" w:val="clear"/>
+            <w:tcMar>
+              <w:top w:type="dxa" w:w="60"/>
+              <w:left w:type="dxa" w:w="110"/>
+              <w:bottom w:type="dxa" w:w="60"/>
+              <w:right w:type="dxa" w:w="110"/>
+            </w:tcMar>
+          </w:tcPr>
+          <w:p>
+            <w:pPr>
+              <w:jc w:val="left"/>
+            </w:pPr>
+            <w:r>
+              <w:rPr>
+                <w:b w:val="false"/>
+                <w:bCs w:val="false"/>
+                <w:color w:val="222222"/>
+                <w:sz w:val="18"/>
+                <w:szCs w:val="18"/>
+              </w:rPr>
+              <w:t xml:space="preserve">Logistic Regression</w:t>
+            </w:r>
+          </w:p>
+        </w:tc>
+        <w:tc>
+          <w:tcPr>
+            <w:tcW w:type="dxa" w:w="1753"/>
+            <w:shd w:fill="F5F6F8" w:val="clear"/>
+            <w:tcMar>
+              <w:top w:type="dxa" w:w="60"/>
+              <w:left w:type="dxa" w:w="110"/>
+              <w:bottom w:type="dxa" w:w="60"/>
+              <w:right w:type="dxa" w:w="110"/>
+            </w:tcMar>
+          </w:tcPr>
+          <w:p>
+            <w:pPr>
+              <w:jc w:val="center"/>
+            </w:pPr>
+            <w:r>
+              <w:rPr>
+                <w:b w:val="false"/>
+                <w:bCs w:val="false"/>
+                <w:color w:val="222222"/>
+                <w:sz w:val="18"/>
+                <w:szCs w:val="18"/>
+              </w:rPr>
+              <w:t xml:space="preserve">0.713</w:t>
+            </w:r>
+          </w:p>
+        </w:tc>
+        <w:tc>
+          <w:tcPr>
+            <w:tcW w:type="dxa" w:w="1753"/>
+            <w:shd w:fill="F5F6F8" w:val="clear"/>
+            <w:tcMar>
+              <w:top w:type="dxa" w:w="60"/>
+              <w:left w:type="dxa" w:w="110"/>
+              <w:bottom w:type="dxa" w:w="60"/>
+              <w:right w:type="dxa" w:w="110"/>
+            </w:tcMar>
+          </w:tcPr>
+          <w:p>
+            <w:pPr>
+              <w:jc w:val="center"/>
+            </w:pPr>
+            <w:r>
+              <w:rPr>
+                <w:b w:val="false"/>
+                <w:bCs w:val="false"/>
+                <w:color w:val="222222"/>
+                <w:sz w:val="18"/>
+                <w:szCs w:val="18"/>
+              </w:rPr>
+              <w:t xml:space="preserve">0.734</w:t>
+            </w:r>
+          </w:p>
+        </w:tc>
+        <w:tc>
+          <w:tcPr>
+            <w:tcW w:type="dxa" w:w="1754"/>
+            <w:shd w:fill="F5F6F8" w:val="clear"/>
+            <w:tcMar>
+              <w:top w:type="dxa" w:w="60"/>
+              <w:left w:type="dxa" w:w="110"/>
+              <w:bottom w:type="dxa" w:w="60"/>
+              <w:right w:type="dxa" w:w="110"/>
+            </w:tcMar>
+          </w:tcPr>
+          <w:p>
+            <w:pPr>
+              <w:jc w:val="center"/>
+            </w:pPr>
+            <w:r>
+              <w:rPr>
+                <w:b w:val="false"/>
+                <w:bCs w:val="false"/>
+                <w:color w:val="222222"/>
+                <w:sz w:val="18"/>
+                <w:szCs w:val="18"/>
+              </w:rPr>
+              <w:t xml:space="preserve">0.786</w:t>
+            </w:r>
+          </w:p>
+        </w:tc>
+      </w:tr>
+      <w:tr>
+        <w:tc>
+          <w:tcPr>
+            <w:tcW w:type="dxa" w:w="2240"/>
+            <w:shd w:fill="E7F0EC" w:val="clear"/>
+            <w:tcMar>
+              <w:top w:type="dxa" w:w="60"/>
+              <w:left w:type="dxa" w:w="110"/>
+              <w:bottom w:type="dxa" w:w="60"/>
+              <w:right w:type="dxa" w:w="110"/>
+            </w:tcMar>
+          </w:tcPr>
+          <w:p>
+            <w:pPr>
+              <w:jc w:val="left"/>
+            </w:pPr>
+            <w:r>
+              <w:rPr>
+                <w:b w:val="false"/>
+                <w:bCs w:val="false"/>
+                <w:color w:val="222222"/>
+                <w:sz w:val="18"/>
+                <w:szCs w:val="18"/>
+              </w:rPr>
+              <w:t xml:space="preserve"/>
+            </w:r>
+          </w:p>
+        </w:tc>
+        <w:tc>
+          <w:tcPr>
+            <w:tcW w:type="dxa" w:w="1860"/>
+            <w:shd w:fill="E7F0EC" w:val="clear"/>
+            <w:tcMar>
+              <w:top w:type="dxa" w:w="60"/>
+              <w:left w:type="dxa" w:w="110"/>
+              <w:bottom w:type="dxa" w:w="60"/>
+              <w:right w:type="dxa" w:w="110"/>
+            </w:tcMar>
+          </w:tcPr>
+          <w:p>
+            <w:pPr>
+              <w:jc w:val="left"/>
+            </w:pPr>
+            <w:r>
+              <w:rPr>
+                <w:b/>
+                <w:bCs/>
+                <w:color w:val="2D6A4F"/>
+                <w:sz w:val="18"/>
+                <w:szCs w:val="18"/>
+              </w:rPr>
+              <w:t xml:space="preserve">Random Forest</w:t>
+            </w:r>
+          </w:p>
+        </w:tc>
+        <w:tc>
+          <w:tcPr>
+            <w:tcW w:type="dxa" w:w="1753"/>
+            <w:shd w:fill="E7F0EC" w:val="clear"/>
+            <w:tcMar>
+              <w:top w:type="dxa" w:w="60"/>
+              <w:left w:type="dxa" w:w="110"/>
+              <w:bottom w:type="dxa" w:w="60"/>
+              <w:right w:type="dxa" w:w="110"/>
+            </w:tcMar>
+          </w:tcPr>
+          <w:p>
+            <w:pPr>
+              <w:jc w:val="center"/>
+            </w:pPr>
+            <w:r>
+              <w:rPr>
+                <w:b w:val="false"/>
+                <w:bCs w:val="false"/>
+                <w:color w:val="222222"/>
+                <w:sz w:val="18"/>
+                <w:szCs w:val="18"/>
+              </w:rPr>
+              <w:t xml:space="preserve">0.769</w:t>
+            </w:r>
+          </w:p>
+        </w:tc>
+        <w:tc>
+          <w:tcPr>
+            <w:tcW w:type="dxa" w:w="1753"/>
+            <w:shd w:fill="E7F0EC" w:val="clear"/>
+            <w:tcMar>
+              <w:top w:type="dxa" w:w="60"/>
+              <w:left w:type="dxa" w:w="110"/>
+              <w:bottom w:type="dxa" w:w="60"/>
+              <w:right w:type="dxa" w:w="110"/>
+            </w:tcMar>
+          </w:tcPr>
+          <w:p>
+            <w:pPr>
+              <w:jc w:val="center"/>
+            </w:pPr>
+            <w:r>
+              <w:rPr>
+                <w:b w:val="false"/>
+                <w:bCs w:val="false"/>
+                <w:color w:val="222222"/>
+                <w:sz w:val="18"/>
+                <w:szCs w:val="18"/>
+              </w:rPr>
+              <w:t xml:space="preserve">0.782</w:t>
+            </w:r>
+          </w:p>
+        </w:tc>
+        <w:tc>
+          <w:tcPr>
+            <w:tcW w:type="dxa" w:w="1754"/>
+            <w:shd w:fill="E7F0EC" w:val="clear"/>
+            <w:tcMar>
+              <w:top w:type="dxa" w:w="60"/>
+              <w:left w:type="dxa" w:w="110"/>
+              <w:bottom w:type="dxa" w:w="60"/>
+              <w:right w:type="dxa" w:w="110"/>
+            </w:tcMar>
+          </w:tcPr>
+          <w:p>
+            <w:pPr>
+              <w:jc w:val="center"/>
+            </w:pPr>
+            <w:r>
+              <w:rPr>
+                <w:b/>
+                <w:bCs/>
+                <w:color w:val="2D6A4F"/>
+                <w:sz w:val="18"/>
+                <w:szCs w:val="18"/>
+              </w:rPr>
+              <w:t xml:space="preserve">0.848</w:t>
+            </w:r>
+          </w:p>
+        </w:tc>
+      </w:tr>
+      <w:tr>
+        <w:tc>
+          <w:tcPr>
+            <w:tcW w:type="dxa" w:w="2240"/>
+            <w:shd w:fill="F5F6F8" w:val="clear"/>
+            <w:tcMar>
+              <w:top w:type="dxa" w:w="60"/>
+              <w:left w:type="dxa" w:w="110"/>
+              <w:bottom w:type="dxa" w:w="60"/>
+              <w:right w:type="dxa" w:w="110"/>
+            </w:tcMar>
+          </w:tcPr>
+          <w:p>
+            <w:pPr>
+              <w:jc w:val="left"/>
+            </w:pPr>
+            <w:r>
+              <w:rPr>
+                <w:b w:val="false"/>
+                <w:bCs w:val="false"/>
+                <w:color w:val="222222"/>
+                <w:sz w:val="18"/>
+                <w:szCs w:val="18"/>
+              </w:rPr>
+              <w:t xml:space="preserve"/>
+            </w:r>
+          </w:p>
+        </w:tc>
+        <w:tc>
+          <w:tcPr>
+            <w:tcW w:type="dxa" w:w="1860"/>
+            <w:shd w:fill="F5F6F8" w:val="clear"/>
+            <w:tcMar>
+              <w:top w:type="dxa" w:w="60"/>
+              <w:left w:type="dxa" w:w="110"/>
+              <w:bottom w:type="dxa" w:w="60"/>
+              <w:right w:type="dxa" w:w="110"/>
+            </w:tcMar>
+          </w:tcPr>
+          <w:p>
+            <w:pPr>
+              <w:jc w:val="left"/>
+            </w:pPr>
+            <w:r>
+              <w:rPr>
+                <w:b w:val="false"/>
+                <w:bCs w:val="false"/>
+                <w:color w:val="222222"/>
+                <w:sz w:val="18"/>
+                <w:szCs w:val="18"/>
+              </w:rPr>
+              <w:t xml:space="preserve">KNN</w:t>
+            </w:r>
+          </w:p>
+        </w:tc>
+        <w:tc>
+          <w:tcPr>
+            <w:tcW w:type="dxa" w:w="1753"/>
+            <w:shd w:fill="F5F6F8" w:val="clear"/>
+            <w:tcMar>
+              <w:top w:type="dxa" w:w="60"/>
+              <w:left w:type="dxa" w:w="110"/>
+              <w:bottom w:type="dxa" w:w="60"/>
+              <w:right w:type="dxa" w:w="110"/>
+            </w:tcMar>
+          </w:tcPr>
+          <w:p>
+            <w:pPr>
+              <w:jc w:val="center"/>
+            </w:pPr>
+            <w:r>
+              <w:rPr>
+                <w:b w:val="false"/>
+                <w:bCs w:val="false"/>
+                <w:color w:val="222222"/>
+                <w:sz w:val="18"/>
+                <w:szCs w:val="18"/>
+              </w:rPr>
+              <w:t xml:space="preserve">0.723</w:t>
+            </w:r>
+          </w:p>
+        </w:tc>
+        <w:tc>
+          <w:tcPr>
+            <w:tcW w:type="dxa" w:w="1753"/>
+            <w:shd w:fill="F5F6F8" w:val="clear"/>
+            <w:tcMar>
+              <w:top w:type="dxa" w:w="60"/>
+              <w:left w:type="dxa" w:w="110"/>
+              <w:bottom w:type="dxa" w:w="60"/>
+              <w:right w:type="dxa" w:w="110"/>
+            </w:tcMar>
+          </w:tcPr>
+          <w:p>
+            <w:pPr>
+              <w:jc w:val="center"/>
+            </w:pPr>
+            <w:r>
+              <w:rPr>
+                <w:b w:val="false"/>
+                <w:bCs w:val="false"/>
+                <w:color w:val="222222"/>
+                <w:sz w:val="18"/>
+                <w:szCs w:val="18"/>
+              </w:rPr>
+              <w:t xml:space="preserve">0.764</w:t>
+            </w:r>
+          </w:p>
+        </w:tc>
+        <w:tc>
+          <w:tcPr>
+            <w:tcW w:type="dxa" w:w="1754"/>
+            <w:shd w:fill="F5F6F8" w:val="clear"/>
+            <w:tcMar>
+              <w:top w:type="dxa" w:w="60"/>
+              <w:left w:type="dxa" w:w="110"/>
+              <w:bottom w:type="dxa" w:w="60"/>
+              <w:right w:type="dxa" w:w="110"/>
+            </w:tcMar>
+          </w:tcPr>
+          <w:p>
+            <w:pPr>
+              <w:jc w:val="center"/>
+            </w:pPr>
+            <w:r>
+              <w:rPr>
+                <w:b w:val="false"/>
+                <w:bCs w:val="false"/>
+                <w:color w:val="222222"/>
+                <w:sz w:val="18"/>
+                <w:szCs w:val="18"/>
+              </w:rPr>
+              <w:t xml:space="preserve">0.810</w:t>
+            </w:r>
+          </w:p>
+        </w:tc>
+      </w:tr>
+      <w:tr>
+        <w:tc>
+          <w:tcPr>
+            <w:tcW w:type="dxa" w:w="2240"/>
+            <w:shd w:fill="F5F6F8" w:val="clear"/>
+            <w:tcMar>
+              <w:top w:type="dxa" w:w="60"/>
+              <w:left w:type="dxa" w:w="110"/>
+              <w:bottom w:type="dxa" w:w="60"/>
+              <w:right w:type="dxa" w:w="110"/>
+            </w:tcMar>
+          </w:tcPr>
+          <w:p>
+            <w:pPr>
+              <w:jc w:val="left"/>
+            </w:pPr>
+            <w:r>
+              <w:rPr>
+                <w:b/>
+                <w:bCs/>
+                <w:color w:val="222222"/>
+                <w:sz w:val="18"/>
+                <w:szCs w:val="18"/>
+              </w:rPr>
+              <w:t xml:space="preserve">CD/Digital (1990–2009)</w:t>
+            </w:r>
+          </w:p>
+        </w:tc>
+        <w:tc>
+          <w:tcPr>
+            <w:tcW w:type="dxa" w:w="1860"/>
+            <w:shd w:fill="F5F6F8" w:val="clear"/>
+            <w:tcMar>
+              <w:top w:type="dxa" w:w="60"/>
+              <w:left w:type="dxa" w:w="110"/>
+              <w:bottom w:type="dxa" w:w="60"/>
+              <w:right w:type="dxa" w:w="110"/>
+            </w:tcMar>
+          </w:tcPr>
+          <w:p>
+            <w:pPr>
+              <w:jc w:val="left"/>
+            </w:pPr>
+            <w:r>
+              <w:rPr>
+                <w:b w:val="false"/>
+                <w:bCs w:val="false"/>
+                <w:color w:val="222222"/>
+                <w:sz w:val="18"/>
+                <w:szCs w:val="18"/>
+              </w:rPr>
+              <w:t xml:space="preserve">Logistic Regression</w:t>
+            </w:r>
+          </w:p>
+        </w:tc>
+        <w:tc>
+          <w:tcPr>
+            <w:tcW w:type="dxa" w:w="1753"/>
+            <w:shd w:fill="F5F6F8" w:val="clear"/>
+            <w:tcMar>
+              <w:top w:type="dxa" w:w="60"/>
+              <w:left w:type="dxa" w:w="110"/>
+              <w:bottom w:type="dxa" w:w="60"/>
+              <w:right w:type="dxa" w:w="110"/>
+            </w:tcMar>
+          </w:tcPr>
+          <w:p>
+            <w:pPr>
+              <w:jc w:val="center"/>
+            </w:pPr>
+            <w:r>
+              <w:rPr>
+                <w:b w:val="false"/>
+                <w:bCs w:val="false"/>
+                <w:color w:val="222222"/>
+                <w:sz w:val="18"/>
+                <w:szCs w:val="18"/>
+              </w:rPr>
+              <w:t xml:space="preserve">0.800</w:t>
+            </w:r>
+          </w:p>
+        </w:tc>
+        <w:tc>
+          <w:tcPr>
+            <w:tcW w:type="dxa" w:w="1753"/>
+            <w:shd w:fill="F5F6F8" w:val="clear"/>
+            <w:tcMar>
+              <w:top w:type="dxa" w:w="60"/>
+              <w:left w:type="dxa" w:w="110"/>
+              <w:bottom w:type="dxa" w:w="60"/>
+              <w:right w:type="dxa" w:w="110"/>
+            </w:tcMar>
+          </w:tcPr>
+          <w:p>
+            <w:pPr>
+              <w:jc w:val="center"/>
+            </w:pPr>
+            <w:r>
+              <w:rPr>
+                <w:b w:val="false"/>
+                <w:bCs w:val="false"/>
+                <w:color w:val="222222"/>
+                <w:sz w:val="18"/>
+                <w:szCs w:val="18"/>
+              </w:rPr>
+              <w:t xml:space="preserve">0.810</w:t>
+            </w:r>
+          </w:p>
+        </w:tc>
+        <w:tc>
+          <w:tcPr>
+            <w:tcW w:type="dxa" w:w="1754"/>
+            <w:shd w:fill="F5F6F8" w:val="clear"/>
+            <w:tcMar>
+              <w:top w:type="dxa" w:w="60"/>
+              <w:left w:type="dxa" w:w="110"/>
+              <w:bottom w:type="dxa" w:w="60"/>
+              <w:right w:type="dxa" w:w="110"/>
+            </w:tcMar>
+          </w:tcPr>
+          <w:p>
+            <w:pPr>
+              <w:jc w:val="center"/>
+            </w:pPr>
+            <w:r>
+              <w:rPr>
+                <w:b w:val="false"/>
+                <w:bCs w:val="false"/>
+                <w:color w:val="222222"/>
+                <w:sz w:val="18"/>
+                <w:szCs w:val="18"/>
+              </w:rPr>
+              <w:t xml:space="preserve">0.874</w:t>
+            </w:r>
+          </w:p>
+        </w:tc>
+      </w:tr>
+      <w:tr>
+        <w:tc>
+          <w:tcPr>
+            <w:tcW w:type="dxa" w:w="2240"/>
+            <w:shd w:fill="E7F0EC" w:val="clear"/>
+            <w:tcMar>
+              <w:top w:type="dxa" w:w="60"/>
+              <w:left w:type="dxa" w:w="110"/>
+              <w:bottom w:type="dxa" w:w="60"/>
+              <w:right w:type="dxa" w:w="110"/>
+            </w:tcMar>
+          </w:tcPr>
+          <w:p>
+            <w:pPr>
+              <w:jc w:val="left"/>
+            </w:pPr>
+            <w:r>
+              <w:rPr>
+                <w:b w:val="false"/>
+                <w:bCs w:val="false"/>
+                <w:color w:val="222222"/>
+                <w:sz w:val="18"/>
+                <w:szCs w:val="18"/>
+              </w:rPr>
+              <w:t xml:space="preserve"/>
+            </w:r>
+          </w:p>
+        </w:tc>
+        <w:tc>
+          <w:tcPr>
+            <w:tcW w:type="dxa" w:w="1860"/>
+            <w:shd w:fill="E7F0EC" w:val="clear"/>
+            <w:tcMar>
+              <w:top w:type="dxa" w:w="60"/>
+              <w:left w:type="dxa" w:w="110"/>
+              <w:bottom w:type="dxa" w:w="60"/>
+              <w:right w:type="dxa" w:w="110"/>
+            </w:tcMar>
+          </w:tcPr>
+          <w:p>
+            <w:pPr>
+              <w:jc w:val="left"/>
+            </w:pPr>
+            <w:r>
+              <w:rPr>
+                <w:b/>
+                <w:bCs/>
+                <w:color w:val="2D6A4F"/>
+                <w:sz w:val="18"/>
+                <w:szCs w:val="18"/>
+              </w:rPr>
+              <w:t xml:space="preserve">Random Forest</w:t>
+            </w:r>
+          </w:p>
+        </w:tc>
+        <w:tc>
+          <w:tcPr>
+            <w:tcW w:type="dxa" w:w="1753"/>
+            <w:shd w:fill="E7F0EC" w:val="clear"/>
+            <w:tcMar>
+              <w:top w:type="dxa" w:w="60"/>
+              <w:left w:type="dxa" w:w="110"/>
+              <w:bottom w:type="dxa" w:w="60"/>
+              <w:right w:type="dxa" w:w="110"/>
+            </w:tcMar>
+          </w:tcPr>
+          <w:p>
+            <w:pPr>
+              <w:jc w:val="center"/>
+            </w:pPr>
+            <w:r>
+              <w:rPr>
+                <w:b w:val="false"/>
+                <w:bCs w:val="false"/>
+                <w:color w:val="222222"/>
+                <w:sz w:val="18"/>
+                <w:szCs w:val="18"/>
+              </w:rPr>
+              <w:t xml:space="preserve">0.846</w:t>
+            </w:r>
+          </w:p>
+        </w:tc>
+        <w:tc>
+          <w:tcPr>
+            <w:tcW w:type="dxa" w:w="1753"/>
+            <w:shd w:fill="E7F0EC" w:val="clear"/>
+            <w:tcMar>
+              <w:top w:type="dxa" w:w="60"/>
+              <w:left w:type="dxa" w:w="110"/>
+              <w:bottom w:type="dxa" w:w="60"/>
+              <w:right w:type="dxa" w:w="110"/>
+            </w:tcMar>
+          </w:tcPr>
+          <w:p>
+            <w:pPr>
+              <w:jc w:val="center"/>
+            </w:pPr>
+            <w:r>
+              <w:rPr>
+                <w:b w:val="false"/>
+                <w:bCs w:val="false"/>
+                <w:color w:val="222222"/>
+                <w:sz w:val="18"/>
+                <w:szCs w:val="18"/>
+              </w:rPr>
+              <w:t xml:space="preserve">0.851</w:t>
+            </w:r>
+          </w:p>
+        </w:tc>
+        <w:tc>
+          <w:tcPr>
+            <w:tcW w:type="dxa" w:w="1754"/>
+            <w:shd w:fill="E7F0EC" w:val="clear"/>
+            <w:tcMar>
+              <w:top w:type="dxa" w:w="60"/>
+              <w:left w:type="dxa" w:w="110"/>
+              <w:bottom w:type="dxa" w:w="60"/>
+              <w:right w:type="dxa" w:w="110"/>
+            </w:tcMar>
+          </w:tcPr>
+          <w:p>
+            <w:pPr>
+              <w:jc w:val="center"/>
+            </w:pPr>
+            <w:r>
+              <w:rPr>
+                <w:b/>
+                <w:bCs/>
+                <w:color w:val="2D6A4F"/>
+                <w:sz w:val="18"/>
+                <w:szCs w:val="18"/>
+              </w:rPr>
+              <w:t xml:space="preserve">0.917</w:t>
+            </w:r>
+          </w:p>
+        </w:tc>
+      </w:tr>
+      <w:tr>
+        <w:tc>
+          <w:tcPr>
+            <w:tcW w:type="dxa" w:w="2240"/>
+            <w:shd w:fill="F5F6F8" w:val="clear"/>
+            <w:tcMar>
+              <w:top w:type="dxa" w:w="60"/>
+              <w:left w:type="dxa" w:w="110"/>
+              <w:bottom w:type="dxa" w:w="60"/>
+              <w:right w:type="dxa" w:w="110"/>
+            </w:tcMar>
+          </w:tcPr>
+          <w:p>
+            <w:pPr>
+              <w:jc w:val="left"/>
+            </w:pPr>
+            <w:r>
+              <w:rPr>
+                <w:b w:val="false"/>
+                <w:bCs w:val="false"/>
+                <w:color w:val="222222"/>
+                <w:sz w:val="18"/>
+                <w:szCs w:val="18"/>
+              </w:rPr>
+              <w:t xml:space="preserve"/>
+            </w:r>
+          </w:p>
+        </w:tc>
+        <w:tc>
+          <w:tcPr>
+            <w:tcW w:type="dxa" w:w="1860"/>
+            <w:shd w:fill="F5F6F8" w:val="clear"/>
+            <w:tcMar>
+              <w:top w:type="dxa" w:w="60"/>
+              <w:left w:type="dxa" w:w="110"/>
+              <w:bottom w:type="dxa" w:w="60"/>
+              <w:right w:type="dxa" w:w="110"/>
+            </w:tcMar>
+          </w:tcPr>
+          <w:p>
+            <w:pPr>
+              <w:jc w:val="left"/>
+            </w:pPr>
+            <w:r>
+              <w:rPr>
+                <w:b w:val="false"/>
+                <w:bCs w:val="false"/>
+                <w:color w:val="222222"/>
+                <w:sz w:val="18"/>
+                <w:szCs w:val="18"/>
+              </w:rPr>
+              <w:t xml:space="preserve">KNN</w:t>
+            </w:r>
+          </w:p>
+        </w:tc>
+        <w:tc>
+          <w:tcPr>
+            <w:tcW w:type="dxa" w:w="1753"/>
+            <w:shd w:fill="F5F6F8" w:val="clear"/>
+            <w:tcMar>
+              <w:top w:type="dxa" w:w="60"/>
+              <w:left w:type="dxa" w:w="110"/>
+              <w:bottom w:type="dxa" w:w="60"/>
+              <w:right w:type="dxa" w:w="110"/>
+            </w:tcMar>
+          </w:tcPr>
+          <w:p>
+            <w:pPr>
+              <w:jc w:val="center"/>
+            </w:pPr>
+            <w:r>
+              <w:rPr>
+                <w:b w:val="false"/>
+                <w:bCs w:val="false"/>
+                <w:color w:val="222222"/>
+                <w:sz w:val="18"/>
+                <w:szCs w:val="18"/>
+              </w:rPr>
+              <w:t xml:space="preserve">0.797</w:t>
+            </w:r>
+          </w:p>
+        </w:tc>
+        <w:tc>
+          <w:tcPr>
+            <w:tcW w:type="dxa" w:w="1753"/>
+            <w:shd w:fill="F5F6F8" w:val="clear"/>
+            <w:tcMar>
+              <w:top w:type="dxa" w:w="60"/>
+              <w:left w:type="dxa" w:w="110"/>
+              <w:bottom w:type="dxa" w:w="60"/>
+              <w:right w:type="dxa" w:w="110"/>
+            </w:tcMar>
+          </w:tcPr>
+          <w:p>
+            <w:pPr>
+              <w:jc w:val="center"/>
+            </w:pPr>
+            <w:r>
+              <w:rPr>
+                <w:b w:val="false"/>
+                <w:bCs w:val="false"/>
+                <w:color w:val="222222"/>
+                <w:sz w:val="18"/>
+                <w:szCs w:val="18"/>
+              </w:rPr>
+              <w:t xml:space="preserve">0.823</w:t>
+            </w:r>
+          </w:p>
+        </w:tc>
+        <w:tc>
+          <w:tcPr>
+            <w:tcW w:type="dxa" w:w="1754"/>
+            <w:shd w:fill="F5F6F8" w:val="clear"/>
+            <w:tcMar>
+              <w:top w:type="dxa" w:w="60"/>
+              <w:left w:type="dxa" w:w="110"/>
+              <w:bottom w:type="dxa" w:w="60"/>
+              <w:right w:type="dxa" w:w="110"/>
+            </w:tcMar>
+          </w:tcPr>
+          <w:p>
+            <w:pPr>
+              <w:jc w:val="center"/>
+            </w:pPr>
+            <w:r>
+              <w:rPr>
+                <w:b w:val="false"/>
+                <w:bCs w:val="false"/>
+                <w:color w:val="222222"/>
+                <w:sz w:val="18"/>
+                <w:szCs w:val="18"/>
+              </w:rPr>
+              <w:t xml:space="preserve">0.889</w:t>
+            </w:r>
+          </w:p>
+        </w:tc>
+      </w:tr>
+      <w:tr>
+        <w:tc>
+          <w:tcPr>
+            <w:tcW w:type="dxa" w:w="2240"/>
+            <w:shd w:fill="F5F6F8" w:val="clear"/>
+            <w:tcMar>
+              <w:top w:type="dxa" w:w="60"/>
+              <w:left w:type="dxa" w:w="110"/>
+              <w:bottom w:type="dxa" w:w="60"/>
+              <w:right w:type="dxa" w:w="110"/>
+            </w:tcMar>
+          </w:tcPr>
+          <w:p>
+            <w:pPr>
+              <w:jc w:val="left"/>
+            </w:pPr>
+            <w:r>
+              <w:rPr>
+                <w:b/>
+                <w:bCs/>
+                <w:color w:val="222222"/>
+                <w:sz w:val="18"/>
+                <w:szCs w:val="18"/>
+              </w:rPr>
+              <w:t xml:space="preserve">Streaming (2010s)</w:t>
+            </w:r>
+          </w:p>
+        </w:tc>
+        <w:tc>
+          <w:tcPr>
+            <w:tcW w:type="dxa" w:w="1860"/>
+            <w:shd w:fill="F5F6F8" w:val="clear"/>
+            <w:tcMar>
+              <w:top w:type="dxa" w:w="60"/>
+              <w:left w:type="dxa" w:w="110"/>
+              <w:bottom w:type="dxa" w:w="60"/>
+              <w:right w:type="dxa" w:w="110"/>
+            </w:tcMar>
+          </w:tcPr>
+          <w:p>
+            <w:pPr>
+              <w:jc w:val="left"/>
+            </w:pPr>
+            <w:r>
+              <w:rPr>
+                <w:b w:val="false"/>
+                <w:bCs w:val="false"/>
+                <w:color w:val="222222"/>
+                <w:sz w:val="18"/>
+                <w:szCs w:val="18"/>
+              </w:rPr>
+              <w:t xml:space="preserve">Logistic Regression</w:t>
+            </w:r>
+          </w:p>
+        </w:tc>
+        <w:tc>
+          <w:tcPr>
+            <w:tcW w:type="dxa" w:w="1753"/>
+            <w:shd w:fill="F5F6F8" w:val="clear"/>
+            <w:tcMar>
+              <w:top w:type="dxa" w:w="60"/>
+              <w:left w:type="dxa" w:w="110"/>
+              <w:bottom w:type="dxa" w:w="60"/>
+              <w:right w:type="dxa" w:w="110"/>
+            </w:tcMar>
+          </w:tcPr>
+          <w:p>
+            <w:pPr>
+              <w:jc w:val="center"/>
+            </w:pPr>
+            <w:r>
+              <w:rPr>
+                <w:b w:val="false"/>
+                <w:bCs w:val="false"/>
+                <w:color w:val="222222"/>
+                <w:sz w:val="18"/>
+                <w:szCs w:val="18"/>
+              </w:rPr>
+              <w:t xml:space="preserve">0.804</w:t>
+            </w:r>
+          </w:p>
+        </w:tc>
+        <w:tc>
+          <w:tcPr>
+            <w:tcW w:type="dxa" w:w="1753"/>
+            <w:shd w:fill="F5F6F8" w:val="clear"/>
+            <w:tcMar>
+              <w:top w:type="dxa" w:w="60"/>
+              <w:left w:type="dxa" w:w="110"/>
+              <w:bottom w:type="dxa" w:w="60"/>
+              <w:right w:type="dxa" w:w="110"/>
+            </w:tcMar>
+          </w:tcPr>
+          <w:p>
+            <w:pPr>
+              <w:jc w:val="center"/>
+            </w:pPr>
+            <w:r>
+              <w:rPr>
+                <w:b w:val="false"/>
+                <w:bCs w:val="false"/>
+                <w:color w:val="222222"/>
+                <w:sz w:val="18"/>
+                <w:szCs w:val="18"/>
+              </w:rPr>
+              <w:t xml:space="preserve">0.819</w:t>
+            </w:r>
+          </w:p>
+        </w:tc>
+        <w:tc>
+          <w:tcPr>
+            <w:tcW w:type="dxa" w:w="1754"/>
+            <w:shd w:fill="F5F6F8" w:val="clear"/>
+            <w:tcMar>
+              <w:top w:type="dxa" w:w="60"/>
+              <w:left w:type="dxa" w:w="110"/>
+              <w:bottom w:type="dxa" w:w="60"/>
+              <w:right w:type="dxa" w:w="110"/>
+            </w:tcMar>
+          </w:tcPr>
+          <w:p>
+            <w:pPr>
+              <w:jc w:val="center"/>
+            </w:pPr>
+            <w:r>
+              <w:rPr>
+                <w:b w:val="false"/>
+                <w:bCs w:val="false"/>
+                <w:color w:val="222222"/>
+                <w:sz w:val="18"/>
+                <w:szCs w:val="18"/>
+              </w:rPr>
+              <w:t xml:space="preserve">0.864</w:t>
+            </w:r>
+          </w:p>
+        </w:tc>
+      </w:tr>
+      <w:tr>
+        <w:tc>
+          <w:tcPr>
+            <w:tcW w:type="dxa" w:w="2240"/>
+            <w:shd w:fill="E7F0EC" w:val="clear"/>
+            <w:tcMar>
+              <w:top w:type="dxa" w:w="60"/>
+              <w:left w:type="dxa" w:w="110"/>
+              <w:bottom w:type="dxa" w:w="60"/>
+              <w:right w:type="dxa" w:w="110"/>
+            </w:tcMar>
+          </w:tcPr>
+          <w:p>
+            <w:pPr>
+              <w:jc w:val="left"/>
+            </w:pPr>
+            <w:r>
+              <w:rPr>
+                <w:b w:val="false"/>
+                <w:bCs w:val="false"/>
+                <w:color w:val="222222"/>
+                <w:sz w:val="18"/>
+                <w:szCs w:val="18"/>
+              </w:rPr>
+              <w:t xml:space="preserve"/>
+            </w:r>
+          </w:p>
+        </w:tc>
+        <w:tc>
+          <w:tcPr>
+            <w:tcW w:type="dxa" w:w="1860"/>
+            <w:shd w:fill="E7F0EC" w:val="clear"/>
+            <w:tcMar>
+              <w:top w:type="dxa" w:w="60"/>
+              <w:left w:type="dxa" w:w="110"/>
+              <w:bottom w:type="dxa" w:w="60"/>
+              <w:right w:type="dxa" w:w="110"/>
+            </w:tcMar>
+          </w:tcPr>
+          <w:p>
+            <w:pPr>
+              <w:jc w:val="left"/>
+            </w:pPr>
+            <w:r>
+              <w:rPr>
+                <w:b/>
+                <w:bCs/>
+                <w:color w:val="2D6A4F"/>
+                <w:sz w:val="18"/>
+                <w:szCs w:val="18"/>
+              </w:rPr>
+              <w:t xml:space="preserve">Random Forest</w:t>
+            </w:r>
+          </w:p>
+        </w:tc>
+        <w:tc>
+          <w:tcPr>
+            <w:tcW w:type="dxa" w:w="1753"/>
+            <w:shd w:fill="E7F0EC" w:val="clear"/>
+            <w:tcMar>
+              <w:top w:type="dxa" w:w="60"/>
+              <w:left w:type="dxa" w:w="110"/>
+              <w:bottom w:type="dxa" w:w="60"/>
+              <w:right w:type="dxa" w:w="110"/>
+            </w:tcMar>
+          </w:tcPr>
+          <w:p>
+            <w:pPr>
+              <w:jc w:val="center"/>
+            </w:pPr>
+            <w:r>
+              <w:rPr>
+                <w:b w:val="false"/>
+                <w:bCs w:val="false"/>
+                <w:color w:val="222222"/>
+                <w:sz w:val="18"/>
+                <w:szCs w:val="18"/>
+              </w:rPr>
+              <w:t xml:space="preserve">0.843</w:t>
+            </w:r>
+          </w:p>
+        </w:tc>
+        <w:tc>
+          <w:tcPr>
+            <w:tcW w:type="dxa" w:w="1753"/>
+            <w:shd w:fill="E7F0EC" w:val="clear"/>
+            <w:tcMar>
+              <w:top w:type="dxa" w:w="60"/>
+              <w:left w:type="dxa" w:w="110"/>
+              <w:bottom w:type="dxa" w:w="60"/>
+              <w:right w:type="dxa" w:w="110"/>
+            </w:tcMar>
+          </w:tcPr>
+          <w:p>
+            <w:pPr>
+              <w:jc w:val="center"/>
+            </w:pPr>
+            <w:r>
+              <w:rPr>
+                <w:b w:val="false"/>
+                <w:bCs w:val="false"/>
+                <w:color w:val="222222"/>
+                <w:sz w:val="18"/>
+                <w:szCs w:val="18"/>
+              </w:rPr>
+              <w:t xml:space="preserve">0.850</w:t>
+            </w:r>
+          </w:p>
+        </w:tc>
+        <w:tc>
+          <w:tcPr>
+            <w:tcW w:type="dxa" w:w="1754"/>
+            <w:shd w:fill="E7F0EC" w:val="clear"/>
+            <w:tcMar>
+              <w:top w:type="dxa" w:w="60"/>
+              <w:left w:type="dxa" w:w="110"/>
+              <w:bottom w:type="dxa" w:w="60"/>
+              <w:right w:type="dxa" w:w="110"/>
+            </w:tcMar>
+          </w:tcPr>
+          <w:p>
+            <w:pPr>
+              <w:jc w:val="center"/>
+            </w:pPr>
+            <w:r>
+              <w:rPr>
+                <w:b/>
+                <w:bCs/>
+                <w:color w:val="2D6A4F"/>
+                <w:sz w:val="18"/>
+                <w:szCs w:val="18"/>
+              </w:rPr>
+              <w:t xml:space="preserve">0.912</w:t>
+            </w:r>
+          </w:p>
+        </w:tc>
+      </w:tr>
+      <w:tr>
+        <w:tc>
+          <w:tcPr>
+            <w:tcW w:type="dxa" w:w="2240"/>
+            <w:shd w:fill="F5F6F8" w:val="clear"/>
+            <w:tcMar>
+              <w:top w:type="dxa" w:w="60"/>
+              <w:left w:type="dxa" w:w="110"/>
+              <w:bottom w:type="dxa" w:w="60"/>
+              <w:right w:type="dxa" w:w="110"/>
+            </w:tcMar>
+          </w:tcPr>
+          <w:p>
+            <w:pPr>
+              <w:jc w:val="left"/>
+            </w:pPr>
+            <w:r>
+              <w:rPr>
+                <w:b w:val="false"/>
+                <w:bCs w:val="false"/>
+                <w:color w:val="222222"/>
+                <w:sz w:val="18"/>
+                <w:szCs w:val="18"/>
+              </w:rPr>
+              <w:t xml:space="preserve"/>
+            </w:r>
+          </w:p>
+        </w:tc>
+        <w:tc>
+          <w:tcPr>
+            <w:tcW w:type="dxa" w:w="1860"/>
+            <w:shd w:fill="F5F6F8" w:val="clear"/>
+            <w:tcMar>
+              <w:top w:type="dxa" w:w="60"/>
+              <w:left w:type="dxa" w:w="110"/>
+              <w:bottom w:type="dxa" w:w="60"/>
+              <w:right w:type="dxa" w:w="110"/>
+            </w:tcMar>
+          </w:tcPr>
+          <w:p>
+            <w:pPr>
+              <w:jc w:val="left"/>
+            </w:pPr>
+            <w:r>
+              <w:rPr>
+                <w:b w:val="false"/>
+                <w:bCs w:val="false"/>
+                <w:color w:val="222222"/>
+                <w:sz w:val="18"/>
+                <w:szCs w:val="18"/>
+              </w:rPr>
+              <w:t xml:space="preserve">KNN</w:t>
+            </w:r>
+          </w:p>
+        </w:tc>
+        <w:tc>
+          <w:tcPr>
+            <w:tcW w:type="dxa" w:w="1753"/>
+            <w:shd w:fill="F5F6F8" w:val="clear"/>
+            <w:tcMar>
+              <w:top w:type="dxa" w:w="60"/>
+              <w:left w:type="dxa" w:w="110"/>
+              <w:bottom w:type="dxa" w:w="60"/>
+              <w:right w:type="dxa" w:w="110"/>
+            </w:tcMar>
+          </w:tcPr>
+          <w:p>
+            <w:pPr>
+              <w:jc w:val="center"/>
+            </w:pPr>
+            <w:r>
+              <w:rPr>
+                <w:b w:val="false"/>
+                <w:bCs w:val="false"/>
+                <w:color w:val="222222"/>
+                <w:sz w:val="18"/>
+                <w:szCs w:val="18"/>
+              </w:rPr>
+              <w:t xml:space="preserve">0.769</w:t>
+            </w:r>
+          </w:p>
+        </w:tc>
+        <w:tc>
+          <w:tcPr>
+            <w:tcW w:type="dxa" w:w="1753"/>
+            <w:shd w:fill="F5F6F8" w:val="clear"/>
+            <w:tcMar>
+              <w:top w:type="dxa" w:w="60"/>
+              <w:left w:type="dxa" w:w="110"/>
+              <w:bottom w:type="dxa" w:w="60"/>
+              <w:right w:type="dxa" w:w="110"/>
+            </w:tcMar>
+          </w:tcPr>
+          <w:p>
+            <w:pPr>
+              <w:jc w:val="center"/>
+            </w:pPr>
+            <w:r>
+              <w:rPr>
+                <w:b w:val="false"/>
+                <w:bCs w:val="false"/>
+                <w:color w:val="222222"/>
+                <w:sz w:val="18"/>
+                <w:szCs w:val="18"/>
+              </w:rPr>
+              <w:t xml:space="preserve">0.807</w:t>
+            </w:r>
+          </w:p>
+        </w:tc>
+        <w:tc>
+          <w:tcPr>
+            <w:tcW w:type="dxa" w:w="1754"/>
+            <w:shd w:fill="F5F6F8" w:val="clear"/>
+            <w:tcMar>
+              <w:top w:type="dxa" w:w="60"/>
+              <w:left w:type="dxa" w:w="110"/>
+              <w:bottom w:type="dxa" w:w="60"/>
+              <w:right w:type="dxa" w:w="110"/>
+            </w:tcMar>
+          </w:tcPr>
+          <w:p>
+            <w:pPr>
+              <w:jc w:val="center"/>
+            </w:pPr>
+            <w:r>
+              <w:rPr>
+                <w:b w:val="false"/>
+                <w:bCs w:val="false"/>
+                <w:color w:val="222222"/>
+                <w:sz w:val="18"/>
+                <w:szCs w:val="18"/>
+              </w:rPr>
+              <w:t xml:space="preserve">0.863</w:t>
+            </w:r>
+          </w:p>
+        </w:tc>
+      </w:tr>
+    </w:tbl>
+    <w:p>
+      <w:pPr>
+        <w:spacing w:after="60" w:before="160"/>
+        <w:jc w:val="center"/>
+      </w:pPr>
+      <w:r>
+        <w:drawing>
+          <wp:inline distT="0" distB="0" distL="0" distR="0">
+            <wp:extent cx="5943600" cy="2590800"/>
+            <wp:effectExtent t="0" r="0" b="0" l="0"/>
+            <wp:docPr id="1" name="Figure 5" descr="Tuned classifier performance by era (a) and the rise in hit predictability across decades for the Random Forest (b)." title="Figure 5"/>
+            <wp:cNvGraphicFramePr>
+              <a:graphicFrameLocks xmlns:a="http://schemas.openxmlformats.org/drawingml/2006/main" noChangeAspect="1"/>
+            </wp:cNvGraphicFramePr>
+            <a:graphic xmlns:a="http://schemas.openxmlformats.org/drawingml/2006/main">
+              <a:graphicData uri="http://schemas.openxmlformats.org/drawingml/2006/picture">
+                <pic:pic xmlns:pic="http://schemas.openxmlformats.org/drawingml/2006/picture">
+                  <pic:nvPicPr>
+                    <pic:cNvPr id="0" name="" descr=""/>
+                    <pic:cNvPicPr>
+                      <a:picLocks noChangeAspect="1" noChangeArrowheads="1"/>
+                    </pic:cNvPicPr>
+                  </pic:nvPicPr>
+                  <pic:blipFill>
+                    <a:blip r:embed="rId12" cstate="none"/>
+                    <a:srcRect/>
+                    <a:stretch>
+                      <a:fillRect/>
+                    </a:stretch>
+                  </pic:blipFill>
+                  <pic:spPr bwMode="auto">
+                    <a:xfrm>
+                      <a:off x="0" y="0"/>
                       <a:ext cx="5943600" cy="2590800"/>
                     </a:xfrm>
                     <a:prstGeom prst="rect">
@@ -1887,7 +5715,7 @@
           <w:sz w:val="19"/>
           <w:szCs w:val="19"/>
         </w:rPr>
-        <w:t xml:space="preserve">Figure 1. </w:t>
+        <w:t xml:space="preserve">Figure 5. </w:t>
       </w:r>
       <w:r>
         <w:rPr>
@@ -1897,7 +5725,7 @@
           <w:sz w:val="19"/>
           <w:szCs w:val="19"/>
         </w:rPr>
-        <w:t xml:space="preserve">Classifier performance by era (a) and the rise in hit predictability across decades for the Random Forest (b).</w:t>
+        <w:t xml:space="preserve">Tuned classifier performance by era (a) and the rise in hit predictability across decades for the Random Forest (b).</w:t>
       </w:r>
     </w:p>
     <w:p>
@@ -1905,7 +5733,7 @@
         <w:pStyle w:val="Heading2"/>
       </w:pPr>
       <w:r>
-        <w:t xml:space="preserve">4.2 Feature importance by era</w:t>
+        <w:t xml:space="preserve">5.3 Feature importance by era</w:t>
       </w:r>
     </w:p>
     <w:p>
@@ -1913,19 +5741,21 @@
         <w:spacing w:after="140"/>
       </w:pPr>
       <w:r>
-        <w:t xml:space="preserve">Instrumentalness — essentially the absence of vocals — was the single most important predictor in every era, and its importance grew steadily (mean |SHAP| 0.094 → 0.118 → 0.164 from Analog to Streaming; Table 2, Figure 2). The most striking re-ordering is loudness, which climbed from the fifth most important feature in the Analog era to second in the Streaming era. Conversely, speechiness fell sharply (third to eighth) and acousticness drifted down (second to fourth), while danceability peaked in the CD/Digital era.</w:t>
+        <w:t xml:space="preserve">Instrumentalness — essentially the absence of vocals — was the single most important predictor in every era, and its importance grew steadily (mean |SHAP| 0.095 → 0.113 → 0.169 from Analog to Streaming; Table 4, Figure 6). The most striking re-ordering is loudness, which climbed from the fifth most important feature in the Analog era to second in the Streaming era. Conversely, speechiness fell sharply (third to eighth) and acousticness drifted down (second to fourth), while danceability peaked in the CD/Digital era.</w:t>
       </w:r>
     </w:p>
     <w:p>
       <w:pPr>
-        <w:spacing w:after="140"/>
+        <w:spacing w:after="120"/>
       </w:pPr>
       <w:r>
         <w:rPr>
           <w:b/>
           <w:bCs/>
+          <w:sz w:val="19"/>
+          <w:szCs w:val="19"/>
         </w:rPr>
-        <w:t xml:space="preserve">Table 2. </w:t>
+        <w:t xml:space="preserve">Table 4. </w:t>
       </w:r>
       <w:r>
         <w:rPr>
@@ -1977,8 +5807,8 @@
                 <w:b/>
                 <w:bCs/>
                 <w:color w:val="FFFFFF"/>
-                <w:sz w:val="19"/>
-                <w:szCs w:val="19"/>
+                <w:sz w:val="18"/>
+                <w:szCs w:val="18"/>
               </w:rPr>
               <w:t xml:space="preserve">Feature</w:t>
             </w:r>
@@ -2001,8 +5831,8 @@
                 <w:b/>
                 <w:bCs/>
                 <w:color w:val="FFFFFF"/>
-                <w:sz w:val="19"/>
-                <w:szCs w:val="19"/>
+                <w:sz w:val="18"/>
+                <w:szCs w:val="18"/>
               </w:rPr>
               <w:t xml:space="preserve">Analog (1960–89)</w:t>
             </w:r>
@@ -2025,8 +5855,8 @@
                 <w:b/>
                 <w:bCs/>
                 <w:color w:val="FFFFFF"/>
-                <w:sz w:val="19"/>
-                <w:szCs w:val="19"/>
+                <w:sz w:val="18"/>
+                <w:szCs w:val="18"/>
               </w:rPr>
               <w:t xml:space="preserve">CD/Digital (1990–2009)</w:t>
             </w:r>
@@ -2049,8 +5879,8 @@
                 <w:b/>
                 <w:bCs/>
                 <w:color w:val="FFFFFF"/>
-                <w:sz w:val="19"/>
-                <w:szCs w:val="19"/>
+                <w:sz w:val="18"/>
+                <w:szCs w:val="18"/>
               </w:rPr>
               <w:t xml:space="preserve">Streaming (2010s)</w:t>
             </w:r>
@@ -2078,8 +5908,8 @@
                 <w:b/>
                 <w:bCs/>
                 <w:color w:val="222222"/>
-                <w:sz w:val="19"/>
-                <w:szCs w:val="19"/>
+                <w:sz w:val="18"/>
+                <w:szCs w:val="18"/>
               </w:rPr>
               <w:t xml:space="preserve">instrumentalness</w:t>
             </w:r>
@@ -2105,10 +5935,10 @@
                 <w:b w:val="false"/>
                 <w:bCs w:val="false"/>
                 <w:color w:val="222222"/>
-                <w:sz w:val="19"/>
-                <w:szCs w:val="19"/>
-              </w:rPr>
-              <w:t xml:space="preserve">0.094  (#1)</w:t>
+                <w:sz w:val="18"/>
+                <w:szCs w:val="18"/>
+              </w:rPr>
+              <w:t xml:space="preserve">0.095  (#1)</w:t>
             </w:r>
           </w:p>
         </w:tc>
@@ -2132,10 +5962,10 @@
                 <w:b w:val="false"/>
                 <w:bCs w:val="false"/>
                 <w:color w:val="222222"/>
-                <w:sz w:val="19"/>
-                <w:szCs w:val="19"/>
-              </w:rPr>
-              <w:t xml:space="preserve">0.118  (#1)</w:t>
+                <w:sz w:val="18"/>
+                <w:szCs w:val="18"/>
+              </w:rPr>
+              <w:t xml:space="preserve">0.113  (#1)</w:t>
             </w:r>
           </w:p>
         </w:tc>
@@ -2159,10 +5989,10 @@
                 <w:b w:val="false"/>
                 <w:bCs w:val="false"/>
                 <w:color w:val="222222"/>
-                <w:sz w:val="19"/>
-                <w:szCs w:val="19"/>
-              </w:rPr>
-              <w:t xml:space="preserve">0.164  (#1)</w:t>
+                <w:sz w:val="18"/>
+                <w:szCs w:val="18"/>
+              </w:rPr>
+              <w:t xml:space="preserve">0.169  (#1)</w:t>
             </w:r>
           </w:p>
         </w:tc>
@@ -2187,8 +6017,8 @@
                 <w:b/>
                 <w:bCs/>
                 <w:color w:val="222222"/>
-                <w:sz w:val="19"/>
-                <w:szCs w:val="19"/>
+                <w:sz w:val="18"/>
+                <w:szCs w:val="18"/>
               </w:rPr>
               <w:t xml:space="preserve">acousticness</w:t>
             </w:r>
@@ -2213,10 +6043,10 @@
                 <w:b w:val="false"/>
                 <w:bCs w:val="false"/>
                 <w:color w:val="222222"/>
-                <w:sz w:val="19"/>
-                <w:szCs w:val="19"/>
-              </w:rPr>
-              <w:t xml:space="preserve">0.060  (#2)</w:t>
+                <w:sz w:val="18"/>
+                <w:szCs w:val="18"/>
+              </w:rPr>
+              <w:t xml:space="preserve">0.056  (#2)</w:t>
             </w:r>
           </w:p>
         </w:tc>
@@ -2239,10 +6069,10 @@
                 <w:b w:val="false"/>
                 <w:bCs w:val="false"/>
                 <w:color w:val="222222"/>
-                <w:sz w:val="19"/>
-                <w:szCs w:val="19"/>
-              </w:rPr>
-              <w:t xml:space="preserve">0.065  (#4)</w:t>
+                <w:sz w:val="18"/>
+                <w:szCs w:val="18"/>
+              </w:rPr>
+              <w:t xml:space="preserve">0.065  (#3)</w:t>
             </w:r>
           </w:p>
         </w:tc>
@@ -2265,10 +6095,10 @@
                 <w:b w:val="false"/>
                 <w:bCs w:val="false"/>
                 <w:color w:val="222222"/>
-                <w:sz w:val="19"/>
-                <w:szCs w:val="19"/>
-              </w:rPr>
-              <w:t xml:space="preserve">0.049  (#4)</w:t>
+                <w:sz w:val="18"/>
+                <w:szCs w:val="18"/>
+              </w:rPr>
+              <w:t xml:space="preserve">0.047  (#4)</w:t>
             </w:r>
           </w:p>
         </w:tc>
@@ -2294,8 +6124,8 @@
                 <w:b/>
                 <w:bCs/>
                 <w:color w:val="222222"/>
-                <w:sz w:val="19"/>
-                <w:szCs w:val="19"/>
+                <w:sz w:val="18"/>
+                <w:szCs w:val="18"/>
               </w:rPr>
               <w:t xml:space="preserve">speechiness</w:t>
             </w:r>
@@ -2321,10 +6151,10 @@
                 <w:b w:val="false"/>
                 <w:bCs w:val="false"/>
                 <w:color w:val="222222"/>
-                <w:sz w:val="19"/>
-                <w:szCs w:val="19"/>
-              </w:rPr>
-              <w:t xml:space="preserve">0.055  (#3)</w:t>
+                <w:sz w:val="18"/>
+                <w:szCs w:val="18"/>
+              </w:rPr>
+              <w:t xml:space="preserve">0.051  (#3)</w:t>
             </w:r>
           </w:p>
         </w:tc>
@@ -2348,10 +6178,10 @@
                 <w:b w:val="false"/>
                 <w:bCs w:val="false"/>
                 <w:color w:val="222222"/>
-                <w:sz w:val="19"/>
-                <w:szCs w:val="19"/>
-              </w:rPr>
-              <w:t xml:space="preserve">0.026  (#7)</w:t>
+                <w:sz w:val="18"/>
+                <w:szCs w:val="18"/>
+              </w:rPr>
+              <w:t xml:space="preserve">0.025  (#7)</w:t>
             </w:r>
           </w:p>
         </w:tc>
@@ -2375,10 +6205,10 @@
                 <w:b w:val="false"/>
                 <w:bCs w:val="false"/>
                 <w:color w:val="222222"/>
-                <w:sz w:val="19"/>
-                <w:szCs w:val="19"/>
-              </w:rPr>
-              <w:t xml:space="preserve">0.010  (#8)</w:t>
+                <w:sz w:val="18"/>
+                <w:szCs w:val="18"/>
+              </w:rPr>
+              <w:t xml:space="preserve">0.009  (#8)</w:t>
             </w:r>
           </w:p>
         </w:tc>
@@ -2403,8 +6233,8 @@
                 <w:b w:val="false"/>
                 <w:bCs w:val="false"/>
                 <w:color w:val="222222"/>
-                <w:sz w:val="19"/>
-                <w:szCs w:val="19"/>
+                <w:sz w:val="18"/>
+                <w:szCs w:val="18"/>
               </w:rPr>
               <w:t xml:space="preserve">danceability</w:t>
             </w:r>
@@ -2429,8 +6259,8 @@
                 <w:b w:val="false"/>
                 <w:bCs w:val="false"/>
                 <w:color w:val="222222"/>
-                <w:sz w:val="19"/>
-                <w:szCs w:val="19"/>
+                <w:sz w:val="18"/>
+                <w:szCs w:val="18"/>
               </w:rPr>
               <w:t xml:space="preserve">0.047  (#4)</w:t>
             </w:r>
@@ -2455,10 +6285,10 @@
                 <w:b w:val="false"/>
                 <w:bCs w:val="false"/>
                 <w:color w:val="222222"/>
-                <w:sz w:val="19"/>
-                <w:szCs w:val="19"/>
-              </w:rPr>
-              <w:t xml:space="preserve">0.093  (#2)</w:t>
+                <w:sz w:val="18"/>
+                <w:szCs w:val="18"/>
+              </w:rPr>
+              <w:t xml:space="preserve">0.090  (#2)</w:t>
             </w:r>
           </w:p>
         </w:tc>
@@ -2481,10 +6311,10 @@
                 <w:b w:val="false"/>
                 <w:bCs w:val="false"/>
                 <w:color w:val="222222"/>
-                <w:sz w:val="19"/>
-                <w:szCs w:val="19"/>
-              </w:rPr>
-              <w:t xml:space="preserve">0.058  (#3)</w:t>
+                <w:sz w:val="18"/>
+                <w:szCs w:val="18"/>
+              </w:rPr>
+              <w:t xml:space="preserve">0.059  (#3)</w:t>
             </w:r>
           </w:p>
         </w:tc>
@@ -2510,8 +6340,8 @@
                 <w:b w:val="false"/>
                 <w:bCs w:val="false"/>
                 <w:color w:val="222222"/>
-                <w:sz w:val="19"/>
-                <w:szCs w:val="19"/>
+                <w:sz w:val="18"/>
+                <w:szCs w:val="18"/>
               </w:rPr>
               <w:t xml:space="preserve">loudness</w:t>
             </w:r>
@@ -2537,10 +6367,10 @@
                 <w:b w:val="false"/>
                 <w:bCs w:val="false"/>
                 <w:color w:val="222222"/>
-                <w:sz w:val="19"/>
-                <w:szCs w:val="19"/>
-              </w:rPr>
-              <w:t xml:space="preserve">0.033  (#5)</w:t>
+                <w:sz w:val="18"/>
+                <w:szCs w:val="18"/>
+              </w:rPr>
+              <w:t xml:space="preserve">0.030  (#5)</w:t>
             </w:r>
           </w:p>
         </w:tc>
@@ -2564,10 +6394,10 @@
                 <w:b w:val="false"/>
                 <w:bCs w:val="false"/>
                 <w:color w:val="222222"/>
-                <w:sz w:val="19"/>
-                <w:szCs w:val="19"/>
-              </w:rPr>
-              <w:t xml:space="preserve">0.040  (#5)</w:t>
+                <w:sz w:val="18"/>
+                <w:szCs w:val="18"/>
+              </w:rPr>
+              <w:t xml:space="preserve">0.038  (#5)</w:t>
             </w:r>
           </w:p>
         </w:tc>
@@ -2591,10 +6421,10 @@
                 <w:b w:val="false"/>
                 <w:bCs w:val="false"/>
                 <w:color w:val="222222"/>
-                <w:sz w:val="19"/>
-                <w:szCs w:val="19"/>
-              </w:rPr>
-              <w:t xml:space="preserve">0.064  (#2)</w:t>
+                <w:sz w:val="18"/>
+                <w:szCs w:val="18"/>
+              </w:rPr>
+              <w:t xml:space="preserve">0.063  (#2)</w:t>
             </w:r>
           </w:p>
         </w:tc>
@@ -2619,8 +6449,8 @@
                 <w:b w:val="false"/>
                 <w:bCs w:val="false"/>
                 <w:color w:val="222222"/>
-                <w:sz w:val="19"/>
-                <w:szCs w:val="19"/>
+                <w:sz w:val="18"/>
+                <w:szCs w:val="18"/>
               </w:rPr>
               <w:t xml:space="preserve">energy</w:t>
             </w:r>
@@ -2645,10 +6475,10 @@
                 <w:b w:val="false"/>
                 <w:bCs w:val="false"/>
                 <w:color w:val="222222"/>
-                <w:sz w:val="19"/>
-                <w:szCs w:val="19"/>
-              </w:rPr>
-              <w:t xml:space="preserve">0.031  (#6)</w:t>
+                <w:sz w:val="18"/>
+                <w:szCs w:val="18"/>
+              </w:rPr>
+              <w:t xml:space="preserve">0.029  (#6)</w:t>
             </w:r>
           </w:p>
         </w:tc>
@@ -2671,10 +6501,10 @@
                 <w:b w:val="false"/>
                 <w:bCs w:val="false"/>
                 <w:color w:val="222222"/>
-                <w:sz w:val="19"/>
-                <w:szCs w:val="19"/>
-              </w:rPr>
-              <w:t xml:space="preserve">0.029  (#6)</w:t>
+                <w:sz w:val="18"/>
+                <w:szCs w:val="18"/>
+              </w:rPr>
+              <w:t xml:space="preserve">0.027  (#6)</w:t>
             </w:r>
           </w:p>
         </w:tc>
@@ -2697,10 +6527,10 @@
                 <w:b w:val="false"/>
                 <w:bCs w:val="false"/>
                 <w:color w:val="222222"/>
-                <w:sz w:val="19"/>
-                <w:szCs w:val="19"/>
-              </w:rPr>
-              <w:t xml:space="preserve">0.044  (#5)</w:t>
+                <w:sz w:val="18"/>
+                <w:szCs w:val="18"/>
+              </w:rPr>
+              <w:t xml:space="preserve">0.042  (#5)</w:t>
             </w:r>
           </w:p>
         </w:tc>
@@ -2726,8 +6556,8 @@
                 <w:b w:val="false"/>
                 <w:bCs w:val="false"/>
                 <w:color w:val="222222"/>
-                <w:sz w:val="19"/>
-                <w:szCs w:val="19"/>
+                <w:sz w:val="18"/>
+                <w:szCs w:val="18"/>
               </w:rPr>
               <w:t xml:space="preserve">valence</w:t>
             </w:r>
@@ -2753,10 +6583,10 @@
                 <w:b w:val="false"/>
                 <w:bCs w:val="false"/>
                 <w:color w:val="222222"/>
-                <w:sz w:val="19"/>
-                <w:szCs w:val="19"/>
-              </w:rPr>
-              <w:t xml:space="preserve">0.026  (#7)</w:t>
+                <w:sz w:val="18"/>
+                <w:szCs w:val="18"/>
+              </w:rPr>
+              <w:t xml:space="preserve">0.025  (#7)</w:t>
             </w:r>
           </w:p>
         </w:tc>
@@ -2780,10 +6610,10 @@
                 <w:b w:val="false"/>
                 <w:bCs w:val="false"/>
                 <w:color w:val="222222"/>
-                <w:sz w:val="19"/>
-                <w:szCs w:val="19"/>
-              </w:rPr>
-              <w:t xml:space="preserve">0.018  (#8)</w:t>
+                <w:sz w:val="18"/>
+                <w:szCs w:val="18"/>
+              </w:rPr>
+              <w:t xml:space="preserve">0.015  (#8)</w:t>
             </w:r>
           </w:p>
         </w:tc>
@@ -2807,10 +6637,10 @@
                 <w:b w:val="false"/>
                 <w:bCs w:val="false"/>
                 <w:color w:val="222222"/>
-                <w:sz w:val="19"/>
-                <w:szCs w:val="19"/>
-              </w:rPr>
-              <w:t xml:space="preserve">0.024  (#7)</w:t>
+                <w:sz w:val="18"/>
+                <w:szCs w:val="18"/>
+              </w:rPr>
+              <w:t xml:space="preserve">0.020  (#7)</w:t>
             </w:r>
           </w:p>
         </w:tc>
@@ -2835,8 +6665,8 @@
                 <w:b w:val="false"/>
                 <w:bCs w:val="false"/>
                 <w:color w:val="222222"/>
-                <w:sz w:val="19"/>
-                <w:szCs w:val="19"/>
+                <w:sz w:val="18"/>
+                <w:szCs w:val="18"/>
               </w:rPr>
               <w:t xml:space="preserve">duration_ms</w:t>
             </w:r>
@@ -2861,10 +6691,10 @@
                 <w:b w:val="false"/>
                 <w:bCs w:val="false"/>
                 <w:color w:val="222222"/>
-                <w:sz w:val="19"/>
-                <w:szCs w:val="19"/>
-              </w:rPr>
-              <w:t xml:space="preserve">0.024  (#8)</w:t>
+                <w:sz w:val="18"/>
+                <w:szCs w:val="18"/>
+              </w:rPr>
+              <w:t xml:space="preserve">0.019  (#8)</w:t>
             </w:r>
           </w:p>
         </w:tc>
@@ -2887,10 +6717,10 @@
                 <w:b w:val="false"/>
                 <w:bCs w:val="false"/>
                 <w:color w:val="222222"/>
-                <w:sz w:val="19"/>
-                <w:szCs w:val="19"/>
-              </w:rPr>
-              <w:t xml:space="preserve">0.067  (#3)</w:t>
+                <w:sz w:val="18"/>
+                <w:szCs w:val="18"/>
+              </w:rPr>
+              <w:t xml:space="preserve">0.065  (#4)</w:t>
             </w:r>
           </w:p>
         </w:tc>
@@ -2913,10 +6743,10 @@
                 <w:b w:val="false"/>
                 <w:bCs w:val="false"/>
                 <w:color w:val="222222"/>
-                <w:sz w:val="19"/>
-                <w:szCs w:val="19"/>
-              </w:rPr>
-              <w:t xml:space="preserve">0.033  (#6)</w:t>
+                <w:sz w:val="18"/>
+                <w:szCs w:val="18"/>
+              </w:rPr>
+              <w:t xml:space="preserve">0.031  (#6)</w:t>
             </w:r>
           </w:p>
         </w:tc>
@@ -2942,8 +6772,8 @@
                 <w:b w:val="false"/>
                 <w:bCs w:val="false"/>
                 <w:color w:val="222222"/>
-                <w:sz w:val="19"/>
-                <w:szCs w:val="19"/>
+                <w:sz w:val="18"/>
+                <w:szCs w:val="18"/>
               </w:rPr>
               <w:t xml:space="preserve">mode</w:t>
             </w:r>
@@ -2969,8 +6799,8 @@
                 <w:b w:val="false"/>
                 <w:bCs w:val="false"/>
                 <w:color w:val="222222"/>
-                <w:sz w:val="19"/>
-                <w:szCs w:val="19"/>
+                <w:sz w:val="18"/>
+                <w:szCs w:val="18"/>
               </w:rPr>
               <w:t xml:space="preserve">0.018  (#9)</w:t>
             </w:r>
@@ -2996,10 +6826,10 @@
                 <w:b w:val="false"/>
                 <w:bCs w:val="false"/>
                 <w:color w:val="222222"/>
-                <w:sz w:val="19"/>
-                <w:szCs w:val="19"/>
-              </w:rPr>
-              <w:t xml:space="preserve">0.006  (#12)</w:t>
+                <w:sz w:val="18"/>
+                <w:szCs w:val="18"/>
+              </w:rPr>
+              <w:t xml:space="preserve">0.004  (#12)</w:t>
             </w:r>
           </w:p>
         </w:tc>
@@ -3023,8 +6853,8 @@
                 <w:b w:val="false"/>
                 <w:bCs w:val="false"/>
                 <w:color w:val="222222"/>
-                <w:sz w:val="19"/>
-                <w:szCs w:val="19"/>
+                <w:sz w:val="18"/>
+                <w:szCs w:val="18"/>
               </w:rPr>
               <w:t xml:space="preserve">0.001  (#15)</w:t>
             </w:r>
@@ -3051,8 +6881,8 @@
                 <w:b w:val="false"/>
                 <w:bCs w:val="false"/>
                 <w:color w:val="222222"/>
-                <w:sz w:val="19"/>
-                <w:szCs w:val="19"/>
+                <w:sz w:val="18"/>
+                <w:szCs w:val="18"/>
               </w:rPr>
               <w:t xml:space="preserve">sections</w:t>
             </w:r>
@@ -3077,10 +6907,10 @@
                 <w:b w:val="false"/>
                 <w:bCs w:val="false"/>
                 <w:color w:val="222222"/>
-                <w:sz w:val="19"/>
-                <w:szCs w:val="19"/>
-              </w:rPr>
-              <w:t xml:space="preserve">0.014  (#10)</w:t>
+                <w:sz w:val="18"/>
+                <w:szCs w:val="18"/>
+              </w:rPr>
+              <w:t xml:space="preserve">0.012  (#10)</w:t>
             </w:r>
           </w:p>
         </w:tc>
@@ -3103,10 +6933,10 @@
                 <w:b w:val="false"/>
                 <w:bCs w:val="false"/>
                 <w:color w:val="222222"/>
-                <w:sz w:val="19"/>
-                <w:szCs w:val="19"/>
-              </w:rPr>
-              <w:t xml:space="preserve">0.014  (#9)</w:t>
+                <w:sz w:val="18"/>
+                <w:szCs w:val="18"/>
+              </w:rPr>
+              <w:t xml:space="preserve">0.013  (#9)</w:t>
             </w:r>
           </w:p>
         </w:tc>
@@ -3129,10 +6959,10 @@
                 <w:b w:val="false"/>
                 <w:bCs w:val="false"/>
                 <w:color w:val="222222"/>
-                <w:sz w:val="19"/>
-                <w:szCs w:val="19"/>
-              </w:rPr>
-              <w:t xml:space="preserve">0.007  (#10)</w:t>
+                <w:sz w:val="18"/>
+                <w:szCs w:val="18"/>
+              </w:rPr>
+              <w:t xml:space="preserve">0.007  (#9)</w:t>
             </w:r>
           </w:p>
         </w:tc>
@@ -3158,8 +6988,8 @@
                 <w:b w:val="false"/>
                 <w:bCs w:val="false"/>
                 <w:color w:val="222222"/>
-                <w:sz w:val="19"/>
-                <w:szCs w:val="19"/>
+                <w:sz w:val="18"/>
+                <w:szCs w:val="18"/>
               </w:rPr>
               <w:t xml:space="preserve">tempo</w:t>
             </w:r>
@@ -3185,10 +7015,10 @@
                 <w:b w:val="false"/>
                 <w:bCs w:val="false"/>
                 <w:color w:val="222222"/>
-                <w:sz w:val="19"/>
-                <w:szCs w:val="19"/>
-              </w:rPr>
-              <w:t xml:space="preserve">0.013  (#11)</w:t>
+                <w:sz w:val="18"/>
+                <w:szCs w:val="18"/>
+              </w:rPr>
+              <w:t xml:space="preserve">0.011  (#11)</w:t>
             </w:r>
           </w:p>
         </w:tc>
@@ -3212,10 +7042,10 @@
                 <w:b w:val="false"/>
                 <w:bCs w:val="false"/>
                 <w:color w:val="222222"/>
-                <w:sz w:val="19"/>
-                <w:szCs w:val="19"/>
-              </w:rPr>
-              <w:t xml:space="preserve">0.009  (#11)</w:t>
+                <w:sz w:val="18"/>
+                <w:szCs w:val="18"/>
+              </w:rPr>
+              <w:t xml:space="preserve">0.008  (#11)</w:t>
             </w:r>
           </w:p>
         </w:tc>
@@ -3239,10 +7069,10 @@
                 <w:b w:val="false"/>
                 <w:bCs w:val="false"/>
                 <w:color w:val="222222"/>
-                <w:sz w:val="19"/>
-                <w:szCs w:val="19"/>
-              </w:rPr>
-              <w:t xml:space="preserve">0.008  (#9)</w:t>
+                <w:sz w:val="18"/>
+                <w:szCs w:val="18"/>
+              </w:rPr>
+              <w:t xml:space="preserve">0.006  (#10)</w:t>
             </w:r>
           </w:p>
         </w:tc>
@@ -3267,8 +7097,8 @@
                 <w:b w:val="false"/>
                 <w:bCs w:val="false"/>
                 <w:color w:val="222222"/>
-                <w:sz w:val="19"/>
-                <w:szCs w:val="19"/>
+                <w:sz w:val="18"/>
+                <w:szCs w:val="18"/>
               </w:rPr>
               <w:t xml:space="preserve">liveness</w:t>
             </w:r>
@@ -3293,10 +7123,10 @@
                 <w:b w:val="false"/>
                 <w:bCs w:val="false"/>
                 <w:color w:val="222222"/>
-                <w:sz w:val="19"/>
-                <w:szCs w:val="19"/>
-              </w:rPr>
-              <w:t xml:space="preserve">0.010  (#12)</w:t>
+                <w:sz w:val="18"/>
+                <w:szCs w:val="18"/>
+              </w:rPr>
+              <w:t xml:space="preserve">0.009  (#12)</w:t>
             </w:r>
           </w:p>
         </w:tc>
@@ -3319,10 +7149,10 @@
                 <w:b w:val="false"/>
                 <w:bCs w:val="false"/>
                 <w:color w:val="222222"/>
-                <w:sz w:val="19"/>
-                <w:szCs w:val="19"/>
-              </w:rPr>
-              <w:t xml:space="preserve">0.009  (#10)</w:t>
+                <w:sz w:val="18"/>
+                <w:szCs w:val="18"/>
+              </w:rPr>
+              <w:t xml:space="preserve">0.008  (#10)</w:t>
             </w:r>
           </w:p>
         </w:tc>
@@ -3345,10 +7175,10 @@
                 <w:b w:val="false"/>
                 <w:bCs w:val="false"/>
                 <w:color w:val="222222"/>
-                <w:sz w:val="19"/>
-                <w:szCs w:val="19"/>
-              </w:rPr>
-              <w:t xml:space="preserve">0.007  (#11)</w:t>
+                <w:sz w:val="18"/>
+                <w:szCs w:val="18"/>
+              </w:rPr>
+              <w:t xml:space="preserve">0.006  (#11)</w:t>
             </w:r>
           </w:p>
         </w:tc>
@@ -3374,8 +7204,8 @@
                 <w:b w:val="false"/>
                 <w:bCs w:val="false"/>
                 <w:color w:val="222222"/>
-                <w:sz w:val="19"/>
-                <w:szCs w:val="19"/>
+                <w:sz w:val="18"/>
+                <w:szCs w:val="18"/>
               </w:rPr>
               <w:t xml:space="preserve">time_signature</w:t>
             </w:r>
@@ -3401,10 +7231,10 @@
                 <w:b w:val="false"/>
                 <w:bCs w:val="false"/>
                 <w:color w:val="222222"/>
-                <w:sz w:val="19"/>
-                <w:szCs w:val="19"/>
-              </w:rPr>
-              <w:t xml:space="preserve">0.005  (#13)</w:t>
+                <w:sz w:val="18"/>
+                <w:szCs w:val="18"/>
+              </w:rPr>
+              <w:t xml:space="preserve">0.004  (#13)</w:t>
             </w:r>
           </w:p>
         </w:tc>
@@ -3428,8 +7258,8 @@
                 <w:b w:val="false"/>
                 <w:bCs w:val="false"/>
                 <w:color w:val="222222"/>
-                <w:sz w:val="19"/>
-                <w:szCs w:val="19"/>
+                <w:sz w:val="18"/>
+                <w:szCs w:val="18"/>
               </w:rPr>
               <w:t xml:space="preserve">0.002  (#15)</w:t>
             </w:r>
@@ -3455,8 +7285,8 @@
                 <w:b w:val="false"/>
                 <w:bCs w:val="false"/>
                 <w:color w:val="222222"/>
-                <w:sz w:val="19"/>
-                <w:szCs w:val="19"/>
+                <w:sz w:val="18"/>
+                <w:szCs w:val="18"/>
               </w:rPr>
               <w:t xml:space="preserve">0.004  (#13)</w:t>
             </w:r>
@@ -3483,8 +7313,8 @@
                 <w:b w:val="false"/>
                 <w:bCs w:val="false"/>
                 <w:color w:val="222222"/>
-                <w:sz w:val="19"/>
-                <w:szCs w:val="19"/>
+                <w:sz w:val="18"/>
+                <w:szCs w:val="18"/>
               </w:rPr>
               <w:t xml:space="preserve">chorus_hit</w:t>
             </w:r>
@@ -3509,10 +7339,10 @@
                 <w:b w:val="false"/>
                 <w:bCs w:val="false"/>
                 <w:color w:val="222222"/>
-                <w:sz w:val="19"/>
-                <w:szCs w:val="19"/>
-              </w:rPr>
-              <w:t xml:space="preserve">0.004  (#14)</w:t>
+                <w:sz w:val="18"/>
+                <w:szCs w:val="18"/>
+              </w:rPr>
+              <w:t xml:space="preserve">0.003  (#14)</w:t>
             </w:r>
           </w:p>
         </w:tc>
@@ -3535,10 +7365,10 @@
                 <w:b w:val="false"/>
                 <w:bCs w:val="false"/>
                 <w:color w:val="222222"/>
-                <w:sz w:val="19"/>
-                <w:szCs w:val="19"/>
-              </w:rPr>
-              <w:t xml:space="preserve">0.005  (#13)</w:t>
+                <w:sz w:val="18"/>
+                <w:szCs w:val="18"/>
+              </w:rPr>
+              <w:t xml:space="preserve">0.004  (#13)</w:t>
             </w:r>
           </w:p>
         </w:tc>
@@ -3561,10 +7391,10 @@
                 <w:b w:val="false"/>
                 <w:bCs w:val="false"/>
                 <w:color w:val="222222"/>
-                <w:sz w:val="19"/>
-                <w:szCs w:val="19"/>
-              </w:rPr>
-              <w:t xml:space="preserve">0.006  (#12)</w:t>
+                <w:sz w:val="18"/>
+                <w:szCs w:val="18"/>
+              </w:rPr>
+              <w:t xml:space="preserve">0.004  (#12)</w:t>
             </w:r>
           </w:p>
         </w:tc>
@@ -3590,8 +7420,8 @@
                 <w:b w:val="false"/>
                 <w:bCs w:val="false"/>
                 <w:color w:val="222222"/>
-                <w:sz w:val="19"/>
-                <w:szCs w:val="19"/>
+                <w:sz w:val="18"/>
+                <w:szCs w:val="18"/>
               </w:rPr>
               <w:t xml:space="preserve">key</w:t>
             </w:r>
@@ -3617,8 +7447,8 @@
                 <w:b w:val="false"/>
                 <w:bCs w:val="false"/>
                 <w:color w:val="222222"/>
-                <w:sz w:val="19"/>
-                <w:szCs w:val="19"/>
+                <w:sz w:val="18"/>
+                <w:szCs w:val="18"/>
               </w:rPr>
               <w:t xml:space="preserve">0.003  (#15)</w:t>
             </w:r>
@@ -3644,8 +7474,8 @@
                 <w:b w:val="false"/>
                 <w:bCs w:val="false"/>
                 <w:color w:val="222222"/>
-                <w:sz w:val="19"/>
-                <w:szCs w:val="19"/>
+                <w:sz w:val="18"/>
+                <w:szCs w:val="18"/>
               </w:rPr>
               <w:t xml:space="preserve">0.003  (#14)</w:t>
             </w:r>
@@ -3671,10 +7501,10 @@
                 <w:b w:val="false"/>
                 <w:bCs w:val="false"/>
                 <w:color w:val="222222"/>
-                <w:sz w:val="19"/>
-                <w:szCs w:val="19"/>
-              </w:rPr>
-              <w:t xml:space="preserve">0.004  (#14)</w:t>
+                <w:sz w:val="18"/>
+                <w:szCs w:val="18"/>
+              </w:rPr>
+              <w:t xml:space="preserve">0.003  (#14)</w:t>
             </w:r>
           </w:p>
         </w:tc>
@@ -3690,7 +7520,7 @@
           <wp:inline distT="0" distB="0" distL="0" distR="0">
             <wp:extent cx="4267200" cy="3381375"/>
             <wp:effectExtent t="0" r="0" b="0" l="0"/>
-            <wp:docPr id="1" name="Figure 2" descr="Feature importance (mean |SHAP|) by era. Darker cells mark stronger influence on the hit prediction." title="Figure 2"/>
+            <wp:docPr id="1" name="Figure 6" descr="Feature importance (mean |SHAP|) by era. Darker cells mark stronger influence on the hit prediction." title="Figure 6"/>
             <wp:cNvGraphicFramePr>
               <a:graphicFrameLocks xmlns:a="http://schemas.openxmlformats.org/drawingml/2006/main" noChangeAspect="1"/>
             </wp:cNvGraphicFramePr>
@@ -3704,7 +7534,7 @@
                     </pic:cNvPicPr>
                   </pic:nvPicPr>
                   <pic:blipFill>
-                    <a:blip r:embed="rId9" cstate="none"/>
+                    <a:blip r:embed="rId13" cstate="none"/>
                     <a:srcRect/>
                     <a:stretch>
                       <a:fillRect/>
@@ -3738,7 +7568,7 @@
           <w:sz w:val="19"/>
           <w:szCs w:val="19"/>
         </w:rPr>
-        <w:t xml:space="preserve">Figure 2. </w:t>
+        <w:t xml:space="preserve">Figure 6. </w:t>
       </w:r>
       <w:r>
         <w:rPr>
@@ -3756,7 +7586,7 @@
         <w:pStyle w:val="Heading2"/>
       </w:pPr>
       <w:r>
-        <w:t xml:space="preserve">4.3 Trend across decades</w:t>
+        <w:t xml:space="preserve">5.4 Trend across decades</w:t>
       </w:r>
     </w:p>
     <w:p>
@@ -3764,7 +7594,7 @@
         <w:spacing w:after="140"/>
       </w:pPr>
       <w:r>
-        <w:t xml:space="preserve">The decade-level view (Figure 3) shows these shifts as smooth trajectories rather than abrupt jumps: instrumentalness rises throughout and accelerates after the 1990s; loudness climbs steadily from the 1990s onward; while danceability and song-duration importance peak around the 1990s and then recede.</w:t>
+        <w:t xml:space="preserve">The decade-level view (Figure 7) shows these shifts as smooth trajectories rather than abrupt jumps: instrumentalness rises throughout and accelerates after the 1990s; loudness climbs steadily from the 1990s onward; while danceability and song-duration importance peak around the 1990s and then recede.</w:t>
       </w:r>
     </w:p>
     <w:p>
@@ -3777,7 +7607,7 @@
           <wp:inline distT="0" distB="0" distL="0" distR="0">
             <wp:extent cx="5829300" cy="4076700"/>
             <wp:effectExtent t="0" r="0" b="0" l="0"/>
-            <wp:docPr id="1" name="Figure 3" descr="How feature importance (mean |SHAP|) shifts across the six decades, shaded by era." title="Figure 3"/>
+            <wp:docPr id="1" name="Figure 7" descr="How feature importance (mean |SHAP|) shifts across the six decades, shaded by era." title="Figure 7"/>
             <wp:cNvGraphicFramePr>
               <a:graphicFrameLocks xmlns:a="http://schemas.openxmlformats.org/drawingml/2006/main" noChangeAspect="1"/>
             </wp:cNvGraphicFramePr>
@@ -3791,7 +7621,7 @@
                     </pic:cNvPicPr>
                   </pic:nvPicPr>
                   <pic:blipFill>
-                    <a:blip r:embed="rId10" cstate="none"/>
+                    <a:blip r:embed="rId14" cstate="none"/>
                     <a:srcRect/>
                     <a:stretch>
                       <a:fillRect/>
@@ -3825,7 +7655,7 @@
           <w:sz w:val="19"/>
           <w:szCs w:val="19"/>
         </w:rPr>
-        <w:t xml:space="preserve">Figure 3. </w:t>
+        <w:t xml:space="preserve">Figure 7. </w:t>
       </w:r>
       <w:r>
         <w:rPr>
@@ -3843,7 +7673,7 @@
         <w:pStyle w:val="Heading2"/>
       </w:pPr>
       <w:r>
-        <w:t xml:space="preserve">4.4 Direction of effect</w:t>
+        <w:t xml:space="preserve">5.5 Direction of effect</w:t>
       </w:r>
     </w:p>
     <w:p>
@@ -3851,7 +7681,7 @@
         <w:spacing w:after="140"/>
       </w:pPr>
       <w:r>
-        <w:t xml:space="preserve">Standardised logistic-regression coefficients (Figure 4) make the direction explicit and show it intensifying over time: high instrumentalness pushes strongly toward flop (coefficient −0.82 in the Analog era, deepening to −2.42 in the Streaming era), while high loudness increasingly pushes toward hit (+0.28 → +1.93). In short, the modern hit is reliably vocal-forward and loud. The SHAP beeswarm plots in the accompanying interactive dashboard confirm this at the level of individual tracks.</w:t>
+        <w:t xml:space="preserve">Standardised logistic-regression coefficients (Figure 8) make the direction explicit and show it intensifying over time: high instrumentalness pushes strongly toward flop (coefficient −0.82 in the Analog era, deepening to −2.49 in the Streaming era), while high loudness increasingly pushes toward hit (+0.28 → +1.95). In short, the modern hit is reliably vocal-forward and loud. The SHAP beeswarm plots in the accompanying interactive dashboard confirm this at the level of individual tracks.</w:t>
       </w:r>
     </w:p>
     <w:p>
@@ -3864,7 +7694,7 @@
           <wp:inline distT="0" distB="0" distL="0" distR="0">
             <wp:extent cx="4343400" cy="3562350"/>
             <wp:effectExtent t="0" r="0" b="0" l="0"/>
-            <wp:docPr id="1" name="Figure 4" descr="Direction of effect by era (standardised logistic-regression coefficients). Blue pushes toward hit, red toward flop." title="Figure 4"/>
+            <wp:docPr id="1" name="Figure 8" descr="Direction of effect by era (standardised logistic-regression coefficients). Blue pushes toward hit, red toward flop." title="Figure 8"/>
             <wp:cNvGraphicFramePr>
               <a:graphicFrameLocks xmlns:a="http://schemas.openxmlformats.org/drawingml/2006/main" noChangeAspect="1"/>
             </wp:cNvGraphicFramePr>
@@ -3878,7 +7708,7 @@
                     </pic:cNvPicPr>
                   </pic:nvPicPr>
                   <pic:blipFill>
-                    <a:blip r:embed="rId11" cstate="none"/>
+                    <a:blip r:embed="rId15" cstate="none"/>
                     <a:srcRect/>
                     <a:stretch>
                       <a:fillRect/>
@@ -3912,7 +7742,7 @@
           <w:sz w:val="19"/>
           <w:szCs w:val="19"/>
         </w:rPr>
-        <w:t xml:space="preserve">Figure 4. </w:t>
+        <w:t xml:space="preserve">Figure 8. </w:t>
       </w:r>
       <w:r>
         <w:rPr>
@@ -3930,7 +7760,7 @@
         <w:pStyle w:val="Heading1"/>
       </w:pPr>
       <w:r>
-        <w:t xml:space="preserve">5. Discussion</w:t>
+        <w:t xml:space="preserve">6. Discussion</w:t>
       </w:r>
     </w:p>
     <w:p>
@@ -3938,7 +7768,7 @@
         <w:spacing w:after="140"/>
       </w:pPr>
       <w:r>
-        <w:t xml:space="preserve">The results tell a coherent story that maps onto known shifts in music production and distribution. The growing importance and steepening penalty of instrumentalness reflect an increasingly vocal-centric, song-over-composition pop market. The sharp rise of loudness is consistent with the well-documented “loudness war” and streaming-era mastering practices, where higher perceived loudness aids engagement. The decline of acousticness and speechiness, together with the mid-period prominence of danceability, aligns with the rise of electronic, dance-oriented production through the 1990s and 2000s. Finally, the overall increase in predictability suggests that the audio signature of a commercial hit has become more standardised: the features Spotify measures separate hits from flops more cleanly in the streaming era than they did in the 1960s.</w:t>
+        <w:t xml:space="preserve">The results tell a coherent story that maps onto known shifts in music production and distribution, and the model-based importances echo the raw class differences seen in the EDA. The growing importance and steepening penalty of instrumentalness reflect an increasingly vocal-centric, song-over-composition pop market. The sharp rise of loudness is consistent with the well-documented “loudness war” and streaming-era mastering practices. The decline of acousticness and speechiness, together with the mid-period prominence of danceability, aligns with the rise of electronic, dance-oriented production through the 1990s and 2000s. Finally, the overall increase in predictability suggests that the audio signature of a commercial hit has become more standardised: the features Spotify measures separate hits from flops more cleanly in the streaming era than they did in the 1960s.</w:t>
       </w:r>
     </w:p>
     <w:p>
@@ -3946,7 +7776,7 @@
         <w:pStyle w:val="Heading1"/>
       </w:pPr>
       <w:r>
-        <w:t xml:space="preserve">6. Limitations</w:t>
+        <w:t xml:space="preserve">7. Limitations</w:t>
       </w:r>
     </w:p>
     <w:p>
@@ -3966,7 +7796,7 @@
         <w:t xml:space="preserve">Balanced sampling.</w:t>
       </w:r>
       <w:r>
-        <w:t xml:space="preserve"> The dataset is 50/50 hit/flop by construction, so reported accuracies do not reflect real-world base rates (hits are rare); ROC-AUC and the relative feature comparisons are the more meaningful outputs.</w:t>
+        <w:t xml:space="preserve"> The dataset is 50/50 hit/flop by construction, so reported accuracies do not reflect real-world base rates; ROC-AUC and the relative feature comparisons are the more meaningful outputs.</w:t>
       </w:r>
     </w:p>
     <w:p>
@@ -4003,10 +7833,10 @@
           <w:b/>
           <w:bCs/>
         </w:rPr>
-        <w:t xml:space="preserve">Encoding of key.</w:t>
-      </w:r>
-      <w:r>
-        <w:t xml:space="preserve"> Musical key was treated as an ordinal numeric rather than one-hot encoded — a minor simplification, given its consistently low importance.</w:t>
+        <w:t xml:space="preserve">Tuning scope.</w:t>
+      </w:r>
+      <w:r>
+        <w:t xml:space="preserve"> Grid search used compact, sensible ranges with 3-fold cross-validation; wider searches or nested CV could refine the settings further, though the model ranking is unlikely to change.</w:t>
       </w:r>
     </w:p>
     <w:p>
@@ -4023,10 +7853,10 @@
           <w:b/>
           <w:bCs/>
         </w:rPr>
-        <w:t xml:space="preserve">Retained noise.</w:t>
-      </w:r>
-      <w:r>
-        <w:t xml:space="preserve"> Cross-decade duplicate tracks (~1.3%) and a few extreme audio outliers (e.g., very long durations) were kept rather than removed.</w:t>
+        <w:t xml:space="preserve">Encoding of key.</w:t>
+      </w:r>
+      <w:r>
+        <w:t xml:space="preserve"> Musical key was treated as an ordinal numeric rather than one-hot encoded — a minor simplification given its consistently low importance.</w:t>
       </w:r>
     </w:p>
     <w:p>
@@ -4046,7 +7876,7 @@
         <w:t xml:space="preserve">Association, not causation.</w:t>
       </w:r>
       <w:r>
-        <w:t xml:space="preserve"> SHAP describes feature influence within the model, not causal effects; both the definition of a “hit” and Spotify's audio-feature extraction may themselves vary across eras.</w:t>
+        <w:t xml:space="preserve"> SHAP describes feature influence within the model, not causal effects; both the definition of a “hit” and Spotify's feature extraction may vary across eras.</w:t>
       </w:r>
     </w:p>
     <w:p>
@@ -4054,7 +7884,7 @@
         <w:pStyle w:val="Heading1"/>
       </w:pPr>
       <w:r>
-        <w:t xml:space="preserve">7. Conclusion</w:t>
+        <w:t xml:space="preserve">8. Conclusion</w:t>
       </w:r>
     </w:p>
     <w:p>
@@ -4062,7 +7892,7 @@
         <w:spacing w:after="140"/>
       </w:pPr>
       <w:r>
-        <w:t xml:space="preserve">A Random Forest predicts Billboard chart success from Spotify audio features well, and consistently better than Logistic Regression or KNN, reaching ROC-AUC ≈ 0.92 in the modern era. More importantly, the drivers of success are not static: vocal presence (instrumentalness) and loudness have become steadily more decisive into the streaming era, while speechiness and acousticness have faded. Modelling each era separately and comparing SHAP importance turns a routine classifier benchmark into evidence about how the sound of a hit has changed across six decades.</w:t>
+        <w:t xml:space="preserve">With hyperparameters selected by grid search, a Random Forest predicts Billboard chart success from Spotify audio features well, and consistently better than Logistic Regression or KNN, reaching ROC-AUC ≈ 0.92 in the modern era. More importantly, the drivers of success are not static: vocal presence (instrumentalness) and loudness have become steadily more decisive into the streaming era, while speechiness and acousticness have faded. Modelling each era separately and comparing SHAP importance turns a routine classifier benchmark into evidence about how the sound of a hit has changed across six decades.</w:t>
       </w:r>
     </w:p>
     <w:p>
@@ -4078,6 +7908,24 @@
         <w:spacing w:after="120"/>
       </w:pPr>
       <w:r>
+        <w:t xml:space="preserve">Georgieva, E., Śuta, M., &amp; Burton, N. (2018). </w:t>
+      </w:r>
+      <w:r>
+        <w:rPr>
+          <w:i/>
+          <w:iCs/>
+        </w:rPr>
+        <w:t xml:space="preserve">HitPredict: Predicting Billboard Hits Using Spotify Data</w:t>
+      </w:r>
+      <w:r>
+        <w:t xml:space="preserve">. Stanford CS229. </w:t>
+      </w:r>
+    </w:p>
+    <w:p>
+      <w:pPr>
+        <w:spacing w:after="120"/>
+      </w:pPr>
+      <w:r>
         <w:t xml:space="preserve">IFPI. (2025). </w:t>
       </w:r>
       <w:r>
@@ -4090,7 +7938,7 @@
       <w:r>
         <w:t xml:space="preserve">: global recorded music revenues grew 4.8% in 2024. </w:t>
       </w:r>
-      <w:hyperlink w:history="1" r:id="rId9kypaue2pi6uruhr6yipl">
+      <w:hyperlink w:history="1" r:id="rId-zcl6uzop_kfxmihkxq6y">
         <w:r>
           <w:rPr>
             <w:rStyle w:val="Hyperlink"/>
@@ -4104,6 +7952,84 @@
         <w:spacing w:after="120"/>
       </w:pPr>
       <w:r>
+        <w:t xml:space="preserve">Putra, &amp; Rahayu (2023). </w:t>
+      </w:r>
+      <w:r>
+        <w:rPr>
+          <w:i/>
+          <w:iCs/>
+        </w:rPr>
+        <w:t xml:space="preserve">Predicting song popularity based on Spotify's audio features: insights from the Indonesian streaming users</w:t>
+      </w:r>
+      <w:r>
+        <w:t xml:space="preserve">. Journal of Management Analytics. </w:t>
+      </w:r>
+      <w:hyperlink w:history="1" r:id="rIdrkro_h-01efbbacenfbor">
+        <w:r>
+          <w:rPr>
+            <w:rStyle w:val="Hyperlink"/>
+          </w:rPr>
+          <w:t xml:space="preserve">tandfonline.com</w:t>
+        </w:r>
+      </w:hyperlink>
+    </w:p>
+    <w:p>
+      <w:pPr>
+        <w:spacing w:after="120"/>
+      </w:pPr>
+      <w:r>
+        <w:t xml:space="preserve">SpotHitPy (2023). </w:t>
+      </w:r>
+      <w:r>
+        <w:rPr>
+          <w:i/>
+          <w:iCs/>
+        </w:rPr>
+        <w:t xml:space="preserve">A Study For ML-Based Song Hit Prediction Using Spotify</w:t>
+      </w:r>
+      <w:r>
+        <w:t xml:space="preserve">. arXiv:2301.07978. </w:t>
+      </w:r>
+      <w:hyperlink w:history="1" r:id="rId1irmlbbiww2qbbg4y9dob">
+        <w:r>
+          <w:rPr>
+            <w:rStyle w:val="Hyperlink"/>
+          </w:rPr>
+          <w:t xml:space="preserve">arxiv.org/abs/2301.07978</w:t>
+        </w:r>
+      </w:hyperlink>
+    </w:p>
+    <w:p>
+      <w:pPr>
+        <w:spacing w:after="120"/>
+      </w:pPr>
+      <w:r>
+        <w:t xml:space="preserve">Yang et al. (2023). </w:t>
+      </w:r>
+      <w:r>
+        <w:rPr>
+          <w:i/>
+          <w:iCs/>
+        </w:rPr>
+        <w:t xml:space="preserve">An Analysis of Classification Approaches for Hit Song Prediction using Engineered Metadata Features with Lyrics and Audio Features</w:t>
+      </w:r>
+      <w:r>
+        <w:t xml:space="preserve">. arXiv:2301.13507. </w:t>
+      </w:r>
+      <w:hyperlink w:history="1" r:id="rIdsvsl6spn3s4mhmrjm0oeg">
+        <w:r>
+          <w:rPr>
+            <w:rStyle w:val="Hyperlink"/>
+          </w:rPr>
+          <w:t xml:space="preserve">arxiv.org/abs/2301.13507</w:t>
+        </w:r>
+      </w:hyperlink>
+    </w:p>
+    <w:p>
+      <w:pPr>
+        <w:spacing w:after="120"/>
+      </w:pPr>
+      <w:r>
         <w:t xml:space="preserve">theoverman. </w:t>
       </w:r>
       <w:r>
@@ -4116,7 +8042,7 @@
       <w:r>
         <w:t xml:space="preserve">. Kaggle. </w:t>
       </w:r>
-      <w:hyperlink w:history="1" r:id="rIds4w1fnvyvsa78m8f9sjkn">
+      <w:hyperlink w:history="1" r:id="rIdxqughxxfhaoclfm9jjkzb">
         <w:r>
           <w:rPr>
             <w:rStyle w:val="Hyperlink"/>
@@ -4124,6 +8050,21 @@
           <w:t xml:space="preserve">kaggle.com</w:t>
         </w:r>
       </w:hyperlink>
+    </w:p>
+    <w:p>
+      <w:pPr>
+        <w:spacing w:before="200"/>
+      </w:pPr>
+      <w:r>
+        <w:rPr>
+          <w:i/>
+          <w:iCs/>
+          <w:color w:val="888888"/>
+          <w:sz w:val="17"/>
+          <w:szCs w:val="17"/>
+        </w:rPr>
+        <w:t xml:space="preserve">Note: author lists for the cited prediction studies are abbreviated; verify exact author details against the linked sources before final submission.</w:t>
+      </w:r>
     </w:p>
     <w:sectPr>
       <w:footerReference w:type="default" r:id="rId7"/>
@@ -4189,7 +8130,7 @@
         <w:sz w:val="16"/>
         <w:szCs w:val="16"/>
       </w:rPr>
-      <w:t xml:space="preserve">Spotify Hit Predictor — cross-era analysis   ·   </w:t>
+      <w:t xml:space="preserve">Spotify Hit Predictor — cross-era analysis (tuned)   ·   </w:t>
     </w:r>
     <w:r>
       <w:rPr>
